--- a/templates/09-ai-vision/k8-checklist-trien-khai-ban-giao.docx
+++ b/templates/09-ai-vision/k8-checklist-trien-khai-ban-giao.docx
@@ -3278,11 +3278,11 @@
         <w:tblLayout w:type="autofit"/>
       </w:tblPr>
       <w:tblGrid>
-        <w:gridCol w:w="672"/>
-        <w:gridCol w:w="3064"/>
-        <w:gridCol w:w="2174"/>
-        <w:gridCol w:w="1223"/>
-        <w:gridCol w:w="1892"/>
+        <w:gridCol w:w="684"/>
+        <w:gridCol w:w="2895"/>
+        <w:gridCol w:w="2071"/>
+        <w:gridCol w:w="1180"/>
+        <w:gridCol w:w="2195"/>
       </w:tblGrid>
       <w:tr>
         <w:trPr>
@@ -3291,7 +3291,7 @@
         </w:trPr>
         <w:tc>
           <w:tcPr>
-            <w:tcW w:type="dxa" w:w="672"/>
+            <w:tcW w:type="dxa" w:w="684"/>
             <w:tcBorders>
               <w:top w:val="single" w:color="000000" w:sz="4"/>
               <w:left w:val="single" w:color="000000" w:sz="4"/>
@@ -3329,7 +3329,7 @@
         </w:tc>
         <w:tc>
           <w:tcPr>
-            <w:tcW w:type="dxa" w:w="3064"/>
+            <w:tcW w:type="dxa" w:w="2895"/>
             <w:tcBorders>
               <w:top w:val="single" w:color="000000" w:sz="4"/>
               <w:left w:val="single" w:color="000000" w:sz="4"/>
@@ -3367,7 +3367,7 @@
         </w:tc>
         <w:tc>
           <w:tcPr>
-            <w:tcW w:type="dxa" w:w="2174"/>
+            <w:tcW w:type="dxa" w:w="2071"/>
             <w:tcBorders>
               <w:top w:val="single" w:color="000000" w:sz="4"/>
               <w:left w:val="single" w:color="000000" w:sz="4"/>
@@ -3405,7 +3405,7 @@
         </w:tc>
         <w:tc>
           <w:tcPr>
-            <w:tcW w:type="dxa" w:w="1223"/>
+            <w:tcW w:type="dxa" w:w="1180"/>
             <w:tcBorders>
               <w:top w:val="single" w:color="000000" w:sz="4"/>
               <w:left w:val="single" w:color="000000" w:sz="4"/>
@@ -3443,7 +3443,7 @@
         </w:tc>
         <w:tc>
           <w:tcPr>
-            <w:tcW w:type="dxa" w:w="1892"/>
+            <w:tcW w:type="dxa" w:w="2195"/>
             <w:tcBorders>
               <w:top w:val="single" w:color="000000" w:sz="4"/>
               <w:left w:val="single" w:color="000000" w:sz="4"/>
@@ -3487,7 +3487,7 @@
         </w:trPr>
         <w:tc>
           <w:tcPr>
-            <w:tcW w:type="dxa" w:w="672"/>
+            <w:tcW w:type="dxa" w:w="684"/>
             <w:tcBorders>
               <w:top w:val="single" w:color="000000" w:sz="4"/>
               <w:left w:val="single" w:color="000000" w:sz="4"/>
@@ -3524,7 +3524,7 @@
         </w:tc>
         <w:tc>
           <w:tcPr>
-            <w:tcW w:type="dxa" w:w="3064"/>
+            <w:tcW w:type="dxa" w:w="2895"/>
             <w:tcBorders>
               <w:top w:val="single" w:color="000000" w:sz="4"/>
               <w:left w:val="single" w:color="000000" w:sz="4"/>
@@ -3585,7 +3585,7 @@
         </w:tc>
         <w:tc>
           <w:tcPr>
-            <w:tcW w:type="dxa" w:w="2174"/>
+            <w:tcW w:type="dxa" w:w="2071"/>
             <w:tcBorders>
               <w:top w:val="single" w:color="000000" w:sz="4"/>
               <w:left w:val="single" w:color="000000" w:sz="4"/>
@@ -3622,7 +3622,7 @@
         </w:tc>
         <w:tc>
           <w:tcPr>
-            <w:tcW w:type="dxa" w:w="1223"/>
+            <w:tcW w:type="dxa" w:w="1180"/>
             <w:tcBorders>
               <w:top w:val="single" w:color="000000" w:sz="4"/>
               <w:left w:val="single" w:color="000000" w:sz="4"/>
@@ -3659,7 +3659,7 @@
         </w:tc>
         <w:tc>
           <w:tcPr>
-            <w:tcW w:type="dxa" w:w="1892"/>
+            <w:tcW w:type="dxa" w:w="2195"/>
             <w:tcBorders>
               <w:top w:val="single" w:color="000000" w:sz="4"/>
               <w:left w:val="single" w:color="000000" w:sz="4"/>
@@ -3702,7 +3702,7 @@
         </w:trPr>
         <w:tc>
           <w:tcPr>
-            <w:tcW w:type="dxa" w:w="672"/>
+            <w:tcW w:type="dxa" w:w="684"/>
             <w:tcBorders>
               <w:top w:val="single" w:color="000000" w:sz="4"/>
               <w:left w:val="single" w:color="000000" w:sz="4"/>
@@ -3739,7 +3739,7 @@
         </w:tc>
         <w:tc>
           <w:tcPr>
-            <w:tcW w:type="dxa" w:w="3064"/>
+            <w:tcW w:type="dxa" w:w="2895"/>
             <w:tcBorders>
               <w:top w:val="single" w:color="000000" w:sz="4"/>
               <w:left w:val="single" w:color="000000" w:sz="4"/>
@@ -3776,7 +3776,7 @@
         </w:tc>
         <w:tc>
           <w:tcPr>
-            <w:tcW w:type="dxa" w:w="2174"/>
+            <w:tcW w:type="dxa" w:w="2071"/>
             <w:tcBorders>
               <w:top w:val="single" w:color="000000" w:sz="4"/>
               <w:left w:val="single" w:color="000000" w:sz="4"/>
@@ -3813,7 +3813,7 @@
         </w:tc>
         <w:tc>
           <w:tcPr>
-            <w:tcW w:type="dxa" w:w="1223"/>
+            <w:tcW w:type="dxa" w:w="1180"/>
             <w:tcBorders>
               <w:top w:val="single" w:color="000000" w:sz="4"/>
               <w:left w:val="single" w:color="000000" w:sz="4"/>
@@ -3850,7 +3850,7 @@
         </w:tc>
         <w:tc>
           <w:tcPr>
-            <w:tcW w:type="dxa" w:w="1892"/>
+            <w:tcW w:type="dxa" w:w="2195"/>
             <w:tcBorders>
               <w:top w:val="single" w:color="000000" w:sz="4"/>
               <w:left w:val="single" w:color="000000" w:sz="4"/>
@@ -3905,7 +3905,7 @@
         </w:trPr>
         <w:tc>
           <w:tcPr>
-            <w:tcW w:type="dxa" w:w="672"/>
+            <w:tcW w:type="dxa" w:w="684"/>
             <w:tcBorders>
               <w:top w:val="single" w:color="000000" w:sz="4"/>
               <w:left w:val="single" w:color="000000" w:sz="4"/>
@@ -3942,7 +3942,7 @@
         </w:tc>
         <w:tc>
           <w:tcPr>
-            <w:tcW w:type="dxa" w:w="3064"/>
+            <w:tcW w:type="dxa" w:w="2895"/>
             <w:tcBorders>
               <w:top w:val="single" w:color="000000" w:sz="4"/>
               <w:left w:val="single" w:color="000000" w:sz="4"/>
@@ -4015,7 +4015,7 @@
         </w:tc>
         <w:tc>
           <w:tcPr>
-            <w:tcW w:type="dxa" w:w="2174"/>
+            <w:tcW w:type="dxa" w:w="2071"/>
             <w:tcBorders>
               <w:top w:val="single" w:color="000000" w:sz="4"/>
               <w:left w:val="single" w:color="000000" w:sz="4"/>
@@ -4052,7 +4052,7 @@
         </w:tc>
         <w:tc>
           <w:tcPr>
-            <w:tcW w:type="dxa" w:w="1223"/>
+            <w:tcW w:type="dxa" w:w="1180"/>
             <w:tcBorders>
               <w:top w:val="single" w:color="000000" w:sz="4"/>
               <w:left w:val="single" w:color="000000" w:sz="4"/>
@@ -4089,7 +4089,7 @@
         </w:tc>
         <w:tc>
           <w:tcPr>
-            <w:tcW w:type="dxa" w:w="1892"/>
+            <w:tcW w:type="dxa" w:w="2195"/>
             <w:tcBorders>
               <w:top w:val="single" w:color="000000" w:sz="4"/>
               <w:left w:val="single" w:color="000000" w:sz="4"/>
@@ -4120,7 +4120,7 @@
         </w:trPr>
         <w:tc>
           <w:tcPr>
-            <w:tcW w:type="dxa" w:w="672"/>
+            <w:tcW w:type="dxa" w:w="684"/>
             <w:tcBorders>
               <w:top w:val="single" w:color="000000" w:sz="4"/>
               <w:left w:val="single" w:color="000000" w:sz="4"/>
@@ -4157,7 +4157,7 @@
         </w:tc>
         <w:tc>
           <w:tcPr>
-            <w:tcW w:type="dxa" w:w="3064"/>
+            <w:tcW w:type="dxa" w:w="2895"/>
             <w:tcBorders>
               <w:top w:val="single" w:color="000000" w:sz="4"/>
               <w:left w:val="single" w:color="000000" w:sz="4"/>
@@ -4194,7 +4194,7 @@
         </w:tc>
         <w:tc>
           <w:tcPr>
-            <w:tcW w:type="dxa" w:w="2174"/>
+            <w:tcW w:type="dxa" w:w="2071"/>
             <w:tcBorders>
               <w:top w:val="single" w:color="000000" w:sz="4"/>
               <w:left w:val="single" w:color="000000" w:sz="4"/>
@@ -4231,7 +4231,7 @@
         </w:tc>
         <w:tc>
           <w:tcPr>
-            <w:tcW w:type="dxa" w:w="1223"/>
+            <w:tcW w:type="dxa" w:w="1180"/>
             <w:tcBorders>
               <w:top w:val="single" w:color="000000" w:sz="4"/>
               <w:left w:val="single" w:color="000000" w:sz="4"/>
@@ -4268,7 +4268,7 @@
         </w:tc>
         <w:tc>
           <w:tcPr>
-            <w:tcW w:type="dxa" w:w="1892"/>
+            <w:tcW w:type="dxa" w:w="2195"/>
             <w:tcBorders>
               <w:top w:val="single" w:color="000000" w:sz="4"/>
               <w:left w:val="single" w:color="000000" w:sz="4"/>
@@ -4299,7 +4299,7 @@
         </w:trPr>
         <w:tc>
           <w:tcPr>
-            <w:tcW w:type="dxa" w:w="672"/>
+            <w:tcW w:type="dxa" w:w="684"/>
             <w:tcBorders>
               <w:top w:val="single" w:color="000000" w:sz="4"/>
               <w:left w:val="single" w:color="000000" w:sz="4"/>
@@ -4336,7 +4336,7 @@
         </w:tc>
         <w:tc>
           <w:tcPr>
-            <w:tcW w:type="dxa" w:w="3064"/>
+            <w:tcW w:type="dxa" w:w="2895"/>
             <w:tcBorders>
               <w:top w:val="single" w:color="000000" w:sz="4"/>
               <w:left w:val="single" w:color="000000" w:sz="4"/>
@@ -4373,7 +4373,7 @@
         </w:tc>
         <w:tc>
           <w:tcPr>
-            <w:tcW w:type="dxa" w:w="2174"/>
+            <w:tcW w:type="dxa" w:w="2071"/>
             <w:tcBorders>
               <w:top w:val="single" w:color="000000" w:sz="4"/>
               <w:left w:val="single" w:color="000000" w:sz="4"/>
@@ -4410,7 +4410,7 @@
         </w:tc>
         <w:tc>
           <w:tcPr>
-            <w:tcW w:type="dxa" w:w="1223"/>
+            <w:tcW w:type="dxa" w:w="1180"/>
             <w:tcBorders>
               <w:top w:val="single" w:color="000000" w:sz="4"/>
               <w:left w:val="single" w:color="000000" w:sz="4"/>
@@ -4447,7 +4447,7 @@
         </w:tc>
         <w:tc>
           <w:tcPr>
-            <w:tcW w:type="dxa" w:w="1892"/>
+            <w:tcW w:type="dxa" w:w="2195"/>
             <w:tcBorders>
               <w:top w:val="single" w:color="000000" w:sz="4"/>
               <w:left w:val="single" w:color="000000" w:sz="4"/>
@@ -4490,7 +4490,7 @@
         </w:trPr>
         <w:tc>
           <w:tcPr>
-            <w:tcW w:type="dxa" w:w="672"/>
+            <w:tcW w:type="dxa" w:w="684"/>
             <w:tcBorders>
               <w:top w:val="single" w:color="000000" w:sz="4"/>
               <w:left w:val="single" w:color="000000" w:sz="4"/>
@@ -4527,7 +4527,7 @@
         </w:tc>
         <w:tc>
           <w:tcPr>
-            <w:tcW w:type="dxa" w:w="3064"/>
+            <w:tcW w:type="dxa" w:w="2895"/>
             <w:tcBorders>
               <w:top w:val="single" w:color="000000" w:sz="4"/>
               <w:left w:val="single" w:color="000000" w:sz="4"/>
@@ -4624,7 +4624,7 @@
         </w:tc>
         <w:tc>
           <w:tcPr>
-            <w:tcW w:type="dxa" w:w="2174"/>
+            <w:tcW w:type="dxa" w:w="2071"/>
             <w:tcBorders>
               <w:top w:val="single" w:color="000000" w:sz="4"/>
               <w:left w:val="single" w:color="000000" w:sz="4"/>
@@ -4661,7 +4661,7 @@
         </w:tc>
         <w:tc>
           <w:tcPr>
-            <w:tcW w:type="dxa" w:w="1223"/>
+            <w:tcW w:type="dxa" w:w="1180"/>
             <w:tcBorders>
               <w:top w:val="single" w:color="000000" w:sz="4"/>
               <w:left w:val="single" w:color="000000" w:sz="4"/>
@@ -4698,7 +4698,7 @@
         </w:tc>
         <w:tc>
           <w:tcPr>
-            <w:tcW w:type="dxa" w:w="1892"/>
+            <w:tcW w:type="dxa" w:w="2195"/>
             <w:tcBorders>
               <w:top w:val="single" w:color="000000" w:sz="4"/>
               <w:left w:val="single" w:color="000000" w:sz="4"/>
@@ -4729,7 +4729,7 @@
         </w:trPr>
         <w:tc>
           <w:tcPr>
-            <w:tcW w:type="dxa" w:w="672"/>
+            <w:tcW w:type="dxa" w:w="684"/>
             <w:tcBorders>
               <w:top w:val="single" w:color="000000" w:sz="4"/>
               <w:left w:val="single" w:color="000000" w:sz="4"/>
@@ -4766,7 +4766,7 @@
         </w:tc>
         <w:tc>
           <w:tcPr>
-            <w:tcW w:type="dxa" w:w="3064"/>
+            <w:tcW w:type="dxa" w:w="2895"/>
             <w:tcBorders>
               <w:top w:val="single" w:color="000000" w:sz="4"/>
               <w:left w:val="single" w:color="000000" w:sz="4"/>
@@ -4827,7 +4827,7 @@
         </w:tc>
         <w:tc>
           <w:tcPr>
-            <w:tcW w:type="dxa" w:w="2174"/>
+            <w:tcW w:type="dxa" w:w="2071"/>
             <w:tcBorders>
               <w:top w:val="single" w:color="000000" w:sz="4"/>
               <w:left w:val="single" w:color="000000" w:sz="4"/>
@@ -4864,7 +4864,7 @@
         </w:tc>
         <w:tc>
           <w:tcPr>
-            <w:tcW w:type="dxa" w:w="1223"/>
+            <w:tcW w:type="dxa" w:w="1180"/>
             <w:tcBorders>
               <w:top w:val="single" w:color="000000" w:sz="4"/>
               <w:left w:val="single" w:color="000000" w:sz="4"/>
@@ -4901,7 +4901,7 @@
         </w:tc>
         <w:tc>
           <w:tcPr>
-            <w:tcW w:type="dxa" w:w="1892"/>
+            <w:tcW w:type="dxa" w:w="2195"/>
             <w:tcBorders>
               <w:top w:val="single" w:color="000000" w:sz="4"/>
               <w:left w:val="single" w:color="000000" w:sz="4"/>
@@ -4932,7 +4932,7 @@
         </w:trPr>
         <w:tc>
           <w:tcPr>
-            <w:tcW w:type="dxa" w:w="672"/>
+            <w:tcW w:type="dxa" w:w="684"/>
             <w:tcBorders>
               <w:top w:val="single" w:color="000000" w:sz="4"/>
               <w:left w:val="single" w:color="000000" w:sz="4"/>
@@ -4969,7 +4969,7 @@
         </w:tc>
         <w:tc>
           <w:tcPr>
-            <w:tcW w:type="dxa" w:w="3064"/>
+            <w:tcW w:type="dxa" w:w="2895"/>
             <w:tcBorders>
               <w:top w:val="single" w:color="000000" w:sz="4"/>
               <w:left w:val="single" w:color="000000" w:sz="4"/>
@@ -5006,7 +5006,7 @@
         </w:tc>
         <w:tc>
           <w:tcPr>
-            <w:tcW w:type="dxa" w:w="2174"/>
+            <w:tcW w:type="dxa" w:w="2071"/>
             <w:tcBorders>
               <w:top w:val="single" w:color="000000" w:sz="4"/>
               <w:left w:val="single" w:color="000000" w:sz="4"/>
@@ -5043,7 +5043,7 @@
         </w:tc>
         <w:tc>
           <w:tcPr>
-            <w:tcW w:type="dxa" w:w="1223"/>
+            <w:tcW w:type="dxa" w:w="1180"/>
             <w:tcBorders>
               <w:top w:val="single" w:color="000000" w:sz="4"/>
               <w:left w:val="single" w:color="000000" w:sz="4"/>
@@ -5080,7 +5080,7 @@
         </w:tc>
         <w:tc>
           <w:tcPr>
-            <w:tcW w:type="dxa" w:w="1892"/>
+            <w:tcW w:type="dxa" w:w="2195"/>
             <w:tcBorders>
               <w:top w:val="single" w:color="000000" w:sz="4"/>
               <w:left w:val="single" w:color="000000" w:sz="4"/>
@@ -5111,7 +5111,7 @@
         </w:trPr>
         <w:tc>
           <w:tcPr>
-            <w:tcW w:type="dxa" w:w="672"/>
+            <w:tcW w:type="dxa" w:w="684"/>
             <w:tcBorders>
               <w:top w:val="single" w:color="000000" w:sz="4"/>
               <w:left w:val="single" w:color="000000" w:sz="4"/>
@@ -5148,7 +5148,7 @@
         </w:tc>
         <w:tc>
           <w:tcPr>
-            <w:tcW w:type="dxa" w:w="3064"/>
+            <w:tcW w:type="dxa" w:w="2895"/>
             <w:tcBorders>
               <w:top w:val="single" w:color="000000" w:sz="4"/>
               <w:left w:val="single" w:color="000000" w:sz="4"/>
@@ -5222,7 +5222,7 @@
         </w:tc>
         <w:tc>
           <w:tcPr>
-            <w:tcW w:type="dxa" w:w="2174"/>
+            <w:tcW w:type="dxa" w:w="2071"/>
             <w:tcBorders>
               <w:top w:val="single" w:color="000000" w:sz="4"/>
               <w:left w:val="single" w:color="000000" w:sz="4"/>
@@ -5259,7 +5259,7 @@
         </w:tc>
         <w:tc>
           <w:tcPr>
-            <w:tcW w:type="dxa" w:w="1223"/>
+            <w:tcW w:type="dxa" w:w="1180"/>
             <w:tcBorders>
               <w:top w:val="single" w:color="000000" w:sz="4"/>
               <w:left w:val="single" w:color="000000" w:sz="4"/>
@@ -5296,7 +5296,7 @@
         </w:tc>
         <w:tc>
           <w:tcPr>
-            <w:tcW w:type="dxa" w:w="1892"/>
+            <w:tcW w:type="dxa" w:w="2195"/>
             <w:tcBorders>
               <w:top w:val="single" w:color="000000" w:sz="4"/>
               <w:left w:val="single" w:color="000000" w:sz="4"/>
@@ -5327,7 +5327,7 @@
         </w:trPr>
         <w:tc>
           <w:tcPr>
-            <w:tcW w:type="dxa" w:w="672"/>
+            <w:tcW w:type="dxa" w:w="684"/>
             <w:tcBorders>
               <w:top w:val="single" w:color="000000" w:sz="4"/>
               <w:left w:val="single" w:color="000000" w:sz="4"/>
@@ -5364,7 +5364,7 @@
         </w:tc>
         <w:tc>
           <w:tcPr>
-            <w:tcW w:type="dxa" w:w="3064"/>
+            <w:tcW w:type="dxa" w:w="2895"/>
             <w:tcBorders>
               <w:top w:val="single" w:color="000000" w:sz="4"/>
               <w:left w:val="single" w:color="000000" w:sz="4"/>
@@ -5401,7 +5401,7 @@
         </w:tc>
         <w:tc>
           <w:tcPr>
-            <w:tcW w:type="dxa" w:w="2174"/>
+            <w:tcW w:type="dxa" w:w="2071"/>
             <w:tcBorders>
               <w:top w:val="single" w:color="000000" w:sz="4"/>
               <w:left w:val="single" w:color="000000" w:sz="4"/>
@@ -5438,7 +5438,7 @@
         </w:tc>
         <w:tc>
           <w:tcPr>
-            <w:tcW w:type="dxa" w:w="1223"/>
+            <w:tcW w:type="dxa" w:w="1180"/>
             <w:tcBorders>
               <w:top w:val="single" w:color="000000" w:sz="4"/>
               <w:left w:val="single" w:color="000000" w:sz="4"/>
@@ -5475,7 +5475,7 @@
         </w:tc>
         <w:tc>
           <w:tcPr>
-            <w:tcW w:type="dxa" w:w="1892"/>
+            <w:tcW w:type="dxa" w:w="2195"/>
             <w:tcBorders>
               <w:top w:val="single" w:color="000000" w:sz="4"/>
               <w:left w:val="single" w:color="000000" w:sz="4"/>
@@ -5518,118 +5518,118 @@
         </w:trPr>
         <w:tc>
           <w:tcPr>
-            <w:tcW w:type="dxa" w:w="672"/>
-            <w:tcBorders>
-              <w:top w:val="single" w:color="000000" w:sz="4"/>
-              <w:left w:val="single" w:color="000000" w:sz="4"/>
-              <w:bottom w:val="single" w:color="000000" w:sz="4"/>
-              <w:right w:val="single" w:color="000000" w:sz="4"/>
-            </w:tcBorders>
-            <w:tcMar>
-              <w:top w:type="dxa" w:w="30"/>
-              <w:left w:type="dxa" w:w="70"/>
-              <w:bottom w:type="dxa" w:w="30"/>
-              <w:right w:type="dxa" w:w="70"/>
-            </w:tcMar>
-            <w:vAlign w:val="center"/>
-          </w:tcPr>
-          <w:p>
-            <w:pPr>
-              <w:keepNext w:val="false"/>
-              <w:spacing w:after="0" w:before="0" w:line="240" w:lineRule="auto"/>
-              <w:jc w:val="left"/>
-            </w:pPr>
-            <w:r>
-              <w:rPr>
-                <w:rFonts w:ascii="Times New Roman" w:cs="Times New Roman" w:eastAsia="Times New Roman" w:hAnsi="Times New Roman"/>
-                <w:b w:val="false"/>
-                <w:bCs w:val="false"/>
-                <w:i w:val="false"/>
-                <w:iCs w:val="false"/>
-                <w:sz w:val="22"/>
-                <w:szCs w:val="22"/>
-              </w:rPr>
-              <w:t xml:space="preserve">B11</w:t>
-            </w:r>
-          </w:p>
-        </w:tc>
-        <w:tc>
-          <w:tcPr>
-            <w:tcW w:type="dxa" w:w="3064"/>
-            <w:tcBorders>
-              <w:top w:val="single" w:color="000000" w:sz="4"/>
-              <w:left w:val="single" w:color="000000" w:sz="4"/>
-              <w:bottom w:val="single" w:color="000000" w:sz="4"/>
-              <w:right w:val="single" w:color="000000" w:sz="4"/>
-            </w:tcBorders>
-            <w:tcMar>
-              <w:top w:type="dxa" w:w="30"/>
-              <w:left w:type="dxa" w:w="70"/>
-              <w:bottom w:type="dxa" w:w="30"/>
-              <w:right w:type="dxa" w:w="70"/>
-            </w:tcMar>
-            <w:vAlign w:val="center"/>
-          </w:tcPr>
-          <w:p>
-            <w:pPr>
-              <w:keepNext w:val="false"/>
-              <w:spacing w:after="0" w:before="0" w:line="240" w:lineRule="auto"/>
-              <w:jc w:val="left"/>
-            </w:pPr>
-            <w:r>
-              <w:rPr>
-                <w:rFonts w:ascii="Times New Roman" w:cs="Times New Roman" w:eastAsia="Times New Roman" w:hAnsi="Times New Roman"/>
-                <w:b w:val="false"/>
-                <w:bCs w:val="false"/>
-                <w:i w:val="false"/>
-                <w:iCs w:val="false"/>
-                <w:sz w:val="22"/>
-                <w:szCs w:val="22"/>
-              </w:rPr>
-              <w:t xml:space="preserve">Bảng công, báo cáo ra vào cho phép người có thẩm quyền xem xét lại và sửa kết quả, có ghi vết</w:t>
-            </w:r>
-          </w:p>
-        </w:tc>
-        <w:tc>
-          <w:tcPr>
-            <w:tcW w:type="dxa" w:w="2174"/>
-            <w:tcBorders>
-              <w:top w:val="single" w:color="000000" w:sz="4"/>
-              <w:left w:val="single" w:color="000000" w:sz="4"/>
-              <w:bottom w:val="single" w:color="000000" w:sz="4"/>
-              <w:right w:val="single" w:color="000000" w:sz="4"/>
-            </w:tcBorders>
-            <w:tcMar>
-              <w:top w:type="dxa" w:w="30"/>
-              <w:left w:type="dxa" w:w="70"/>
-              <w:bottom w:type="dxa" w:w="30"/>
-              <w:right w:type="dxa" w:w="70"/>
-            </w:tcMar>
-            <w:vAlign w:val="center"/>
-          </w:tcPr>
-          <w:p>
-            <w:pPr>
-              <w:keepNext w:val="false"/>
-              <w:spacing w:after="0" w:before="0" w:line="240" w:lineRule="auto"/>
-              <w:jc w:val="left"/>
-            </w:pPr>
-            <w:r>
-              <w:rPr>
-                <w:rFonts w:ascii="Times New Roman" w:cs="Times New Roman" w:eastAsia="Times New Roman" w:hAnsi="Times New Roman"/>
-                <w:b w:val="false"/>
-                <w:bCs w:val="false"/>
-                <w:i w:val="false"/>
-                <w:iCs w:val="false"/>
-                <w:sz w:val="22"/>
-                <w:szCs w:val="22"/>
-              </w:rPr>
-              <w:t xml:space="preserve">NĐ 330 Đ67.3.b</w:t>
-            </w:r>
-          </w:p>
-        </w:tc>
-        <w:tc>
-          <w:tcPr>
-            <w:tcW w:type="dxa" w:w="1223"/>
+            <w:tcW w:type="dxa" w:w="684"/>
+            <w:tcBorders>
+              <w:top w:val="single" w:color="000000" w:sz="4"/>
+              <w:left w:val="single" w:color="000000" w:sz="4"/>
+              <w:bottom w:val="single" w:color="000000" w:sz="4"/>
+              <w:right w:val="single" w:color="000000" w:sz="4"/>
+            </w:tcBorders>
+            <w:tcMar>
+              <w:top w:type="dxa" w:w="30"/>
+              <w:left w:type="dxa" w:w="70"/>
+              <w:bottom w:type="dxa" w:w="30"/>
+              <w:right w:type="dxa" w:w="70"/>
+            </w:tcMar>
+            <w:vAlign w:val="center"/>
+          </w:tcPr>
+          <w:p>
+            <w:pPr>
+              <w:keepNext w:val="false"/>
+              <w:spacing w:after="0" w:before="0" w:line="240" w:lineRule="auto"/>
+              <w:jc w:val="left"/>
+            </w:pPr>
+            <w:r>
+              <w:rPr>
+                <w:rFonts w:ascii="Times New Roman" w:cs="Times New Roman" w:eastAsia="Times New Roman" w:hAnsi="Times New Roman"/>
+                <w:b w:val="false"/>
+                <w:bCs w:val="false"/>
+                <w:i w:val="false"/>
+                <w:iCs w:val="false"/>
+                <w:sz w:val="22"/>
+                <w:szCs w:val="22"/>
+              </w:rPr>
+              <w:t xml:space="preserve">B10a</w:t>
+            </w:r>
+          </w:p>
+        </w:tc>
+        <w:tc>
+          <w:tcPr>
+            <w:tcW w:type="dxa" w:w="2895"/>
+            <w:tcBorders>
+              <w:top w:val="single" w:color="000000" w:sz="4"/>
+              <w:left w:val="single" w:color="000000" w:sz="4"/>
+              <w:bottom w:val="single" w:color="000000" w:sz="4"/>
+              <w:right w:val="single" w:color="000000" w:sz="4"/>
+            </w:tcBorders>
+            <w:tcMar>
+              <w:top w:type="dxa" w:w="30"/>
+              <w:left w:type="dxa" w:w="70"/>
+              <w:bottom w:type="dxa" w:w="30"/>
+              <w:right w:type="dxa" w:w="70"/>
+            </w:tcMar>
+            <w:vAlign w:val="center"/>
+          </w:tcPr>
+          <w:p>
+            <w:pPr>
+              <w:keepNext w:val="false"/>
+              <w:spacing w:after="0" w:before="0" w:line="240" w:lineRule="auto"/>
+              <w:jc w:val="left"/>
+            </w:pPr>
+            <w:r>
+              <w:rPr>
+                <w:rFonts w:ascii="Times New Roman" w:cs="Times New Roman" w:eastAsia="Times New Roman" w:hAnsi="Times New Roman"/>
+                <w:b w:val="false"/>
+                <w:bCs w:val="false"/>
+                <w:i w:val="false"/>
+                <w:iCs w:val="false"/>
+                <w:sz w:val="22"/>
+                <w:szCs w:val="22"/>
+              </w:rPr>
+              <w:t xml:space="preserve">Chế độ 1:N: số người đăng ký trên mỗi đầu đọc, camera không vượt quy mô tối đa khuyến nghị tại B3 mục B.3 ở ngưỡng đang đặt; nếu vượt: đã chia danh sách theo cửa, chuyển 1:1 (thẻ + khuôn mặt) hoặc tăng ngưỡng kèm phương thức thay thế</w:t>
+            </w:r>
+          </w:p>
+        </w:tc>
+        <w:tc>
+          <w:tcPr>
+            <w:tcW w:type="dxa" w:w="2071"/>
+            <w:tcBorders>
+              <w:top w:val="single" w:color="000000" w:sz="4"/>
+              <w:left w:val="single" w:color="000000" w:sz="4"/>
+              <w:bottom w:val="single" w:color="000000" w:sz="4"/>
+              <w:right w:val="single" w:color="000000" w:sz="4"/>
+            </w:tcBorders>
+            <w:tcMar>
+              <w:top w:type="dxa" w:w="30"/>
+              <w:left w:type="dxa" w:w="70"/>
+              <w:bottom w:type="dxa" w:w="30"/>
+              <w:right w:type="dxa" w:w="70"/>
+            </w:tcMar>
+            <w:vAlign w:val="center"/>
+          </w:tcPr>
+          <w:p>
+            <w:pPr>
+              <w:keepNext w:val="false"/>
+              <w:spacing w:after="0" w:before="0" w:line="240" w:lineRule="auto"/>
+              <w:jc w:val="left"/>
+            </w:pPr>
+            <w:r>
+              <w:rPr>
+                <w:rFonts w:ascii="Times New Roman" w:cs="Times New Roman" w:eastAsia="Times New Roman" w:hAnsi="Times New Roman"/>
+                <w:b w:val="false"/>
+                <w:bCs w:val="false"/>
+                <w:i w:val="false"/>
+                <w:iCs w:val="false"/>
+                <w:sz w:val="22"/>
+                <w:szCs w:val="22"/>
+              </w:rPr>
+              <w:t xml:space="preserve">Luật 91 Đ3.3; NĐ 330 Đ39.1.b</w:t>
+            </w:r>
+          </w:p>
+        </w:tc>
+        <w:tc>
+          <w:tcPr>
+            <w:tcW w:type="dxa" w:w="1180"/>
             <w:tcBorders>
               <w:top w:val="single" w:color="000000" w:sz="4"/>
               <w:left w:val="single" w:color="000000" w:sz="4"/>
@@ -5666,27 +5666,39 @@
         </w:tc>
         <w:tc>
           <w:tcPr>
-            <w:tcW w:type="dxa" w:w="1892"/>
-            <w:tcBorders>
-              <w:top w:val="single" w:color="000000" w:sz="4"/>
-              <w:left w:val="single" w:color="000000" w:sz="4"/>
-              <w:bottom w:val="single" w:color="000000" w:sz="4"/>
-              <w:right w:val="single" w:color="000000" w:sz="4"/>
-            </w:tcBorders>
-            <w:tcMar>
-              <w:top w:type="dxa" w:w="30"/>
-              <w:left w:type="dxa" w:w="70"/>
-              <w:bottom w:type="dxa" w:w="30"/>
-              <w:right w:type="dxa" w:w="70"/>
-            </w:tcMar>
-            <w:vAlign w:val="center"/>
-          </w:tcPr>
-          <w:p>
-            <w:pPr>
-              <w:keepNext w:val="false"/>
-              <w:spacing w:after="0" w:before="0" w:line="240" w:lineRule="auto"/>
-              <w:jc w:val="left"/>
-            </w:pPr>
+            <w:tcW w:type="dxa" w:w="2195"/>
+            <w:tcBorders>
+              <w:top w:val="single" w:color="000000" w:sz="4"/>
+              <w:left w:val="single" w:color="000000" w:sz="4"/>
+              <w:bottom w:val="single" w:color="000000" w:sz="4"/>
+              <w:right w:val="single" w:color="000000" w:sz="4"/>
+            </w:tcBorders>
+            <w:tcMar>
+              <w:top w:type="dxa" w:w="30"/>
+              <w:left w:type="dxa" w:w="70"/>
+              <w:bottom w:type="dxa" w:w="30"/>
+              <w:right w:type="dxa" w:w="70"/>
+            </w:tcMar>
+            <w:vAlign w:val="center"/>
+          </w:tcPr>
+          <w:p>
+            <w:pPr>
+              <w:keepNext w:val="false"/>
+              <w:spacing w:after="0" w:before="0" w:line="240" w:lineRule="auto"/>
+              <w:jc w:val="left"/>
+            </w:pPr>
+            <w:r>
+              <w:rPr>
+                <w:rFonts w:ascii="Times New Roman" w:cs="Times New Roman" w:eastAsia="Times New Roman" w:hAnsi="Times New Roman"/>
+                <w:b w:val="false"/>
+                <w:bCs w:val="false"/>
+                <w:i w:val="false"/>
+                <w:iCs w:val="false"/>
+                <w:sz w:val="22"/>
+                <w:szCs w:val="22"/>
+              </w:rPr>
+              <w:t xml:space="preserve">Lớn nhất: ...... người/đầu đọc</w:t>
+            </w:r>
           </w:p>
         </w:tc>
       </w:tr>
@@ -5697,118 +5709,192 @@
         </w:trPr>
         <w:tc>
           <w:tcPr>
-            <w:tcW w:type="dxa" w:w="672"/>
-            <w:tcBorders>
-              <w:top w:val="single" w:color="000000" w:sz="4"/>
-              <w:left w:val="single" w:color="000000" w:sz="4"/>
-              <w:bottom w:val="single" w:color="000000" w:sz="4"/>
-              <w:right w:val="single" w:color="000000" w:sz="4"/>
-            </w:tcBorders>
-            <w:tcMar>
-              <w:top w:type="dxa" w:w="30"/>
-              <w:left w:type="dxa" w:w="70"/>
-              <w:bottom w:type="dxa" w:w="30"/>
-              <w:right w:type="dxa" w:w="70"/>
-            </w:tcMar>
-            <w:vAlign w:val="center"/>
-          </w:tcPr>
-          <w:p>
-            <w:pPr>
-              <w:keepNext w:val="false"/>
-              <w:spacing w:after="0" w:before="0" w:line="240" w:lineRule="auto"/>
-              <w:jc w:val="left"/>
-            </w:pPr>
-            <w:r>
-              <w:rPr>
-                <w:rFonts w:ascii="Times New Roman" w:cs="Times New Roman" w:eastAsia="Times New Roman" w:hAnsi="Times New Roman"/>
-                <w:b w:val="false"/>
-                <w:bCs w:val="false"/>
-                <w:i w:val="false"/>
-                <w:iCs w:val="false"/>
-                <w:sz w:val="22"/>
-                <w:szCs w:val="22"/>
-              </w:rPr>
-              <w:t xml:space="preserve">B12</w:t>
-            </w:r>
-          </w:p>
-        </w:tc>
-        <w:tc>
-          <w:tcPr>
-            <w:tcW w:type="dxa" w:w="3064"/>
-            <w:tcBorders>
-              <w:top w:val="single" w:color="000000" w:sz="4"/>
-              <w:left w:val="single" w:color="000000" w:sz="4"/>
-              <w:bottom w:val="single" w:color="000000" w:sz="4"/>
-              <w:right w:val="single" w:color="000000" w:sz="4"/>
-            </w:tcBorders>
-            <w:tcMar>
-              <w:top w:type="dxa" w:w="30"/>
-              <w:left w:type="dxa" w:w="70"/>
-              <w:bottom w:type="dxa" w:w="30"/>
-              <w:right w:type="dxa" w:w="70"/>
-            </w:tcMar>
-            <w:vAlign w:val="center"/>
-          </w:tcPr>
-          <w:p>
-            <w:pPr>
-              <w:keepNext w:val="false"/>
-              <w:spacing w:after="0" w:before="0" w:line="240" w:lineRule="auto"/>
-              <w:jc w:val="left"/>
-            </w:pPr>
-            <w:r>
-              <w:rPr>
-                <w:rFonts w:ascii="Times New Roman" w:cs="Times New Roman" w:eastAsia="Times New Roman" w:hAnsi="Times New Roman"/>
-                <w:b w:val="false"/>
-                <w:bCs w:val="false"/>
-                <w:i w:val="false"/>
-                <w:iCs w:val="false"/>
-                <w:sz w:val="22"/>
-                <w:szCs w:val="22"/>
-              </w:rPr>
-              <w:t xml:space="preserve">Chức năng làm mờ khuôn mặt, biển số khi xuất video hoạt động; quản trị viên biết dùng</w:t>
-            </w:r>
-          </w:p>
-        </w:tc>
-        <w:tc>
-          <w:tcPr>
-            <w:tcW w:type="dxa" w:w="2174"/>
-            <w:tcBorders>
-              <w:top w:val="single" w:color="000000" w:sz="4"/>
-              <w:left w:val="single" w:color="000000" w:sz="4"/>
-              <w:bottom w:val="single" w:color="000000" w:sz="4"/>
-              <w:right w:val="single" w:color="000000" w:sz="4"/>
-            </w:tcBorders>
-            <w:tcMar>
-              <w:top w:type="dxa" w:w="30"/>
-              <w:left w:type="dxa" w:w="70"/>
-              <w:bottom w:type="dxa" w:w="30"/>
-              <w:right w:type="dxa" w:w="70"/>
-            </w:tcMar>
-            <w:vAlign w:val="center"/>
-          </w:tcPr>
-          <w:p>
-            <w:pPr>
-              <w:keepNext w:val="false"/>
-              <w:spacing w:after="0" w:before="0" w:line="240" w:lineRule="auto"/>
-              <w:jc w:val="left"/>
-            </w:pPr>
-            <w:r>
-              <w:rPr>
-                <w:rFonts w:ascii="Times New Roman" w:cs="Times New Roman" w:eastAsia="Times New Roman" w:hAnsi="Times New Roman"/>
-                <w:b w:val="false"/>
-                <w:bCs w:val="false"/>
-                <w:i w:val="false"/>
-                <w:iCs w:val="false"/>
-                <w:sz w:val="22"/>
-                <w:szCs w:val="22"/>
-              </w:rPr>
-              <w:t xml:space="preserve">Luật 91 Đ15.2.a; NĐ 330 Đ71.2.b</w:t>
-            </w:r>
-          </w:p>
-        </w:tc>
-        <w:tc>
-          <w:tcPr>
-            <w:tcW w:type="dxa" w:w="1223"/>
+            <w:tcW w:type="dxa" w:w="684"/>
+            <w:tcBorders>
+              <w:top w:val="single" w:color="000000" w:sz="4"/>
+              <w:left w:val="single" w:color="000000" w:sz="4"/>
+              <w:bottom w:val="single" w:color="000000" w:sz="4"/>
+              <w:right w:val="single" w:color="000000" w:sz="4"/>
+            </w:tcBorders>
+            <w:tcMar>
+              <w:top w:type="dxa" w:w="30"/>
+              <w:left w:type="dxa" w:w="70"/>
+              <w:bottom w:type="dxa" w:w="30"/>
+              <w:right w:type="dxa" w:w="70"/>
+            </w:tcMar>
+            <w:vAlign w:val="center"/>
+          </w:tcPr>
+          <w:p>
+            <w:pPr>
+              <w:keepNext w:val="false"/>
+              <w:spacing w:after="0" w:before="0" w:line="240" w:lineRule="auto"/>
+              <w:jc w:val="left"/>
+            </w:pPr>
+            <w:r>
+              <w:rPr>
+                <w:rFonts w:ascii="Times New Roman" w:cs="Times New Roman" w:eastAsia="Times New Roman" w:hAnsi="Times New Roman"/>
+                <w:b w:val="false"/>
+                <w:bCs w:val="false"/>
+                <w:i w:val="false"/>
+                <w:iCs w:val="false"/>
+                <w:sz w:val="22"/>
+                <w:szCs w:val="22"/>
+              </w:rPr>
+              <w:t xml:space="preserve">B10b</w:t>
+            </w:r>
+          </w:p>
+        </w:tc>
+        <w:tc>
+          <w:tcPr>
+            <w:tcW w:type="dxa" w:w="2895"/>
+            <w:tcBorders>
+              <w:top w:val="single" w:color="000000" w:sz="4"/>
+              <w:left w:val="single" w:color="000000" w:sz="4"/>
+              <w:bottom w:val="single" w:color="000000" w:sz="4"/>
+              <w:right w:val="single" w:color="000000" w:sz="4"/>
+            </w:tcBorders>
+            <w:tcMar>
+              <w:top w:type="dxa" w:w="30"/>
+              <w:left w:type="dxa" w:w="70"/>
+              <w:bottom w:type="dxa" w:w="30"/>
+              <w:right w:type="dxa" w:w="70"/>
+            </w:tcMar>
+            <w:vAlign w:val="center"/>
+          </w:tcPr>
+          <w:p>
+            <w:pPr>
+              <w:keepNext w:val="false"/>
+              <w:spacing w:after="0" w:before="0" w:line="240" w:lineRule="auto"/>
+              <w:jc w:val="left"/>
+            </w:pPr>
+            <w:r>
+              <w:rPr>
+                <w:rFonts w:ascii="Times New Roman" w:cs="Times New Roman" w:eastAsia="Times New Roman" w:hAnsi="Times New Roman"/>
+                <w:b w:val="false"/>
+                <w:bCs w:val="false"/>
+                <w:i w:val="false"/>
+                <w:iCs w:val="false"/>
+                <w:sz w:val="22"/>
+                <w:szCs w:val="22"/>
+              </w:rPr>
+              <w:t xml:space="preserve">Đo thử tại hiện trường: tỷ lệ từ chối nhầm với ít nhất </w:t>
+            </w:r>
+            <w:r>
+              <w:rPr>
+                <w:rFonts w:ascii="Times New Roman" w:cs="Times New Roman" w:eastAsia="Times New Roman" w:hAnsi="Times New Roman"/>
+                <w:b w:val="false"/>
+                <w:bCs w:val="false"/>
+                <w:i w:val="false"/>
+                <w:iCs w:val="false"/>
+                <w:sz w:val="22"/>
+                <w:szCs w:val="22"/>
+                <w:highlight w:val="yellow"/>
+              </w:rPr>
+              <w:t xml:space="preserve">20</w:t>
+            </w:r>
+            <w:r>
+              <w:rPr>
+                <w:rFonts w:ascii="Times New Roman" w:cs="Times New Roman" w:eastAsia="Times New Roman" w:hAnsi="Times New Roman"/>
+                <w:b w:val="false"/>
+                <w:bCs w:val="false"/>
+                <w:i w:val="false"/>
+                <w:iCs w:val="false"/>
+                <w:sz w:val="22"/>
+                <w:szCs w:val="22"/>
+              </w:rPr>
+              <w:t xml:space="preserve"> người đã đăng ký; thử người </w:t>
+            </w:r>
+            <w:r>
+              <w:rPr>
+                <w:rFonts w:ascii="Times New Roman" w:cs="Times New Roman" w:eastAsia="Times New Roman" w:hAnsi="Times New Roman"/>
+                <w:b/>
+                <w:bCs/>
+                <w:i w:val="false"/>
+                <w:iCs w:val="false"/>
+                <w:sz w:val="22"/>
+                <w:szCs w:val="22"/>
+              </w:rPr>
+              <w:t xml:space="preserve">chưa đăng ký</w:t>
+            </w:r>
+            <w:r>
+              <w:rPr>
+                <w:rFonts w:ascii="Times New Roman" w:cs="Times New Roman" w:eastAsia="Times New Roman" w:hAnsi="Times New Roman"/>
+                <w:b w:val="false"/>
+                <w:bCs w:val="false"/>
+                <w:i w:val="false"/>
+                <w:iCs w:val="false"/>
+                <w:sz w:val="22"/>
+                <w:szCs w:val="22"/>
+              </w:rPr>
+              <w:t xml:space="preserve"> đi qua ít nhất </w:t>
+            </w:r>
+            <w:r>
+              <w:rPr>
+                <w:rFonts w:ascii="Times New Roman" w:cs="Times New Roman" w:eastAsia="Times New Roman" w:hAnsi="Times New Roman"/>
+                <w:b w:val="false"/>
+                <w:bCs w:val="false"/>
+                <w:i w:val="false"/>
+                <w:iCs w:val="false"/>
+                <w:sz w:val="22"/>
+                <w:szCs w:val="22"/>
+                <w:highlight w:val="yellow"/>
+              </w:rPr>
+              <w:t xml:space="preserve">50</w:t>
+            </w:r>
+            <w:r>
+              <w:rPr>
+                <w:rFonts w:ascii="Times New Roman" w:cs="Times New Roman" w:eastAsia="Times New Roman" w:hAnsi="Times New Roman"/>
+                <w:b w:val="false"/>
+                <w:bCs w:val="false"/>
+                <w:i w:val="false"/>
+                <w:iCs w:val="false"/>
+                <w:sz w:val="22"/>
+                <w:szCs w:val="22"/>
+              </w:rPr>
+              <w:t xml:space="preserve"> lượt; ghi kết quả vào biên bản</w:t>
+            </w:r>
+          </w:p>
+        </w:tc>
+        <w:tc>
+          <w:tcPr>
+            <w:tcW w:type="dxa" w:w="2071"/>
+            <w:tcBorders>
+              <w:top w:val="single" w:color="000000" w:sz="4"/>
+              <w:left w:val="single" w:color="000000" w:sz="4"/>
+              <w:bottom w:val="single" w:color="000000" w:sz="4"/>
+              <w:right w:val="single" w:color="000000" w:sz="4"/>
+            </w:tcBorders>
+            <w:tcMar>
+              <w:top w:type="dxa" w:w="30"/>
+              <w:left w:type="dxa" w:w="70"/>
+              <w:bottom w:type="dxa" w:w="30"/>
+              <w:right w:type="dxa" w:w="70"/>
+            </w:tcMar>
+            <w:vAlign w:val="center"/>
+          </w:tcPr>
+          <w:p>
+            <w:pPr>
+              <w:keepNext w:val="false"/>
+              <w:spacing w:after="0" w:before="0" w:line="240" w:lineRule="auto"/>
+              <w:jc w:val="left"/>
+            </w:pPr>
+            <w:r>
+              <w:rPr>
+                <w:rFonts w:ascii="Times New Roman" w:cs="Times New Roman" w:eastAsia="Times New Roman" w:hAnsi="Times New Roman"/>
+                <w:b w:val="false"/>
+                <w:bCs w:val="false"/>
+                <w:i w:val="false"/>
+                <w:iCs w:val="false"/>
+                <w:sz w:val="22"/>
+                <w:szCs w:val="22"/>
+              </w:rPr>
+              <w:t xml:space="preserve">NĐ 356 Đ10.5.a</w:t>
+            </w:r>
+          </w:p>
+        </w:tc>
+        <w:tc>
+          <w:tcPr>
+            <w:tcW w:type="dxa" w:w="1180"/>
             <w:tcBorders>
               <w:top w:val="single" w:color="000000" w:sz="4"/>
               <w:left w:val="single" w:color="000000" w:sz="4"/>
@@ -5845,27 +5931,39 @@
         </w:tc>
         <w:tc>
           <w:tcPr>
-            <w:tcW w:type="dxa" w:w="1892"/>
-            <w:tcBorders>
-              <w:top w:val="single" w:color="000000" w:sz="4"/>
-              <w:left w:val="single" w:color="000000" w:sz="4"/>
-              <w:bottom w:val="single" w:color="000000" w:sz="4"/>
-              <w:right w:val="single" w:color="000000" w:sz="4"/>
-            </w:tcBorders>
-            <w:tcMar>
-              <w:top w:type="dxa" w:w="30"/>
-              <w:left w:type="dxa" w:w="70"/>
-              <w:bottom w:type="dxa" w:w="30"/>
-              <w:right w:type="dxa" w:w="70"/>
-            </w:tcMar>
-            <w:vAlign w:val="center"/>
-          </w:tcPr>
-          <w:p>
-            <w:pPr>
-              <w:keepNext w:val="false"/>
-              <w:spacing w:after="0" w:before="0" w:line="240" w:lineRule="auto"/>
-              <w:jc w:val="left"/>
-            </w:pPr>
+            <w:tcW w:type="dxa" w:w="2195"/>
+            <w:tcBorders>
+              <w:top w:val="single" w:color="000000" w:sz="4"/>
+              <w:left w:val="single" w:color="000000" w:sz="4"/>
+              <w:bottom w:val="single" w:color="000000" w:sz="4"/>
+              <w:right w:val="single" w:color="000000" w:sz="4"/>
+            </w:tcBorders>
+            <w:tcMar>
+              <w:top w:type="dxa" w:w="30"/>
+              <w:left w:type="dxa" w:w="70"/>
+              <w:bottom w:type="dxa" w:w="30"/>
+              <w:right w:type="dxa" w:w="70"/>
+            </w:tcMar>
+            <w:vAlign w:val="center"/>
+          </w:tcPr>
+          <w:p>
+            <w:pPr>
+              <w:keepNext w:val="false"/>
+              <w:spacing w:after="0" w:before="0" w:line="240" w:lineRule="auto"/>
+              <w:jc w:val="left"/>
+            </w:pPr>
+            <w:r>
+              <w:rPr>
+                <w:rFonts w:ascii="Times New Roman" w:cs="Times New Roman" w:eastAsia="Times New Roman" w:hAnsi="Times New Roman"/>
+                <w:b w:val="false"/>
+                <w:bCs w:val="false"/>
+                <w:i w:val="false"/>
+                <w:iCs w:val="false"/>
+                <w:sz w:val="22"/>
+                <w:szCs w:val="22"/>
+              </w:rPr>
+              <w:t xml:space="preserve">Từ chối nhầm: ......; nhận nhầm người lạ: ......</w:t>
+            </w:r>
           </w:p>
         </w:tc>
       </w:tr>
@@ -5876,130 +5974,118 @@
         </w:trPr>
         <w:tc>
           <w:tcPr>
-            <w:tcW w:type="dxa" w:w="672"/>
-            <w:tcBorders>
-              <w:top w:val="single" w:color="000000" w:sz="4"/>
-              <w:left w:val="single" w:color="000000" w:sz="4"/>
-              <w:bottom w:val="single" w:color="000000" w:sz="4"/>
-              <w:right w:val="single" w:color="000000" w:sz="4"/>
-            </w:tcBorders>
-            <w:tcMar>
-              <w:top w:type="dxa" w:w="30"/>
-              <w:left w:type="dxa" w:w="70"/>
-              <w:bottom w:type="dxa" w:w="30"/>
-              <w:right w:type="dxa" w:w="70"/>
-            </w:tcMar>
-            <w:vAlign w:val="center"/>
-          </w:tcPr>
-          <w:p>
-            <w:pPr>
-              <w:keepNext w:val="false"/>
-              <w:spacing w:after="0" w:before="0" w:line="240" w:lineRule="auto"/>
-              <w:jc w:val="left"/>
-            </w:pPr>
-            <w:r>
-              <w:rPr>
-                <w:rFonts w:ascii="Times New Roman" w:cs="Times New Roman" w:eastAsia="Times New Roman" w:hAnsi="Times New Roman"/>
-                <w:b w:val="false"/>
-                <w:bCs w:val="false"/>
-                <w:i w:val="false"/>
-                <w:iCs w:val="false"/>
-                <w:sz w:val="22"/>
-                <w:szCs w:val="22"/>
-              </w:rPr>
-              <w:t xml:space="preserve">B13</w:t>
-            </w:r>
-          </w:p>
-        </w:tc>
-        <w:tc>
-          <w:tcPr>
-            <w:tcW w:type="dxa" w:w="3064"/>
-            <w:tcBorders>
-              <w:top w:val="single" w:color="000000" w:sz="4"/>
-              <w:left w:val="single" w:color="000000" w:sz="4"/>
-              <w:bottom w:val="single" w:color="000000" w:sz="4"/>
-              <w:right w:val="single" w:color="000000" w:sz="4"/>
-            </w:tcBorders>
-            <w:tcMar>
-              <w:top w:type="dxa" w:w="30"/>
-              <w:left w:type="dxa" w:w="70"/>
-              <w:bottom w:type="dxa" w:w="30"/>
-              <w:right w:type="dxa" w:w="70"/>
-            </w:tcMar>
-            <w:vAlign w:val="center"/>
-          </w:tcPr>
-          <w:p>
-            <w:pPr>
-              <w:keepNext w:val="false"/>
-              <w:spacing w:after="0" w:before="0" w:line="240" w:lineRule="auto"/>
-              <w:jc w:val="left"/>
-            </w:pPr>
-            <w:r>
-              <w:rPr>
-                <w:rFonts w:ascii="Times New Roman" w:cs="Times New Roman" w:eastAsia="Times New Roman" w:hAnsi="Times New Roman"/>
-                <w:b w:val="false"/>
-                <w:bCs w:val="false"/>
-                <w:i w:val="false"/>
-                <w:iCs w:val="false"/>
-                <w:sz w:val="22"/>
-                <w:szCs w:val="22"/>
-              </w:rPr>
-              <w:t xml:space="preserve">Xóa dữ liệu khuôn mặt khi nghỉ việc: ☐ đồng bộ tự động với hệ thống nhân sự ☐ thao tác một bước; đã thử xóa và </w:t>
-            </w:r>
-            <w:r>
-              <w:rPr>
-                <w:rFonts w:ascii="Times New Roman" w:cs="Times New Roman" w:eastAsia="Times New Roman" w:hAnsi="Times New Roman"/>
-                <w:b/>
-                <w:bCs/>
-                <w:i w:val="false"/>
-                <w:iCs w:val="false"/>
-                <w:sz w:val="22"/>
-                <w:szCs w:val="22"/>
-              </w:rPr>
-              <w:t xml:space="preserve">đồng bộ xóa trên mọi đầu đọc</w:t>
-            </w:r>
-          </w:p>
-        </w:tc>
-        <w:tc>
-          <w:tcPr>
-            <w:tcW w:type="dxa" w:w="2174"/>
-            <w:tcBorders>
-              <w:top w:val="single" w:color="000000" w:sz="4"/>
-              <w:left w:val="single" w:color="000000" w:sz="4"/>
-              <w:bottom w:val="single" w:color="000000" w:sz="4"/>
-              <w:right w:val="single" w:color="000000" w:sz="4"/>
-            </w:tcBorders>
-            <w:tcMar>
-              <w:top w:type="dxa" w:w="30"/>
-              <w:left w:type="dxa" w:w="70"/>
-              <w:bottom w:type="dxa" w:w="30"/>
-              <w:right w:type="dxa" w:w="70"/>
-            </w:tcMar>
-            <w:vAlign w:val="center"/>
-          </w:tcPr>
-          <w:p>
-            <w:pPr>
-              <w:keepNext w:val="false"/>
-              <w:spacing w:after="0" w:before="0" w:line="240" w:lineRule="auto"/>
-              <w:jc w:val="left"/>
-            </w:pPr>
-            <w:r>
-              <w:rPr>
-                <w:rFonts w:ascii="Times New Roman" w:cs="Times New Roman" w:eastAsia="Times New Roman" w:hAnsi="Times New Roman"/>
-                <w:b w:val="false"/>
-                <w:bCs w:val="false"/>
-                <w:i w:val="false"/>
-                <w:iCs w:val="false"/>
-                <w:sz w:val="22"/>
-                <w:szCs w:val="22"/>
-              </w:rPr>
-              <w:t xml:space="preserve">Luật 91 Đ25.2.c; NĐ 330 Đ61.2.b</w:t>
-            </w:r>
-          </w:p>
-        </w:tc>
-        <w:tc>
-          <w:tcPr>
-            <w:tcW w:type="dxa" w:w="1223"/>
+            <w:tcW w:type="dxa" w:w="684"/>
+            <w:tcBorders>
+              <w:top w:val="single" w:color="000000" w:sz="4"/>
+              <w:left w:val="single" w:color="000000" w:sz="4"/>
+              <w:bottom w:val="single" w:color="000000" w:sz="4"/>
+              <w:right w:val="single" w:color="000000" w:sz="4"/>
+            </w:tcBorders>
+            <w:tcMar>
+              <w:top w:type="dxa" w:w="30"/>
+              <w:left w:type="dxa" w:w="70"/>
+              <w:bottom w:type="dxa" w:w="30"/>
+              <w:right w:type="dxa" w:w="70"/>
+            </w:tcMar>
+            <w:vAlign w:val="center"/>
+          </w:tcPr>
+          <w:p>
+            <w:pPr>
+              <w:keepNext w:val="false"/>
+              <w:spacing w:after="0" w:before="0" w:line="240" w:lineRule="auto"/>
+              <w:jc w:val="left"/>
+            </w:pPr>
+            <w:r>
+              <w:rPr>
+                <w:rFonts w:ascii="Times New Roman" w:cs="Times New Roman" w:eastAsia="Times New Roman" w:hAnsi="Times New Roman"/>
+                <w:b w:val="false"/>
+                <w:bCs w:val="false"/>
+                <w:i w:val="false"/>
+                <w:iCs w:val="false"/>
+                <w:sz w:val="22"/>
+                <w:szCs w:val="22"/>
+              </w:rPr>
+              <w:t xml:space="preserve">B11</w:t>
+            </w:r>
+          </w:p>
+        </w:tc>
+        <w:tc>
+          <w:tcPr>
+            <w:tcW w:type="dxa" w:w="2895"/>
+            <w:tcBorders>
+              <w:top w:val="single" w:color="000000" w:sz="4"/>
+              <w:left w:val="single" w:color="000000" w:sz="4"/>
+              <w:bottom w:val="single" w:color="000000" w:sz="4"/>
+              <w:right w:val="single" w:color="000000" w:sz="4"/>
+            </w:tcBorders>
+            <w:tcMar>
+              <w:top w:type="dxa" w:w="30"/>
+              <w:left w:type="dxa" w:w="70"/>
+              <w:bottom w:type="dxa" w:w="30"/>
+              <w:right w:type="dxa" w:w="70"/>
+            </w:tcMar>
+            <w:vAlign w:val="center"/>
+          </w:tcPr>
+          <w:p>
+            <w:pPr>
+              <w:keepNext w:val="false"/>
+              <w:spacing w:after="0" w:before="0" w:line="240" w:lineRule="auto"/>
+              <w:jc w:val="left"/>
+            </w:pPr>
+            <w:r>
+              <w:rPr>
+                <w:rFonts w:ascii="Times New Roman" w:cs="Times New Roman" w:eastAsia="Times New Roman" w:hAnsi="Times New Roman"/>
+                <w:b w:val="false"/>
+                <w:bCs w:val="false"/>
+                <w:i w:val="false"/>
+                <w:iCs w:val="false"/>
+                <w:sz w:val="22"/>
+                <w:szCs w:val="22"/>
+              </w:rPr>
+              <w:t xml:space="preserve">Bảng công, báo cáo ra vào cho phép người có thẩm quyền xem xét lại và sửa kết quả, có ghi vết</w:t>
+            </w:r>
+          </w:p>
+        </w:tc>
+        <w:tc>
+          <w:tcPr>
+            <w:tcW w:type="dxa" w:w="2071"/>
+            <w:tcBorders>
+              <w:top w:val="single" w:color="000000" w:sz="4"/>
+              <w:left w:val="single" w:color="000000" w:sz="4"/>
+              <w:bottom w:val="single" w:color="000000" w:sz="4"/>
+              <w:right w:val="single" w:color="000000" w:sz="4"/>
+            </w:tcBorders>
+            <w:tcMar>
+              <w:top w:type="dxa" w:w="30"/>
+              <w:left w:type="dxa" w:w="70"/>
+              <w:bottom w:type="dxa" w:w="30"/>
+              <w:right w:type="dxa" w:w="70"/>
+            </w:tcMar>
+            <w:vAlign w:val="center"/>
+          </w:tcPr>
+          <w:p>
+            <w:pPr>
+              <w:keepNext w:val="false"/>
+              <w:spacing w:after="0" w:before="0" w:line="240" w:lineRule="auto"/>
+              <w:jc w:val="left"/>
+            </w:pPr>
+            <w:r>
+              <w:rPr>
+                <w:rFonts w:ascii="Times New Roman" w:cs="Times New Roman" w:eastAsia="Times New Roman" w:hAnsi="Times New Roman"/>
+                <w:b w:val="false"/>
+                <w:bCs w:val="false"/>
+                <w:i w:val="false"/>
+                <w:iCs w:val="false"/>
+                <w:sz w:val="22"/>
+                <w:szCs w:val="22"/>
+              </w:rPr>
+              <w:t xml:space="preserve">NĐ 330 Đ67.3.b</w:t>
+            </w:r>
+          </w:p>
+        </w:tc>
+        <w:tc>
+          <w:tcPr>
+            <w:tcW w:type="dxa" w:w="1180"/>
             <w:tcBorders>
               <w:top w:val="single" w:color="000000" w:sz="4"/>
               <w:left w:val="single" w:color="000000" w:sz="4"/>
@@ -6036,7 +6122,7 @@
         </w:tc>
         <w:tc>
           <w:tcPr>
-            <w:tcW w:type="dxa" w:w="1892"/>
+            <w:tcW w:type="dxa" w:w="2195"/>
             <w:tcBorders>
               <w:top w:val="single" w:color="000000" w:sz="4"/>
               <w:left w:val="single" w:color="000000" w:sz="4"/>
@@ -6067,118 +6153,118 @@
         </w:trPr>
         <w:tc>
           <w:tcPr>
-            <w:tcW w:type="dxa" w:w="672"/>
-            <w:tcBorders>
-              <w:top w:val="single" w:color="000000" w:sz="4"/>
-              <w:left w:val="single" w:color="000000" w:sz="4"/>
-              <w:bottom w:val="single" w:color="000000" w:sz="4"/>
-              <w:right w:val="single" w:color="000000" w:sz="4"/>
-            </w:tcBorders>
-            <w:tcMar>
-              <w:top w:type="dxa" w:w="30"/>
-              <w:left w:type="dxa" w:w="70"/>
-              <w:bottom w:type="dxa" w:w="30"/>
-              <w:right w:type="dxa" w:w="70"/>
-            </w:tcMar>
-            <w:vAlign w:val="center"/>
-          </w:tcPr>
-          <w:p>
-            <w:pPr>
-              <w:keepNext w:val="false"/>
-              <w:spacing w:after="0" w:before="0" w:line="240" w:lineRule="auto"/>
-              <w:jc w:val="left"/>
-            </w:pPr>
-            <w:r>
-              <w:rPr>
-                <w:rFonts w:ascii="Times New Roman" w:cs="Times New Roman" w:eastAsia="Times New Roman" w:hAnsi="Times New Roman"/>
-                <w:b w:val="false"/>
-                <w:bCs w:val="false"/>
-                <w:i w:val="false"/>
-                <w:iCs w:val="false"/>
-                <w:sz w:val="22"/>
-                <w:szCs w:val="22"/>
-              </w:rPr>
-              <w:t xml:space="preserve">B14</w:t>
-            </w:r>
-          </w:p>
-        </w:tc>
-        <w:tc>
-          <w:tcPr>
-            <w:tcW w:type="dxa" w:w="3064"/>
-            <w:tcBorders>
-              <w:top w:val="single" w:color="000000" w:sz="4"/>
-              <w:left w:val="single" w:color="000000" w:sz="4"/>
-              <w:bottom w:val="single" w:color="000000" w:sz="4"/>
-              <w:right w:val="single" w:color="000000" w:sz="4"/>
-            </w:tcBorders>
-            <w:tcMar>
-              <w:top w:type="dxa" w:w="30"/>
-              <w:left w:type="dxa" w:w="70"/>
-              <w:bottom w:type="dxa" w:w="30"/>
-              <w:right w:type="dxa" w:w="70"/>
-            </w:tcMar>
-            <w:vAlign w:val="center"/>
-          </w:tcPr>
-          <w:p>
-            <w:pPr>
-              <w:keepNext w:val="false"/>
-              <w:spacing w:after="0" w:before="0" w:line="240" w:lineRule="auto"/>
-              <w:jc w:val="left"/>
-            </w:pPr>
-            <w:r>
-              <w:rPr>
-                <w:rFonts w:ascii="Times New Roman" w:cs="Times New Roman" w:eastAsia="Times New Roman" w:hAnsi="Times New Roman"/>
-                <w:b w:val="false"/>
-                <w:bCs w:val="false"/>
-                <w:i w:val="false"/>
-                <w:iCs w:val="false"/>
-                <w:sz w:val="22"/>
-                <w:szCs w:val="22"/>
-              </w:rPr>
-              <w:t xml:space="preserve">Kiosk khách: không lưu ảnh thẻ căn cước (chỉ đọc thông tin cần thiết) hoặc xóa ngay sau đối chiếu</w:t>
-            </w:r>
-          </w:p>
-        </w:tc>
-        <w:tc>
-          <w:tcPr>
-            <w:tcW w:type="dxa" w:w="2174"/>
-            <w:tcBorders>
-              <w:top w:val="single" w:color="000000" w:sz="4"/>
-              <w:left w:val="single" w:color="000000" w:sz="4"/>
-              <w:bottom w:val="single" w:color="000000" w:sz="4"/>
-              <w:right w:val="single" w:color="000000" w:sz="4"/>
-            </w:tcBorders>
-            <w:tcMar>
-              <w:top w:type="dxa" w:w="30"/>
-              <w:left w:type="dxa" w:w="70"/>
-              <w:bottom w:type="dxa" w:w="30"/>
-              <w:right w:type="dxa" w:w="70"/>
-            </w:tcMar>
-            <w:vAlign w:val="center"/>
-          </w:tcPr>
-          <w:p>
-            <w:pPr>
-              <w:keepNext w:val="false"/>
-              <w:spacing w:after="0" w:before="0" w:line="240" w:lineRule="auto"/>
-              <w:jc w:val="left"/>
-            </w:pPr>
-            <w:r>
-              <w:rPr>
-                <w:rFonts w:ascii="Times New Roman" w:cs="Times New Roman" w:eastAsia="Times New Roman" w:hAnsi="Times New Roman"/>
-                <w:b w:val="false"/>
-                <w:bCs w:val="false"/>
-                <w:i w:val="false"/>
-                <w:iCs w:val="false"/>
-                <w:sz w:val="22"/>
-                <w:szCs w:val="22"/>
-              </w:rPr>
-              <w:t xml:space="preserve">NĐ 356 Đ4.1.i; Luật 91 Đ3.2</w:t>
-            </w:r>
-          </w:p>
-        </w:tc>
-        <w:tc>
-          <w:tcPr>
-            <w:tcW w:type="dxa" w:w="1223"/>
+            <w:tcW w:type="dxa" w:w="684"/>
+            <w:tcBorders>
+              <w:top w:val="single" w:color="000000" w:sz="4"/>
+              <w:left w:val="single" w:color="000000" w:sz="4"/>
+              <w:bottom w:val="single" w:color="000000" w:sz="4"/>
+              <w:right w:val="single" w:color="000000" w:sz="4"/>
+            </w:tcBorders>
+            <w:tcMar>
+              <w:top w:type="dxa" w:w="30"/>
+              <w:left w:type="dxa" w:w="70"/>
+              <w:bottom w:type="dxa" w:w="30"/>
+              <w:right w:type="dxa" w:w="70"/>
+            </w:tcMar>
+            <w:vAlign w:val="center"/>
+          </w:tcPr>
+          <w:p>
+            <w:pPr>
+              <w:keepNext w:val="false"/>
+              <w:spacing w:after="0" w:before="0" w:line="240" w:lineRule="auto"/>
+              <w:jc w:val="left"/>
+            </w:pPr>
+            <w:r>
+              <w:rPr>
+                <w:rFonts w:ascii="Times New Roman" w:cs="Times New Roman" w:eastAsia="Times New Roman" w:hAnsi="Times New Roman"/>
+                <w:b w:val="false"/>
+                <w:bCs w:val="false"/>
+                <w:i w:val="false"/>
+                <w:iCs w:val="false"/>
+                <w:sz w:val="22"/>
+                <w:szCs w:val="22"/>
+              </w:rPr>
+              <w:t xml:space="preserve">B12</w:t>
+            </w:r>
+          </w:p>
+        </w:tc>
+        <w:tc>
+          <w:tcPr>
+            <w:tcW w:type="dxa" w:w="2895"/>
+            <w:tcBorders>
+              <w:top w:val="single" w:color="000000" w:sz="4"/>
+              <w:left w:val="single" w:color="000000" w:sz="4"/>
+              <w:bottom w:val="single" w:color="000000" w:sz="4"/>
+              <w:right w:val="single" w:color="000000" w:sz="4"/>
+            </w:tcBorders>
+            <w:tcMar>
+              <w:top w:type="dxa" w:w="30"/>
+              <w:left w:type="dxa" w:w="70"/>
+              <w:bottom w:type="dxa" w:w="30"/>
+              <w:right w:type="dxa" w:w="70"/>
+            </w:tcMar>
+            <w:vAlign w:val="center"/>
+          </w:tcPr>
+          <w:p>
+            <w:pPr>
+              <w:keepNext w:val="false"/>
+              <w:spacing w:after="0" w:before="0" w:line="240" w:lineRule="auto"/>
+              <w:jc w:val="left"/>
+            </w:pPr>
+            <w:r>
+              <w:rPr>
+                <w:rFonts w:ascii="Times New Roman" w:cs="Times New Roman" w:eastAsia="Times New Roman" w:hAnsi="Times New Roman"/>
+                <w:b w:val="false"/>
+                <w:bCs w:val="false"/>
+                <w:i w:val="false"/>
+                <w:iCs w:val="false"/>
+                <w:sz w:val="22"/>
+                <w:szCs w:val="22"/>
+              </w:rPr>
+              <w:t xml:space="preserve">Chức năng làm mờ khuôn mặt, biển số khi xuất video hoạt động; quản trị viên biết dùng</w:t>
+            </w:r>
+          </w:p>
+        </w:tc>
+        <w:tc>
+          <w:tcPr>
+            <w:tcW w:type="dxa" w:w="2071"/>
+            <w:tcBorders>
+              <w:top w:val="single" w:color="000000" w:sz="4"/>
+              <w:left w:val="single" w:color="000000" w:sz="4"/>
+              <w:bottom w:val="single" w:color="000000" w:sz="4"/>
+              <w:right w:val="single" w:color="000000" w:sz="4"/>
+            </w:tcBorders>
+            <w:tcMar>
+              <w:top w:type="dxa" w:w="30"/>
+              <w:left w:type="dxa" w:w="70"/>
+              <w:bottom w:type="dxa" w:w="30"/>
+              <w:right w:type="dxa" w:w="70"/>
+            </w:tcMar>
+            <w:vAlign w:val="center"/>
+          </w:tcPr>
+          <w:p>
+            <w:pPr>
+              <w:keepNext w:val="false"/>
+              <w:spacing w:after="0" w:before="0" w:line="240" w:lineRule="auto"/>
+              <w:jc w:val="left"/>
+            </w:pPr>
+            <w:r>
+              <w:rPr>
+                <w:rFonts w:ascii="Times New Roman" w:cs="Times New Roman" w:eastAsia="Times New Roman" w:hAnsi="Times New Roman"/>
+                <w:b w:val="false"/>
+                <w:bCs w:val="false"/>
+                <w:i w:val="false"/>
+                <w:iCs w:val="false"/>
+                <w:sz w:val="22"/>
+                <w:szCs w:val="22"/>
+              </w:rPr>
+              <w:t xml:space="preserve">Luật 91 Đ15.2.a; NĐ 330 Đ71.2.b</w:t>
+            </w:r>
+          </w:p>
+        </w:tc>
+        <w:tc>
+          <w:tcPr>
+            <w:tcW w:type="dxa" w:w="1180"/>
             <w:tcBorders>
               <w:top w:val="single" w:color="000000" w:sz="4"/>
               <w:left w:val="single" w:color="000000" w:sz="4"/>
@@ -6215,7 +6301,7 @@
         </w:tc>
         <w:tc>
           <w:tcPr>
-            <w:tcW w:type="dxa" w:w="1892"/>
+            <w:tcW w:type="dxa" w:w="2195"/>
             <w:tcBorders>
               <w:top w:val="single" w:color="000000" w:sz="4"/>
               <w:left w:val="single" w:color="000000" w:sz="4"/>
@@ -6246,118 +6332,130 @@
         </w:trPr>
         <w:tc>
           <w:tcPr>
-            <w:tcW w:type="dxa" w:w="672"/>
-            <w:tcBorders>
-              <w:top w:val="single" w:color="000000" w:sz="4"/>
-              <w:left w:val="single" w:color="000000" w:sz="4"/>
-              <w:bottom w:val="single" w:color="000000" w:sz="4"/>
-              <w:right w:val="single" w:color="000000" w:sz="4"/>
-            </w:tcBorders>
-            <w:tcMar>
-              <w:top w:type="dxa" w:w="30"/>
-              <w:left w:type="dxa" w:w="70"/>
-              <w:bottom w:type="dxa" w:w="30"/>
-              <w:right w:type="dxa" w:w="70"/>
-            </w:tcMar>
-            <w:vAlign w:val="center"/>
-          </w:tcPr>
-          <w:p>
-            <w:pPr>
-              <w:keepNext w:val="false"/>
-              <w:spacing w:after="0" w:before="0" w:line="240" w:lineRule="auto"/>
-              <w:jc w:val="left"/>
-            </w:pPr>
-            <w:r>
-              <w:rPr>
-                <w:rFonts w:ascii="Times New Roman" w:cs="Times New Roman" w:eastAsia="Times New Roman" w:hAnsi="Times New Roman"/>
-                <w:b w:val="false"/>
-                <w:bCs w:val="false"/>
-                <w:i w:val="false"/>
-                <w:iCs w:val="false"/>
-                <w:sz w:val="22"/>
-                <w:szCs w:val="22"/>
-              </w:rPr>
-              <w:t xml:space="preserve">B15</w:t>
-            </w:r>
-          </w:p>
-        </w:tc>
-        <w:tc>
-          <w:tcPr>
-            <w:tcW w:type="dxa" w:w="3064"/>
-            <w:tcBorders>
-              <w:top w:val="single" w:color="000000" w:sz="4"/>
-              <w:left w:val="single" w:color="000000" w:sz="4"/>
-              <w:bottom w:val="single" w:color="000000" w:sz="4"/>
-              <w:right w:val="single" w:color="000000" w:sz="4"/>
-            </w:tcBorders>
-            <w:tcMar>
-              <w:top w:type="dxa" w:w="30"/>
-              <w:left w:type="dxa" w:w="70"/>
-              <w:bottom w:type="dxa" w:w="30"/>
-              <w:right w:type="dxa" w:w="70"/>
-            </w:tcMar>
-            <w:vAlign w:val="center"/>
-          </w:tcPr>
-          <w:p>
-            <w:pPr>
-              <w:keepNext w:val="false"/>
-              <w:spacing w:after="0" w:before="0" w:line="240" w:lineRule="auto"/>
-              <w:jc w:val="left"/>
-            </w:pPr>
-            <w:r>
-              <w:rPr>
-                <w:rFonts w:ascii="Times New Roman" w:cs="Times New Roman" w:eastAsia="Times New Roman" w:hAnsi="Times New Roman"/>
-                <w:b w:val="false"/>
-                <w:bCs w:val="false"/>
-                <w:i w:val="false"/>
-                <w:iCs w:val="false"/>
-                <w:sz w:val="22"/>
-                <w:szCs w:val="22"/>
-              </w:rPr>
-              <w:t xml:space="preserve">Firmware, phần mềm là bản mới nhất nhà cung cấp phát hành; không còn lỗ hổng nghiêm trọng đã công bố</w:t>
-            </w:r>
-          </w:p>
-        </w:tc>
-        <w:tc>
-          <w:tcPr>
-            <w:tcW w:type="dxa" w:w="2174"/>
-            <w:tcBorders>
-              <w:top w:val="single" w:color="000000" w:sz="4"/>
-              <w:left w:val="single" w:color="000000" w:sz="4"/>
-              <w:bottom w:val="single" w:color="000000" w:sz="4"/>
-              <w:right w:val="single" w:color="000000" w:sz="4"/>
-            </w:tcBorders>
-            <w:tcMar>
-              <w:top w:type="dxa" w:w="30"/>
-              <w:left w:type="dxa" w:w="70"/>
-              <w:bottom w:type="dxa" w:w="30"/>
-              <w:right w:type="dxa" w:w="70"/>
-            </w:tcMar>
-            <w:vAlign w:val="center"/>
-          </w:tcPr>
-          <w:p>
-            <w:pPr>
-              <w:keepNext w:val="false"/>
-              <w:spacing w:after="0" w:before="0" w:line="240" w:lineRule="auto"/>
-              <w:jc w:val="left"/>
-            </w:pPr>
-            <w:r>
-              <w:rPr>
-                <w:rFonts w:ascii="Times New Roman" w:cs="Times New Roman" w:eastAsia="Times New Roman" w:hAnsi="Times New Roman"/>
-                <w:b w:val="false"/>
-                <w:bCs w:val="false"/>
-                <w:i w:val="false"/>
-                <w:iCs w:val="false"/>
-                <w:sz w:val="22"/>
-                <w:szCs w:val="22"/>
-              </w:rPr>
-              <w:t xml:space="preserve">NĐ 356 Đ10.5.a; NĐ 330 Đ67.2.e</w:t>
-            </w:r>
-          </w:p>
-        </w:tc>
-        <w:tc>
-          <w:tcPr>
-            <w:tcW w:type="dxa" w:w="1223"/>
+            <w:tcW w:type="dxa" w:w="684"/>
+            <w:tcBorders>
+              <w:top w:val="single" w:color="000000" w:sz="4"/>
+              <w:left w:val="single" w:color="000000" w:sz="4"/>
+              <w:bottom w:val="single" w:color="000000" w:sz="4"/>
+              <w:right w:val="single" w:color="000000" w:sz="4"/>
+            </w:tcBorders>
+            <w:tcMar>
+              <w:top w:type="dxa" w:w="30"/>
+              <w:left w:type="dxa" w:w="70"/>
+              <w:bottom w:type="dxa" w:w="30"/>
+              <w:right w:type="dxa" w:w="70"/>
+            </w:tcMar>
+            <w:vAlign w:val="center"/>
+          </w:tcPr>
+          <w:p>
+            <w:pPr>
+              <w:keepNext w:val="false"/>
+              <w:spacing w:after="0" w:before="0" w:line="240" w:lineRule="auto"/>
+              <w:jc w:val="left"/>
+            </w:pPr>
+            <w:r>
+              <w:rPr>
+                <w:rFonts w:ascii="Times New Roman" w:cs="Times New Roman" w:eastAsia="Times New Roman" w:hAnsi="Times New Roman"/>
+                <w:b w:val="false"/>
+                <w:bCs w:val="false"/>
+                <w:i w:val="false"/>
+                <w:iCs w:val="false"/>
+                <w:sz w:val="22"/>
+                <w:szCs w:val="22"/>
+              </w:rPr>
+              <w:t xml:space="preserve">B13</w:t>
+            </w:r>
+          </w:p>
+        </w:tc>
+        <w:tc>
+          <w:tcPr>
+            <w:tcW w:type="dxa" w:w="2895"/>
+            <w:tcBorders>
+              <w:top w:val="single" w:color="000000" w:sz="4"/>
+              <w:left w:val="single" w:color="000000" w:sz="4"/>
+              <w:bottom w:val="single" w:color="000000" w:sz="4"/>
+              <w:right w:val="single" w:color="000000" w:sz="4"/>
+            </w:tcBorders>
+            <w:tcMar>
+              <w:top w:type="dxa" w:w="30"/>
+              <w:left w:type="dxa" w:w="70"/>
+              <w:bottom w:type="dxa" w:w="30"/>
+              <w:right w:type="dxa" w:w="70"/>
+            </w:tcMar>
+            <w:vAlign w:val="center"/>
+          </w:tcPr>
+          <w:p>
+            <w:pPr>
+              <w:keepNext w:val="false"/>
+              <w:spacing w:after="0" w:before="0" w:line="240" w:lineRule="auto"/>
+              <w:jc w:val="left"/>
+            </w:pPr>
+            <w:r>
+              <w:rPr>
+                <w:rFonts w:ascii="Times New Roman" w:cs="Times New Roman" w:eastAsia="Times New Roman" w:hAnsi="Times New Roman"/>
+                <w:b w:val="false"/>
+                <w:bCs w:val="false"/>
+                <w:i w:val="false"/>
+                <w:iCs w:val="false"/>
+                <w:sz w:val="22"/>
+                <w:szCs w:val="22"/>
+              </w:rPr>
+              <w:t xml:space="preserve">Xóa dữ liệu khuôn mặt khi nghỉ việc: ☐ đồng bộ tự động với hệ thống nhân sự ☐ thao tác một bước; đã thử xóa và </w:t>
+            </w:r>
+            <w:r>
+              <w:rPr>
+                <w:rFonts w:ascii="Times New Roman" w:cs="Times New Roman" w:eastAsia="Times New Roman" w:hAnsi="Times New Roman"/>
+                <w:b/>
+                <w:bCs/>
+                <w:i w:val="false"/>
+                <w:iCs w:val="false"/>
+                <w:sz w:val="22"/>
+                <w:szCs w:val="22"/>
+              </w:rPr>
+              <w:t xml:space="preserve">đồng bộ xóa trên mọi đầu đọc</w:t>
+            </w:r>
+          </w:p>
+        </w:tc>
+        <w:tc>
+          <w:tcPr>
+            <w:tcW w:type="dxa" w:w="2071"/>
+            <w:tcBorders>
+              <w:top w:val="single" w:color="000000" w:sz="4"/>
+              <w:left w:val="single" w:color="000000" w:sz="4"/>
+              <w:bottom w:val="single" w:color="000000" w:sz="4"/>
+              <w:right w:val="single" w:color="000000" w:sz="4"/>
+            </w:tcBorders>
+            <w:tcMar>
+              <w:top w:type="dxa" w:w="30"/>
+              <w:left w:type="dxa" w:w="70"/>
+              <w:bottom w:type="dxa" w:w="30"/>
+              <w:right w:type="dxa" w:w="70"/>
+            </w:tcMar>
+            <w:vAlign w:val="center"/>
+          </w:tcPr>
+          <w:p>
+            <w:pPr>
+              <w:keepNext w:val="false"/>
+              <w:spacing w:after="0" w:before="0" w:line="240" w:lineRule="auto"/>
+              <w:jc w:val="left"/>
+            </w:pPr>
+            <w:r>
+              <w:rPr>
+                <w:rFonts w:ascii="Times New Roman" w:cs="Times New Roman" w:eastAsia="Times New Roman" w:hAnsi="Times New Roman"/>
+                <w:b w:val="false"/>
+                <w:bCs w:val="false"/>
+                <w:i w:val="false"/>
+                <w:iCs w:val="false"/>
+                <w:sz w:val="22"/>
+                <w:szCs w:val="22"/>
+              </w:rPr>
+              <w:t xml:space="preserve">Luật 91 Đ25.2.c; NĐ 330 Đ61.2.b</w:t>
+            </w:r>
+          </w:p>
+        </w:tc>
+        <w:tc>
+          <w:tcPr>
+            <w:tcW w:type="dxa" w:w="1180"/>
             <w:tcBorders>
               <w:top w:val="single" w:color="000000" w:sz="4"/>
               <w:left w:val="single" w:color="000000" w:sz="4"/>
@@ -6394,52 +6492,27 @@
         </w:tc>
         <w:tc>
           <w:tcPr>
-            <w:tcW w:type="dxa" w:w="1892"/>
-            <w:tcBorders>
-              <w:top w:val="single" w:color="000000" w:sz="4"/>
-              <w:left w:val="single" w:color="000000" w:sz="4"/>
-              <w:bottom w:val="single" w:color="000000" w:sz="4"/>
-              <w:right w:val="single" w:color="000000" w:sz="4"/>
-            </w:tcBorders>
-            <w:tcMar>
-              <w:top w:type="dxa" w:w="30"/>
-              <w:left w:type="dxa" w:w="70"/>
-              <w:bottom w:type="dxa" w:w="30"/>
-              <w:right w:type="dxa" w:w="70"/>
-            </w:tcMar>
-            <w:vAlign w:val="center"/>
-          </w:tcPr>
-          <w:p>
-            <w:pPr>
-              <w:keepNext w:val="false"/>
-              <w:spacing w:after="0" w:before="0" w:line="240" w:lineRule="auto"/>
-              <w:jc w:val="left"/>
-            </w:pPr>
-            <w:r>
-              <w:rPr>
-                <w:rFonts w:ascii="Times New Roman" w:cs="Times New Roman" w:eastAsia="Times New Roman" w:hAnsi="Times New Roman"/>
-                <w:b w:val="false"/>
-                <w:bCs w:val="false"/>
-                <w:i w:val="false"/>
-                <w:iCs w:val="false"/>
-                <w:sz w:val="22"/>
-                <w:szCs w:val="22"/>
-              </w:rPr>
-              <w:t xml:space="preserve">Phiên bản: </w:t>
-            </w:r>
-            <w:r>
-              <w:rPr>
-                <w:rFonts w:ascii="Times New Roman" w:cs="Times New Roman" w:eastAsia="Times New Roman" w:hAnsi="Times New Roman"/>
-                <w:b w:val="false"/>
-                <w:bCs w:val="false"/>
-                <w:i w:val="false"/>
-                <w:iCs w:val="false"/>
-                <w:sz w:val="22"/>
-                <w:szCs w:val="22"/>
-                <w:highlight w:val="yellow"/>
-              </w:rPr>
-              <w:t xml:space="preserve">5.7.12</w:t>
-            </w:r>
+            <w:tcW w:type="dxa" w:w="2195"/>
+            <w:tcBorders>
+              <w:top w:val="single" w:color="000000" w:sz="4"/>
+              <w:left w:val="single" w:color="000000" w:sz="4"/>
+              <w:bottom w:val="single" w:color="000000" w:sz="4"/>
+              <w:right w:val="single" w:color="000000" w:sz="4"/>
+            </w:tcBorders>
+            <w:tcMar>
+              <w:top w:type="dxa" w:w="30"/>
+              <w:left w:type="dxa" w:w="70"/>
+              <w:bottom w:type="dxa" w:w="30"/>
+              <w:right w:type="dxa" w:w="70"/>
+            </w:tcMar>
+            <w:vAlign w:val="center"/>
+          </w:tcPr>
+          <w:p>
+            <w:pPr>
+              <w:keepNext w:val="false"/>
+              <w:spacing w:after="0" w:before="0" w:line="240" w:lineRule="auto"/>
+              <w:jc w:val="left"/>
+            </w:pPr>
           </w:p>
         </w:tc>
       </w:tr>
@@ -6450,118 +6523,118 @@
         </w:trPr>
         <w:tc>
           <w:tcPr>
-            <w:tcW w:type="dxa" w:w="672"/>
-            <w:tcBorders>
-              <w:top w:val="single" w:color="000000" w:sz="4"/>
-              <w:left w:val="single" w:color="000000" w:sz="4"/>
-              <w:bottom w:val="single" w:color="000000" w:sz="4"/>
-              <w:right w:val="single" w:color="000000" w:sz="4"/>
-            </w:tcBorders>
-            <w:tcMar>
-              <w:top w:type="dxa" w:w="30"/>
-              <w:left w:type="dxa" w:w="70"/>
-              <w:bottom w:type="dxa" w:w="30"/>
-              <w:right w:type="dxa" w:w="70"/>
-            </w:tcMar>
-            <w:vAlign w:val="center"/>
-          </w:tcPr>
-          <w:p>
-            <w:pPr>
-              <w:keepNext w:val="false"/>
-              <w:spacing w:after="0" w:before="0" w:line="240" w:lineRule="auto"/>
-              <w:jc w:val="left"/>
-            </w:pPr>
-            <w:r>
-              <w:rPr>
-                <w:rFonts w:ascii="Times New Roman" w:cs="Times New Roman" w:eastAsia="Times New Roman" w:hAnsi="Times New Roman"/>
-                <w:b w:val="false"/>
-                <w:bCs w:val="false"/>
-                <w:i w:val="false"/>
-                <w:iCs w:val="false"/>
-                <w:sz w:val="22"/>
-                <w:szCs w:val="22"/>
-              </w:rPr>
-              <w:t xml:space="preserve">B16</w:t>
-            </w:r>
-          </w:p>
-        </w:tc>
-        <w:tc>
-          <w:tcPr>
-            <w:tcW w:type="dxa" w:w="3064"/>
-            <w:tcBorders>
-              <w:top w:val="single" w:color="000000" w:sz="4"/>
-              <w:left w:val="single" w:color="000000" w:sz="4"/>
-              <w:bottom w:val="single" w:color="000000" w:sz="4"/>
-              <w:right w:val="single" w:color="000000" w:sz="4"/>
-            </w:tcBorders>
-            <w:tcMar>
-              <w:top w:type="dxa" w:w="30"/>
-              <w:left w:type="dxa" w:w="70"/>
-              <w:bottom w:type="dxa" w:w="30"/>
-              <w:right w:type="dxa" w:w="70"/>
-            </w:tcMar>
-            <w:vAlign w:val="center"/>
-          </w:tcPr>
-          <w:p>
-            <w:pPr>
-              <w:keepNext w:val="false"/>
-              <w:spacing w:after="0" w:before="0" w:line="240" w:lineRule="auto"/>
-              <w:jc w:val="left"/>
-            </w:pPr>
-            <w:r>
-              <w:rPr>
-                <w:rFonts w:ascii="Times New Roman" w:cs="Times New Roman" w:eastAsia="Times New Roman" w:hAnsi="Times New Roman"/>
-                <w:b w:val="false"/>
-                <w:bCs w:val="false"/>
-                <w:i w:val="false"/>
-                <w:iCs w:val="false"/>
-                <w:sz w:val="22"/>
-                <w:szCs w:val="22"/>
-              </w:rPr>
-              <w:t xml:space="preserve">Tắt dịch vụ không dùng (Telnet, FTP, UPnP, P2P cloud của hãng, HTTP không mã hóa); không mở cổng đầu ghi, camera trực tiếp ra Internet</w:t>
-            </w:r>
-          </w:p>
-        </w:tc>
-        <w:tc>
-          <w:tcPr>
-            <w:tcW w:type="dxa" w:w="2174"/>
-            <w:tcBorders>
-              <w:top w:val="single" w:color="000000" w:sz="4"/>
-              <w:left w:val="single" w:color="000000" w:sz="4"/>
-              <w:bottom w:val="single" w:color="000000" w:sz="4"/>
-              <w:right w:val="single" w:color="000000" w:sz="4"/>
-            </w:tcBorders>
-            <w:tcMar>
-              <w:top w:type="dxa" w:w="30"/>
-              <w:left w:type="dxa" w:w="70"/>
-              <w:bottom w:type="dxa" w:w="30"/>
-              <w:right w:type="dxa" w:w="70"/>
-            </w:tcMar>
-            <w:vAlign w:val="center"/>
-          </w:tcPr>
-          <w:p>
-            <w:pPr>
-              <w:keepNext w:val="false"/>
-              <w:spacing w:after="0" w:before="0" w:line="240" w:lineRule="auto"/>
-              <w:jc w:val="left"/>
-            </w:pPr>
-            <w:r>
-              <w:rPr>
-                <w:rFonts w:ascii="Times New Roman" w:cs="Times New Roman" w:eastAsia="Times New Roman" w:hAnsi="Times New Roman"/>
-                <w:b w:val="false"/>
-                <w:bCs w:val="false"/>
-                <w:i w:val="false"/>
-                <w:iCs w:val="false"/>
-                <w:sz w:val="22"/>
-                <w:szCs w:val="22"/>
-              </w:rPr>
-              <w:t xml:space="preserve">NĐ 356 Đ10.5.a; NĐ 330 Đ67.2.e</w:t>
-            </w:r>
-          </w:p>
-        </w:tc>
-        <w:tc>
-          <w:tcPr>
-            <w:tcW w:type="dxa" w:w="1223"/>
+            <w:tcW w:type="dxa" w:w="684"/>
+            <w:tcBorders>
+              <w:top w:val="single" w:color="000000" w:sz="4"/>
+              <w:left w:val="single" w:color="000000" w:sz="4"/>
+              <w:bottom w:val="single" w:color="000000" w:sz="4"/>
+              <w:right w:val="single" w:color="000000" w:sz="4"/>
+            </w:tcBorders>
+            <w:tcMar>
+              <w:top w:type="dxa" w:w="30"/>
+              <w:left w:type="dxa" w:w="70"/>
+              <w:bottom w:type="dxa" w:w="30"/>
+              <w:right w:type="dxa" w:w="70"/>
+            </w:tcMar>
+            <w:vAlign w:val="center"/>
+          </w:tcPr>
+          <w:p>
+            <w:pPr>
+              <w:keepNext w:val="false"/>
+              <w:spacing w:after="0" w:before="0" w:line="240" w:lineRule="auto"/>
+              <w:jc w:val="left"/>
+            </w:pPr>
+            <w:r>
+              <w:rPr>
+                <w:rFonts w:ascii="Times New Roman" w:cs="Times New Roman" w:eastAsia="Times New Roman" w:hAnsi="Times New Roman"/>
+                <w:b w:val="false"/>
+                <w:bCs w:val="false"/>
+                <w:i w:val="false"/>
+                <w:iCs w:val="false"/>
+                <w:sz w:val="22"/>
+                <w:szCs w:val="22"/>
+              </w:rPr>
+              <w:t xml:space="preserve">B14</w:t>
+            </w:r>
+          </w:p>
+        </w:tc>
+        <w:tc>
+          <w:tcPr>
+            <w:tcW w:type="dxa" w:w="2895"/>
+            <w:tcBorders>
+              <w:top w:val="single" w:color="000000" w:sz="4"/>
+              <w:left w:val="single" w:color="000000" w:sz="4"/>
+              <w:bottom w:val="single" w:color="000000" w:sz="4"/>
+              <w:right w:val="single" w:color="000000" w:sz="4"/>
+            </w:tcBorders>
+            <w:tcMar>
+              <w:top w:type="dxa" w:w="30"/>
+              <w:left w:type="dxa" w:w="70"/>
+              <w:bottom w:type="dxa" w:w="30"/>
+              <w:right w:type="dxa" w:w="70"/>
+            </w:tcMar>
+            <w:vAlign w:val="center"/>
+          </w:tcPr>
+          <w:p>
+            <w:pPr>
+              <w:keepNext w:val="false"/>
+              <w:spacing w:after="0" w:before="0" w:line="240" w:lineRule="auto"/>
+              <w:jc w:val="left"/>
+            </w:pPr>
+            <w:r>
+              <w:rPr>
+                <w:rFonts w:ascii="Times New Roman" w:cs="Times New Roman" w:eastAsia="Times New Roman" w:hAnsi="Times New Roman"/>
+                <w:b w:val="false"/>
+                <w:bCs w:val="false"/>
+                <w:i w:val="false"/>
+                <w:iCs w:val="false"/>
+                <w:sz w:val="22"/>
+                <w:szCs w:val="22"/>
+              </w:rPr>
+              <w:t xml:space="preserve">Kiosk khách: không lưu ảnh thẻ căn cước (chỉ đọc thông tin cần thiết) hoặc xóa ngay sau đối chiếu</w:t>
+            </w:r>
+          </w:p>
+        </w:tc>
+        <w:tc>
+          <w:tcPr>
+            <w:tcW w:type="dxa" w:w="2071"/>
+            <w:tcBorders>
+              <w:top w:val="single" w:color="000000" w:sz="4"/>
+              <w:left w:val="single" w:color="000000" w:sz="4"/>
+              <w:bottom w:val="single" w:color="000000" w:sz="4"/>
+              <w:right w:val="single" w:color="000000" w:sz="4"/>
+            </w:tcBorders>
+            <w:tcMar>
+              <w:top w:type="dxa" w:w="30"/>
+              <w:left w:type="dxa" w:w="70"/>
+              <w:bottom w:type="dxa" w:w="30"/>
+              <w:right w:type="dxa" w:w="70"/>
+            </w:tcMar>
+            <w:vAlign w:val="center"/>
+          </w:tcPr>
+          <w:p>
+            <w:pPr>
+              <w:keepNext w:val="false"/>
+              <w:spacing w:after="0" w:before="0" w:line="240" w:lineRule="auto"/>
+              <w:jc w:val="left"/>
+            </w:pPr>
+            <w:r>
+              <w:rPr>
+                <w:rFonts w:ascii="Times New Roman" w:cs="Times New Roman" w:eastAsia="Times New Roman" w:hAnsi="Times New Roman"/>
+                <w:b w:val="false"/>
+                <w:bCs w:val="false"/>
+                <w:i w:val="false"/>
+                <w:iCs w:val="false"/>
+                <w:sz w:val="22"/>
+                <w:szCs w:val="22"/>
+              </w:rPr>
+              <w:t xml:space="preserve">NĐ 356 Đ4.1.i; Luật 91 Đ3.2</w:t>
+            </w:r>
+          </w:p>
+        </w:tc>
+        <w:tc>
+          <w:tcPr>
+            <w:tcW w:type="dxa" w:w="1180"/>
             <w:tcBorders>
               <w:top w:val="single" w:color="000000" w:sz="4"/>
               <w:left w:val="single" w:color="000000" w:sz="4"/>
@@ -6598,7 +6671,7 @@
         </w:tc>
         <w:tc>
           <w:tcPr>
-            <w:tcW w:type="dxa" w:w="1892"/>
+            <w:tcW w:type="dxa" w:w="2195"/>
             <w:tcBorders>
               <w:top w:val="single" w:color="000000" w:sz="4"/>
               <w:left w:val="single" w:color="000000" w:sz="4"/>
@@ -6629,118 +6702,118 @@
         </w:trPr>
         <w:tc>
           <w:tcPr>
-            <w:tcW w:type="dxa" w:w="672"/>
-            <w:tcBorders>
-              <w:top w:val="single" w:color="000000" w:sz="4"/>
-              <w:left w:val="single" w:color="000000" w:sz="4"/>
-              <w:bottom w:val="single" w:color="000000" w:sz="4"/>
-              <w:right w:val="single" w:color="000000" w:sz="4"/>
-            </w:tcBorders>
-            <w:tcMar>
-              <w:top w:type="dxa" w:w="30"/>
-              <w:left w:type="dxa" w:w="70"/>
-              <w:bottom w:type="dxa" w:w="30"/>
-              <w:right w:type="dxa" w:w="70"/>
-            </w:tcMar>
-            <w:vAlign w:val="center"/>
-          </w:tcPr>
-          <w:p>
-            <w:pPr>
-              <w:keepNext w:val="false"/>
-              <w:spacing w:after="0" w:before="0" w:line="240" w:lineRule="auto"/>
-              <w:jc w:val="left"/>
-            </w:pPr>
-            <w:r>
-              <w:rPr>
-                <w:rFonts w:ascii="Times New Roman" w:cs="Times New Roman" w:eastAsia="Times New Roman" w:hAnsi="Times New Roman"/>
-                <w:b w:val="false"/>
-                <w:bCs w:val="false"/>
-                <w:i w:val="false"/>
-                <w:iCs w:val="false"/>
-                <w:sz w:val="22"/>
-                <w:szCs w:val="22"/>
-              </w:rPr>
-              <w:t xml:space="preserve">B17</w:t>
-            </w:r>
-          </w:p>
-        </w:tc>
-        <w:tc>
-          <w:tcPr>
-            <w:tcW w:type="dxa" w:w="3064"/>
-            <w:tcBorders>
-              <w:top w:val="single" w:color="000000" w:sz="4"/>
-              <w:left w:val="single" w:color="000000" w:sz="4"/>
-              <w:bottom w:val="single" w:color="000000" w:sz="4"/>
-              <w:right w:val="single" w:color="000000" w:sz="4"/>
-            </w:tcBorders>
-            <w:tcMar>
-              <w:top w:type="dxa" w:w="30"/>
-              <w:left w:type="dxa" w:w="70"/>
-              <w:bottom w:type="dxa" w:w="30"/>
-              <w:right w:type="dxa" w:w="70"/>
-            </w:tcMar>
-            <w:vAlign w:val="center"/>
-          </w:tcPr>
-          <w:p>
-            <w:pPr>
-              <w:keepNext w:val="false"/>
-              <w:spacing w:after="0" w:before="0" w:line="240" w:lineRule="auto"/>
-              <w:jc w:val="left"/>
-            </w:pPr>
-            <w:r>
-              <w:rPr>
-                <w:rFonts w:ascii="Times New Roman" w:cs="Times New Roman" w:eastAsia="Times New Roman" w:hAnsi="Times New Roman"/>
-                <w:b w:val="false"/>
-                <w:bCs w:val="false"/>
-                <w:i w:val="false"/>
-                <w:iCs w:val="false"/>
-                <w:sz w:val="22"/>
-                <w:szCs w:val="22"/>
-              </w:rPr>
-              <w:t xml:space="preserve">Mạng camera tách khỏi mạng người dùng (VLAN, tường lửa)</w:t>
-            </w:r>
-          </w:p>
-        </w:tc>
-        <w:tc>
-          <w:tcPr>
-            <w:tcW w:type="dxa" w:w="2174"/>
-            <w:tcBorders>
-              <w:top w:val="single" w:color="000000" w:sz="4"/>
-              <w:left w:val="single" w:color="000000" w:sz="4"/>
-              <w:bottom w:val="single" w:color="000000" w:sz="4"/>
-              <w:right w:val="single" w:color="000000" w:sz="4"/>
-            </w:tcBorders>
-            <w:tcMar>
-              <w:top w:type="dxa" w:w="30"/>
-              <w:left w:type="dxa" w:w="70"/>
-              <w:bottom w:type="dxa" w:w="30"/>
-              <w:right w:type="dxa" w:w="70"/>
-            </w:tcMar>
-            <w:vAlign w:val="center"/>
-          </w:tcPr>
-          <w:p>
-            <w:pPr>
-              <w:keepNext w:val="false"/>
-              <w:spacing w:after="0" w:before="0" w:line="240" w:lineRule="auto"/>
-              <w:jc w:val="left"/>
-            </w:pPr>
-            <w:r>
-              <w:rPr>
-                <w:rFonts w:ascii="Times New Roman" w:cs="Times New Roman" w:eastAsia="Times New Roman" w:hAnsi="Times New Roman"/>
-                <w:b w:val="false"/>
-                <w:bCs w:val="false"/>
-                <w:i w:val="false"/>
-                <w:iCs w:val="false"/>
-                <w:sz w:val="22"/>
-                <w:szCs w:val="22"/>
-              </w:rPr>
-              <w:t xml:space="preserve">Thực hành tốt; NĐ 356 Đ10.5.a</w:t>
-            </w:r>
-          </w:p>
-        </w:tc>
-        <w:tc>
-          <w:tcPr>
-            <w:tcW w:type="dxa" w:w="1223"/>
+            <w:tcW w:type="dxa" w:w="684"/>
+            <w:tcBorders>
+              <w:top w:val="single" w:color="000000" w:sz="4"/>
+              <w:left w:val="single" w:color="000000" w:sz="4"/>
+              <w:bottom w:val="single" w:color="000000" w:sz="4"/>
+              <w:right w:val="single" w:color="000000" w:sz="4"/>
+            </w:tcBorders>
+            <w:tcMar>
+              <w:top w:type="dxa" w:w="30"/>
+              <w:left w:type="dxa" w:w="70"/>
+              <w:bottom w:type="dxa" w:w="30"/>
+              <w:right w:type="dxa" w:w="70"/>
+            </w:tcMar>
+            <w:vAlign w:val="center"/>
+          </w:tcPr>
+          <w:p>
+            <w:pPr>
+              <w:keepNext w:val="false"/>
+              <w:spacing w:after="0" w:before="0" w:line="240" w:lineRule="auto"/>
+              <w:jc w:val="left"/>
+            </w:pPr>
+            <w:r>
+              <w:rPr>
+                <w:rFonts w:ascii="Times New Roman" w:cs="Times New Roman" w:eastAsia="Times New Roman" w:hAnsi="Times New Roman"/>
+                <w:b w:val="false"/>
+                <w:bCs w:val="false"/>
+                <w:i w:val="false"/>
+                <w:iCs w:val="false"/>
+                <w:sz w:val="22"/>
+                <w:szCs w:val="22"/>
+              </w:rPr>
+              <w:t xml:space="preserve">B15</w:t>
+            </w:r>
+          </w:p>
+        </w:tc>
+        <w:tc>
+          <w:tcPr>
+            <w:tcW w:type="dxa" w:w="2895"/>
+            <w:tcBorders>
+              <w:top w:val="single" w:color="000000" w:sz="4"/>
+              <w:left w:val="single" w:color="000000" w:sz="4"/>
+              <w:bottom w:val="single" w:color="000000" w:sz="4"/>
+              <w:right w:val="single" w:color="000000" w:sz="4"/>
+            </w:tcBorders>
+            <w:tcMar>
+              <w:top w:type="dxa" w:w="30"/>
+              <w:left w:type="dxa" w:w="70"/>
+              <w:bottom w:type="dxa" w:w="30"/>
+              <w:right w:type="dxa" w:w="70"/>
+            </w:tcMar>
+            <w:vAlign w:val="center"/>
+          </w:tcPr>
+          <w:p>
+            <w:pPr>
+              <w:keepNext w:val="false"/>
+              <w:spacing w:after="0" w:before="0" w:line="240" w:lineRule="auto"/>
+              <w:jc w:val="left"/>
+            </w:pPr>
+            <w:r>
+              <w:rPr>
+                <w:rFonts w:ascii="Times New Roman" w:cs="Times New Roman" w:eastAsia="Times New Roman" w:hAnsi="Times New Roman"/>
+                <w:b w:val="false"/>
+                <w:bCs w:val="false"/>
+                <w:i w:val="false"/>
+                <w:iCs w:val="false"/>
+                <w:sz w:val="22"/>
+                <w:szCs w:val="22"/>
+              </w:rPr>
+              <w:t xml:space="preserve">Firmware, phần mềm là bản mới nhất nhà cung cấp phát hành; không còn lỗ hổng nghiêm trọng đã công bố</w:t>
+            </w:r>
+          </w:p>
+        </w:tc>
+        <w:tc>
+          <w:tcPr>
+            <w:tcW w:type="dxa" w:w="2071"/>
+            <w:tcBorders>
+              <w:top w:val="single" w:color="000000" w:sz="4"/>
+              <w:left w:val="single" w:color="000000" w:sz="4"/>
+              <w:bottom w:val="single" w:color="000000" w:sz="4"/>
+              <w:right w:val="single" w:color="000000" w:sz="4"/>
+            </w:tcBorders>
+            <w:tcMar>
+              <w:top w:type="dxa" w:w="30"/>
+              <w:left w:type="dxa" w:w="70"/>
+              <w:bottom w:type="dxa" w:w="30"/>
+              <w:right w:type="dxa" w:w="70"/>
+            </w:tcMar>
+            <w:vAlign w:val="center"/>
+          </w:tcPr>
+          <w:p>
+            <w:pPr>
+              <w:keepNext w:val="false"/>
+              <w:spacing w:after="0" w:before="0" w:line="240" w:lineRule="auto"/>
+              <w:jc w:val="left"/>
+            </w:pPr>
+            <w:r>
+              <w:rPr>
+                <w:rFonts w:ascii="Times New Roman" w:cs="Times New Roman" w:eastAsia="Times New Roman" w:hAnsi="Times New Roman"/>
+                <w:b w:val="false"/>
+                <w:bCs w:val="false"/>
+                <w:i w:val="false"/>
+                <w:iCs w:val="false"/>
+                <w:sz w:val="22"/>
+                <w:szCs w:val="22"/>
+              </w:rPr>
+              <w:t xml:space="preserve">NĐ 356 Đ10.5.a; NĐ 330 Đ67.2.e</w:t>
+            </w:r>
+          </w:p>
+        </w:tc>
+        <w:tc>
+          <w:tcPr>
+            <w:tcW w:type="dxa" w:w="1180"/>
             <w:tcBorders>
               <w:top w:val="single" w:color="000000" w:sz="4"/>
               <w:left w:val="single" w:color="000000" w:sz="4"/>
@@ -6777,27 +6850,52 @@
         </w:tc>
         <w:tc>
           <w:tcPr>
-            <w:tcW w:type="dxa" w:w="1892"/>
-            <w:tcBorders>
-              <w:top w:val="single" w:color="000000" w:sz="4"/>
-              <w:left w:val="single" w:color="000000" w:sz="4"/>
-              <w:bottom w:val="single" w:color="000000" w:sz="4"/>
-              <w:right w:val="single" w:color="000000" w:sz="4"/>
-            </w:tcBorders>
-            <w:tcMar>
-              <w:top w:type="dxa" w:w="30"/>
-              <w:left w:type="dxa" w:w="70"/>
-              <w:bottom w:type="dxa" w:w="30"/>
-              <w:right w:type="dxa" w:w="70"/>
-            </w:tcMar>
-            <w:vAlign w:val="center"/>
-          </w:tcPr>
-          <w:p>
-            <w:pPr>
-              <w:keepNext w:val="false"/>
-              <w:spacing w:after="0" w:before="0" w:line="240" w:lineRule="auto"/>
-              <w:jc w:val="left"/>
-            </w:pPr>
+            <w:tcW w:type="dxa" w:w="2195"/>
+            <w:tcBorders>
+              <w:top w:val="single" w:color="000000" w:sz="4"/>
+              <w:left w:val="single" w:color="000000" w:sz="4"/>
+              <w:bottom w:val="single" w:color="000000" w:sz="4"/>
+              <w:right w:val="single" w:color="000000" w:sz="4"/>
+            </w:tcBorders>
+            <w:tcMar>
+              <w:top w:type="dxa" w:w="30"/>
+              <w:left w:type="dxa" w:w="70"/>
+              <w:bottom w:type="dxa" w:w="30"/>
+              <w:right w:type="dxa" w:w="70"/>
+            </w:tcMar>
+            <w:vAlign w:val="center"/>
+          </w:tcPr>
+          <w:p>
+            <w:pPr>
+              <w:keepNext w:val="false"/>
+              <w:spacing w:after="0" w:before="0" w:line="240" w:lineRule="auto"/>
+              <w:jc w:val="left"/>
+            </w:pPr>
+            <w:r>
+              <w:rPr>
+                <w:rFonts w:ascii="Times New Roman" w:cs="Times New Roman" w:eastAsia="Times New Roman" w:hAnsi="Times New Roman"/>
+                <w:b w:val="false"/>
+                <w:bCs w:val="false"/>
+                <w:i w:val="false"/>
+                <w:iCs w:val="false"/>
+                <w:sz w:val="22"/>
+                <w:szCs w:val="22"/>
+              </w:rPr>
+              <w:t xml:space="preserve">Phiên bản: </w:t>
+            </w:r>
+            <w:r>
+              <w:rPr>
+                <w:rFonts w:ascii="Times New Roman" w:cs="Times New Roman" w:eastAsia="Times New Roman" w:hAnsi="Times New Roman"/>
+                <w:b w:val="false"/>
+                <w:bCs w:val="false"/>
+                <w:i w:val="false"/>
+                <w:iCs w:val="false"/>
+                <w:sz w:val="22"/>
+                <w:szCs w:val="22"/>
+                <w:highlight w:val="yellow"/>
+              </w:rPr>
+              <w:t xml:space="preserve">5.7.12</w:t>
+            </w:r>
           </w:p>
         </w:tc>
       </w:tr>
@@ -6808,118 +6906,118 @@
         </w:trPr>
         <w:tc>
           <w:tcPr>
-            <w:tcW w:type="dxa" w:w="672"/>
-            <w:tcBorders>
-              <w:top w:val="single" w:color="000000" w:sz="4"/>
-              <w:left w:val="single" w:color="000000" w:sz="4"/>
-              <w:bottom w:val="single" w:color="000000" w:sz="4"/>
-              <w:right w:val="single" w:color="000000" w:sz="4"/>
-            </w:tcBorders>
-            <w:tcMar>
-              <w:top w:type="dxa" w:w="30"/>
-              <w:left w:type="dxa" w:w="70"/>
-              <w:bottom w:type="dxa" w:w="30"/>
-              <w:right w:type="dxa" w:w="70"/>
-            </w:tcMar>
-            <w:vAlign w:val="center"/>
-          </w:tcPr>
-          <w:p>
-            <w:pPr>
-              <w:keepNext w:val="false"/>
-              <w:spacing w:after="0" w:before="0" w:line="240" w:lineRule="auto"/>
-              <w:jc w:val="left"/>
-            </w:pPr>
-            <w:r>
-              <w:rPr>
-                <w:rFonts w:ascii="Times New Roman" w:cs="Times New Roman" w:eastAsia="Times New Roman" w:hAnsi="Times New Roman"/>
-                <w:b w:val="false"/>
-                <w:bCs w:val="false"/>
-                <w:i w:val="false"/>
-                <w:iCs w:val="false"/>
-                <w:sz w:val="22"/>
-                <w:szCs w:val="22"/>
-              </w:rPr>
-              <w:t xml:space="preserve">B18</w:t>
-            </w:r>
-          </w:p>
-        </w:tc>
-        <w:tc>
-          <w:tcPr>
-            <w:tcW w:type="dxa" w:w="3064"/>
-            <w:tcBorders>
-              <w:top w:val="single" w:color="000000" w:sz="4"/>
-              <w:left w:val="single" w:color="000000" w:sz="4"/>
-              <w:bottom w:val="single" w:color="000000" w:sz="4"/>
-              <w:right w:val="single" w:color="000000" w:sz="4"/>
-            </w:tcBorders>
-            <w:tcMar>
-              <w:top w:type="dxa" w:w="30"/>
-              <w:left w:type="dxa" w:w="70"/>
-              <w:bottom w:type="dxa" w:w="30"/>
-              <w:right w:type="dxa" w:w="70"/>
-            </w:tcMar>
-            <w:vAlign w:val="center"/>
-          </w:tcPr>
-          <w:p>
-            <w:pPr>
-              <w:keepNext w:val="false"/>
-              <w:spacing w:after="0" w:before="0" w:line="240" w:lineRule="auto"/>
-              <w:jc w:val="left"/>
-            </w:pPr>
-            <w:r>
-              <w:rPr>
-                <w:rFonts w:ascii="Times New Roman" w:cs="Times New Roman" w:eastAsia="Times New Roman" w:hAnsi="Times New Roman"/>
-                <w:b w:val="false"/>
-                <w:bCs w:val="false"/>
-                <w:i w:val="false"/>
-                <w:iCs w:val="false"/>
-                <w:sz w:val="22"/>
-                <w:szCs w:val="22"/>
-              </w:rPr>
-              <w:t xml:space="preserve">Mọi thiết bị đồng bộ thời gian (NTP) cùng một nguồn — thời điểm trên video, nhật ký chính xác để làm chứng cứ và tính mốc 72 giờ khi có sự cố</w:t>
-            </w:r>
-          </w:p>
-        </w:tc>
-        <w:tc>
-          <w:tcPr>
-            <w:tcW w:type="dxa" w:w="2174"/>
-            <w:tcBorders>
-              <w:top w:val="single" w:color="000000" w:sz="4"/>
-              <w:left w:val="single" w:color="000000" w:sz="4"/>
-              <w:bottom w:val="single" w:color="000000" w:sz="4"/>
-              <w:right w:val="single" w:color="000000" w:sz="4"/>
-            </w:tcBorders>
-            <w:tcMar>
-              <w:top w:type="dxa" w:w="30"/>
-              <w:left w:type="dxa" w:w="70"/>
-              <w:bottom w:type="dxa" w:w="30"/>
-              <w:right w:type="dxa" w:w="70"/>
-            </w:tcMar>
-            <w:vAlign w:val="center"/>
-          </w:tcPr>
-          <w:p>
-            <w:pPr>
-              <w:keepNext w:val="false"/>
-              <w:spacing w:after="0" w:before="0" w:line="240" w:lineRule="auto"/>
-              <w:jc w:val="left"/>
-            </w:pPr>
-            <w:r>
-              <w:rPr>
-                <w:rFonts w:ascii="Times New Roman" w:cs="Times New Roman" w:eastAsia="Times New Roman" w:hAnsi="Times New Roman"/>
-                <w:b w:val="false"/>
-                <w:bCs w:val="false"/>
-                <w:i w:val="false"/>
-                <w:iCs w:val="false"/>
-                <w:sz w:val="22"/>
-                <w:szCs w:val="22"/>
-              </w:rPr>
-              <w:t xml:space="preserve">Thực hành tốt</w:t>
-            </w:r>
-          </w:p>
-        </w:tc>
-        <w:tc>
-          <w:tcPr>
-            <w:tcW w:type="dxa" w:w="1223"/>
+            <w:tcW w:type="dxa" w:w="684"/>
+            <w:tcBorders>
+              <w:top w:val="single" w:color="000000" w:sz="4"/>
+              <w:left w:val="single" w:color="000000" w:sz="4"/>
+              <w:bottom w:val="single" w:color="000000" w:sz="4"/>
+              <w:right w:val="single" w:color="000000" w:sz="4"/>
+            </w:tcBorders>
+            <w:tcMar>
+              <w:top w:type="dxa" w:w="30"/>
+              <w:left w:type="dxa" w:w="70"/>
+              <w:bottom w:type="dxa" w:w="30"/>
+              <w:right w:type="dxa" w:w="70"/>
+            </w:tcMar>
+            <w:vAlign w:val="center"/>
+          </w:tcPr>
+          <w:p>
+            <w:pPr>
+              <w:keepNext w:val="false"/>
+              <w:spacing w:after="0" w:before="0" w:line="240" w:lineRule="auto"/>
+              <w:jc w:val="left"/>
+            </w:pPr>
+            <w:r>
+              <w:rPr>
+                <w:rFonts w:ascii="Times New Roman" w:cs="Times New Roman" w:eastAsia="Times New Roman" w:hAnsi="Times New Roman"/>
+                <w:b w:val="false"/>
+                <w:bCs w:val="false"/>
+                <w:i w:val="false"/>
+                <w:iCs w:val="false"/>
+                <w:sz w:val="22"/>
+                <w:szCs w:val="22"/>
+              </w:rPr>
+              <w:t xml:space="preserve">B16</w:t>
+            </w:r>
+          </w:p>
+        </w:tc>
+        <w:tc>
+          <w:tcPr>
+            <w:tcW w:type="dxa" w:w="2895"/>
+            <w:tcBorders>
+              <w:top w:val="single" w:color="000000" w:sz="4"/>
+              <w:left w:val="single" w:color="000000" w:sz="4"/>
+              <w:bottom w:val="single" w:color="000000" w:sz="4"/>
+              <w:right w:val="single" w:color="000000" w:sz="4"/>
+            </w:tcBorders>
+            <w:tcMar>
+              <w:top w:type="dxa" w:w="30"/>
+              <w:left w:type="dxa" w:w="70"/>
+              <w:bottom w:type="dxa" w:w="30"/>
+              <w:right w:type="dxa" w:w="70"/>
+            </w:tcMar>
+            <w:vAlign w:val="center"/>
+          </w:tcPr>
+          <w:p>
+            <w:pPr>
+              <w:keepNext w:val="false"/>
+              <w:spacing w:after="0" w:before="0" w:line="240" w:lineRule="auto"/>
+              <w:jc w:val="left"/>
+            </w:pPr>
+            <w:r>
+              <w:rPr>
+                <w:rFonts w:ascii="Times New Roman" w:cs="Times New Roman" w:eastAsia="Times New Roman" w:hAnsi="Times New Roman"/>
+                <w:b w:val="false"/>
+                <w:bCs w:val="false"/>
+                <w:i w:val="false"/>
+                <w:iCs w:val="false"/>
+                <w:sz w:val="22"/>
+                <w:szCs w:val="22"/>
+              </w:rPr>
+              <w:t xml:space="preserve">Tắt dịch vụ không dùng (Telnet, FTP, UPnP, P2P cloud của hãng, HTTP không mã hóa); không mở cổng đầu ghi, camera trực tiếp ra Internet</w:t>
+            </w:r>
+          </w:p>
+        </w:tc>
+        <w:tc>
+          <w:tcPr>
+            <w:tcW w:type="dxa" w:w="2071"/>
+            <w:tcBorders>
+              <w:top w:val="single" w:color="000000" w:sz="4"/>
+              <w:left w:val="single" w:color="000000" w:sz="4"/>
+              <w:bottom w:val="single" w:color="000000" w:sz="4"/>
+              <w:right w:val="single" w:color="000000" w:sz="4"/>
+            </w:tcBorders>
+            <w:tcMar>
+              <w:top w:type="dxa" w:w="30"/>
+              <w:left w:type="dxa" w:w="70"/>
+              <w:bottom w:type="dxa" w:w="30"/>
+              <w:right w:type="dxa" w:w="70"/>
+            </w:tcMar>
+            <w:vAlign w:val="center"/>
+          </w:tcPr>
+          <w:p>
+            <w:pPr>
+              <w:keepNext w:val="false"/>
+              <w:spacing w:after="0" w:before="0" w:line="240" w:lineRule="auto"/>
+              <w:jc w:val="left"/>
+            </w:pPr>
+            <w:r>
+              <w:rPr>
+                <w:rFonts w:ascii="Times New Roman" w:cs="Times New Roman" w:eastAsia="Times New Roman" w:hAnsi="Times New Roman"/>
+                <w:b w:val="false"/>
+                <w:bCs w:val="false"/>
+                <w:i w:val="false"/>
+                <w:iCs w:val="false"/>
+                <w:sz w:val="22"/>
+                <w:szCs w:val="22"/>
+              </w:rPr>
+              <w:t xml:space="preserve">NĐ 356 Đ10.5.a; NĐ 330 Đ67.2.e</w:t>
+            </w:r>
+          </w:p>
+        </w:tc>
+        <w:tc>
+          <w:tcPr>
+            <w:tcW w:type="dxa" w:w="1180"/>
             <w:tcBorders>
               <w:top w:val="single" w:color="000000" w:sz="4"/>
               <w:left w:val="single" w:color="000000" w:sz="4"/>
@@ -6956,39 +7054,27 @@
         </w:tc>
         <w:tc>
           <w:tcPr>
-            <w:tcW w:type="dxa" w:w="1892"/>
-            <w:tcBorders>
-              <w:top w:val="single" w:color="000000" w:sz="4"/>
-              <w:left w:val="single" w:color="000000" w:sz="4"/>
-              <w:bottom w:val="single" w:color="000000" w:sz="4"/>
-              <w:right w:val="single" w:color="000000" w:sz="4"/>
-            </w:tcBorders>
-            <w:tcMar>
-              <w:top w:type="dxa" w:w="30"/>
-              <w:left w:type="dxa" w:w="70"/>
-              <w:bottom w:type="dxa" w:w="30"/>
-              <w:right w:type="dxa" w:w="70"/>
-            </w:tcMar>
-            <w:vAlign w:val="center"/>
-          </w:tcPr>
-          <w:p>
-            <w:pPr>
-              <w:keepNext w:val="false"/>
-              <w:spacing w:after="0" w:before="0" w:line="240" w:lineRule="auto"/>
-              <w:jc w:val="left"/>
-            </w:pPr>
-            <w:r>
-              <w:rPr>
-                <w:rFonts w:ascii="Times New Roman" w:cs="Times New Roman" w:eastAsia="Times New Roman" w:hAnsi="Times New Roman"/>
-                <w:b w:val="false"/>
-                <w:bCs w:val="false"/>
-                <w:i w:val="false"/>
-                <w:iCs w:val="false"/>
-                <w:sz w:val="22"/>
-                <w:szCs w:val="22"/>
-              </w:rPr>
-              <w:t xml:space="preserve">Nguồn NTP: ......</w:t>
-            </w:r>
+            <w:tcW w:type="dxa" w:w="2195"/>
+            <w:tcBorders>
+              <w:top w:val="single" w:color="000000" w:sz="4"/>
+              <w:left w:val="single" w:color="000000" w:sz="4"/>
+              <w:bottom w:val="single" w:color="000000" w:sz="4"/>
+              <w:right w:val="single" w:color="000000" w:sz="4"/>
+            </w:tcBorders>
+            <w:tcMar>
+              <w:top w:type="dxa" w:w="30"/>
+              <w:left w:type="dxa" w:w="70"/>
+              <w:bottom w:type="dxa" w:w="30"/>
+              <w:right w:type="dxa" w:w="70"/>
+            </w:tcMar>
+            <w:vAlign w:val="center"/>
+          </w:tcPr>
+          <w:p>
+            <w:pPr>
+              <w:keepNext w:val="false"/>
+              <w:spacing w:after="0" w:before="0" w:line="240" w:lineRule="auto"/>
+              <w:jc w:val="left"/>
+            </w:pPr>
           </w:p>
         </w:tc>
       </w:tr>
@@ -6999,118 +7085,118 @@
         </w:trPr>
         <w:tc>
           <w:tcPr>
-            <w:tcW w:type="dxa" w:w="672"/>
-            <w:tcBorders>
-              <w:top w:val="single" w:color="000000" w:sz="4"/>
-              <w:left w:val="single" w:color="000000" w:sz="4"/>
-              <w:bottom w:val="single" w:color="000000" w:sz="4"/>
-              <w:right w:val="single" w:color="000000" w:sz="4"/>
-            </w:tcBorders>
-            <w:tcMar>
-              <w:top w:type="dxa" w:w="30"/>
-              <w:left w:type="dxa" w:w="70"/>
-              <w:bottom w:type="dxa" w:w="30"/>
-              <w:right w:type="dxa" w:w="70"/>
-            </w:tcMar>
-            <w:vAlign w:val="center"/>
-          </w:tcPr>
-          <w:p>
-            <w:pPr>
-              <w:keepNext w:val="false"/>
-              <w:spacing w:after="0" w:before="0" w:line="240" w:lineRule="auto"/>
-              <w:jc w:val="left"/>
-            </w:pPr>
-            <w:r>
-              <w:rPr>
-                <w:rFonts w:ascii="Times New Roman" w:cs="Times New Roman" w:eastAsia="Times New Roman" w:hAnsi="Times New Roman"/>
-                <w:b w:val="false"/>
-                <w:bCs w:val="false"/>
-                <w:i w:val="false"/>
-                <w:iCs w:val="false"/>
-                <w:sz w:val="22"/>
-                <w:szCs w:val="22"/>
-              </w:rPr>
-              <w:t xml:space="preserve">B19</w:t>
-            </w:r>
-          </w:p>
-        </w:tc>
-        <w:tc>
-          <w:tcPr>
-            <w:tcW w:type="dxa" w:w="3064"/>
-            <w:tcBorders>
-              <w:top w:val="single" w:color="000000" w:sz="4"/>
-              <w:left w:val="single" w:color="000000" w:sz="4"/>
-              <w:bottom w:val="single" w:color="000000" w:sz="4"/>
-              <w:right w:val="single" w:color="000000" w:sz="4"/>
-            </w:tcBorders>
-            <w:tcMar>
-              <w:top w:type="dxa" w:w="30"/>
-              <w:left w:type="dxa" w:w="70"/>
-              <w:bottom w:type="dxa" w:w="30"/>
-              <w:right w:type="dxa" w:w="70"/>
-            </w:tcMar>
-            <w:vAlign w:val="center"/>
-          </w:tcPr>
-          <w:p>
-            <w:pPr>
-              <w:keepNext w:val="false"/>
-              <w:spacing w:after="0" w:before="0" w:line="240" w:lineRule="auto"/>
-              <w:jc w:val="left"/>
-            </w:pPr>
-            <w:r>
-              <w:rPr>
-                <w:rFonts w:ascii="Times New Roman" w:cs="Times New Roman" w:eastAsia="Times New Roman" w:hAnsi="Times New Roman"/>
-                <w:b w:val="false"/>
-                <w:bCs w:val="false"/>
-                <w:i w:val="false"/>
-                <w:iCs w:val="false"/>
-                <w:sz w:val="22"/>
-                <w:szCs w:val="22"/>
-              </w:rPr>
-              <w:t xml:space="preserve">Sao lưu cấu hình; bản sao lưu dữ liệu mã hóa, có vòng quay theo K4</w:t>
-            </w:r>
-          </w:p>
-        </w:tc>
-        <w:tc>
-          <w:tcPr>
-            <w:tcW w:type="dxa" w:w="2174"/>
-            <w:tcBorders>
-              <w:top w:val="single" w:color="000000" w:sz="4"/>
-              <w:left w:val="single" w:color="000000" w:sz="4"/>
-              <w:bottom w:val="single" w:color="000000" w:sz="4"/>
-              <w:right w:val="single" w:color="000000" w:sz="4"/>
-            </w:tcBorders>
-            <w:tcMar>
-              <w:top w:type="dxa" w:w="30"/>
-              <w:left w:type="dxa" w:w="70"/>
-              <w:bottom w:type="dxa" w:w="30"/>
-              <w:right w:type="dxa" w:w="70"/>
-            </w:tcMar>
-            <w:vAlign w:val="center"/>
-          </w:tcPr>
-          <w:p>
-            <w:pPr>
-              <w:keepNext w:val="false"/>
-              <w:spacing w:after="0" w:before="0" w:line="240" w:lineRule="auto"/>
-              <w:jc w:val="left"/>
-            </w:pPr>
-            <w:r>
-              <w:rPr>
-                <w:rFonts w:ascii="Times New Roman" w:cs="Times New Roman" w:eastAsia="Times New Roman" w:hAnsi="Times New Roman"/>
-                <w:b w:val="false"/>
-                <w:bCs w:val="false"/>
-                <w:i w:val="false"/>
-                <w:iCs w:val="false"/>
-                <w:sz w:val="22"/>
-                <w:szCs w:val="22"/>
-              </w:rPr>
-              <w:t xml:space="preserve">Luật 91 Đ31.4.a</w:t>
-            </w:r>
-          </w:p>
-        </w:tc>
-        <w:tc>
-          <w:tcPr>
-            <w:tcW w:type="dxa" w:w="1223"/>
+            <w:tcW w:type="dxa" w:w="684"/>
+            <w:tcBorders>
+              <w:top w:val="single" w:color="000000" w:sz="4"/>
+              <w:left w:val="single" w:color="000000" w:sz="4"/>
+              <w:bottom w:val="single" w:color="000000" w:sz="4"/>
+              <w:right w:val="single" w:color="000000" w:sz="4"/>
+            </w:tcBorders>
+            <w:tcMar>
+              <w:top w:type="dxa" w:w="30"/>
+              <w:left w:type="dxa" w:w="70"/>
+              <w:bottom w:type="dxa" w:w="30"/>
+              <w:right w:type="dxa" w:w="70"/>
+            </w:tcMar>
+            <w:vAlign w:val="center"/>
+          </w:tcPr>
+          <w:p>
+            <w:pPr>
+              <w:keepNext w:val="false"/>
+              <w:spacing w:after="0" w:before="0" w:line="240" w:lineRule="auto"/>
+              <w:jc w:val="left"/>
+            </w:pPr>
+            <w:r>
+              <w:rPr>
+                <w:rFonts w:ascii="Times New Roman" w:cs="Times New Roman" w:eastAsia="Times New Roman" w:hAnsi="Times New Roman"/>
+                <w:b w:val="false"/>
+                <w:bCs w:val="false"/>
+                <w:i w:val="false"/>
+                <w:iCs w:val="false"/>
+                <w:sz w:val="22"/>
+                <w:szCs w:val="22"/>
+              </w:rPr>
+              <w:t xml:space="preserve">B17</w:t>
+            </w:r>
+          </w:p>
+        </w:tc>
+        <w:tc>
+          <w:tcPr>
+            <w:tcW w:type="dxa" w:w="2895"/>
+            <w:tcBorders>
+              <w:top w:val="single" w:color="000000" w:sz="4"/>
+              <w:left w:val="single" w:color="000000" w:sz="4"/>
+              <w:bottom w:val="single" w:color="000000" w:sz="4"/>
+              <w:right w:val="single" w:color="000000" w:sz="4"/>
+            </w:tcBorders>
+            <w:tcMar>
+              <w:top w:type="dxa" w:w="30"/>
+              <w:left w:type="dxa" w:w="70"/>
+              <w:bottom w:type="dxa" w:w="30"/>
+              <w:right w:type="dxa" w:w="70"/>
+            </w:tcMar>
+            <w:vAlign w:val="center"/>
+          </w:tcPr>
+          <w:p>
+            <w:pPr>
+              <w:keepNext w:val="false"/>
+              <w:spacing w:after="0" w:before="0" w:line="240" w:lineRule="auto"/>
+              <w:jc w:val="left"/>
+            </w:pPr>
+            <w:r>
+              <w:rPr>
+                <w:rFonts w:ascii="Times New Roman" w:cs="Times New Roman" w:eastAsia="Times New Roman" w:hAnsi="Times New Roman"/>
+                <w:b w:val="false"/>
+                <w:bCs w:val="false"/>
+                <w:i w:val="false"/>
+                <w:iCs w:val="false"/>
+                <w:sz w:val="22"/>
+                <w:szCs w:val="22"/>
+              </w:rPr>
+              <w:t xml:space="preserve">Mạng camera tách khỏi mạng người dùng (VLAN, tường lửa)</w:t>
+            </w:r>
+          </w:p>
+        </w:tc>
+        <w:tc>
+          <w:tcPr>
+            <w:tcW w:type="dxa" w:w="2071"/>
+            <w:tcBorders>
+              <w:top w:val="single" w:color="000000" w:sz="4"/>
+              <w:left w:val="single" w:color="000000" w:sz="4"/>
+              <w:bottom w:val="single" w:color="000000" w:sz="4"/>
+              <w:right w:val="single" w:color="000000" w:sz="4"/>
+            </w:tcBorders>
+            <w:tcMar>
+              <w:top w:type="dxa" w:w="30"/>
+              <w:left w:type="dxa" w:w="70"/>
+              <w:bottom w:type="dxa" w:w="30"/>
+              <w:right w:type="dxa" w:w="70"/>
+            </w:tcMar>
+            <w:vAlign w:val="center"/>
+          </w:tcPr>
+          <w:p>
+            <w:pPr>
+              <w:keepNext w:val="false"/>
+              <w:spacing w:after="0" w:before="0" w:line="240" w:lineRule="auto"/>
+              <w:jc w:val="left"/>
+            </w:pPr>
+            <w:r>
+              <w:rPr>
+                <w:rFonts w:ascii="Times New Roman" w:cs="Times New Roman" w:eastAsia="Times New Roman" w:hAnsi="Times New Roman"/>
+                <w:b w:val="false"/>
+                <w:bCs w:val="false"/>
+                <w:i w:val="false"/>
+                <w:iCs w:val="false"/>
+                <w:sz w:val="22"/>
+                <w:szCs w:val="22"/>
+              </w:rPr>
+              <w:t xml:space="preserve">Thực hành tốt; NĐ 356 Đ10.5.a</w:t>
+            </w:r>
+          </w:p>
+        </w:tc>
+        <w:tc>
+          <w:tcPr>
+            <w:tcW w:type="dxa" w:w="1180"/>
             <w:tcBorders>
               <w:top w:val="single" w:color="000000" w:sz="4"/>
               <w:left w:val="single" w:color="000000" w:sz="4"/>
@@ -7147,7 +7233,7 @@
         </w:tc>
         <w:tc>
           <w:tcPr>
-            <w:tcW w:type="dxa" w:w="1892"/>
+            <w:tcW w:type="dxa" w:w="2195"/>
             <w:tcBorders>
               <w:top w:val="single" w:color="000000" w:sz="4"/>
               <w:left w:val="single" w:color="000000" w:sz="4"/>
@@ -7178,7 +7264,377 @@
         </w:trPr>
         <w:tc>
           <w:tcPr>
-            <w:tcW w:type="dxa" w:w="672"/>
+            <w:tcW w:type="dxa" w:w="684"/>
+            <w:tcBorders>
+              <w:top w:val="single" w:color="000000" w:sz="4"/>
+              <w:left w:val="single" w:color="000000" w:sz="4"/>
+              <w:bottom w:val="single" w:color="000000" w:sz="4"/>
+              <w:right w:val="single" w:color="000000" w:sz="4"/>
+            </w:tcBorders>
+            <w:tcMar>
+              <w:top w:type="dxa" w:w="30"/>
+              <w:left w:type="dxa" w:w="70"/>
+              <w:bottom w:type="dxa" w:w="30"/>
+              <w:right w:type="dxa" w:w="70"/>
+            </w:tcMar>
+            <w:vAlign w:val="center"/>
+          </w:tcPr>
+          <w:p>
+            <w:pPr>
+              <w:keepNext w:val="false"/>
+              <w:spacing w:after="0" w:before="0" w:line="240" w:lineRule="auto"/>
+              <w:jc w:val="left"/>
+            </w:pPr>
+            <w:r>
+              <w:rPr>
+                <w:rFonts w:ascii="Times New Roman" w:cs="Times New Roman" w:eastAsia="Times New Roman" w:hAnsi="Times New Roman"/>
+                <w:b w:val="false"/>
+                <w:bCs w:val="false"/>
+                <w:i w:val="false"/>
+                <w:iCs w:val="false"/>
+                <w:sz w:val="22"/>
+                <w:szCs w:val="22"/>
+              </w:rPr>
+              <w:t xml:space="preserve">B18</w:t>
+            </w:r>
+          </w:p>
+        </w:tc>
+        <w:tc>
+          <w:tcPr>
+            <w:tcW w:type="dxa" w:w="2895"/>
+            <w:tcBorders>
+              <w:top w:val="single" w:color="000000" w:sz="4"/>
+              <w:left w:val="single" w:color="000000" w:sz="4"/>
+              <w:bottom w:val="single" w:color="000000" w:sz="4"/>
+              <w:right w:val="single" w:color="000000" w:sz="4"/>
+            </w:tcBorders>
+            <w:tcMar>
+              <w:top w:type="dxa" w:w="30"/>
+              <w:left w:type="dxa" w:w="70"/>
+              <w:bottom w:type="dxa" w:w="30"/>
+              <w:right w:type="dxa" w:w="70"/>
+            </w:tcMar>
+            <w:vAlign w:val="center"/>
+          </w:tcPr>
+          <w:p>
+            <w:pPr>
+              <w:keepNext w:val="false"/>
+              <w:spacing w:after="0" w:before="0" w:line="240" w:lineRule="auto"/>
+              <w:jc w:val="left"/>
+            </w:pPr>
+            <w:r>
+              <w:rPr>
+                <w:rFonts w:ascii="Times New Roman" w:cs="Times New Roman" w:eastAsia="Times New Roman" w:hAnsi="Times New Roman"/>
+                <w:b w:val="false"/>
+                <w:bCs w:val="false"/>
+                <w:i w:val="false"/>
+                <w:iCs w:val="false"/>
+                <w:sz w:val="22"/>
+                <w:szCs w:val="22"/>
+              </w:rPr>
+              <w:t xml:space="preserve">Mọi thiết bị đồng bộ thời gian (NTP) cùng một nguồn — thời điểm trên video, nhật ký chính xác để làm chứng cứ và tính mốc 72 giờ khi có sự cố</w:t>
+            </w:r>
+          </w:p>
+        </w:tc>
+        <w:tc>
+          <w:tcPr>
+            <w:tcW w:type="dxa" w:w="2071"/>
+            <w:tcBorders>
+              <w:top w:val="single" w:color="000000" w:sz="4"/>
+              <w:left w:val="single" w:color="000000" w:sz="4"/>
+              <w:bottom w:val="single" w:color="000000" w:sz="4"/>
+              <w:right w:val="single" w:color="000000" w:sz="4"/>
+            </w:tcBorders>
+            <w:tcMar>
+              <w:top w:type="dxa" w:w="30"/>
+              <w:left w:type="dxa" w:w="70"/>
+              <w:bottom w:type="dxa" w:w="30"/>
+              <w:right w:type="dxa" w:w="70"/>
+            </w:tcMar>
+            <w:vAlign w:val="center"/>
+          </w:tcPr>
+          <w:p>
+            <w:pPr>
+              <w:keepNext w:val="false"/>
+              <w:spacing w:after="0" w:before="0" w:line="240" w:lineRule="auto"/>
+              <w:jc w:val="left"/>
+            </w:pPr>
+            <w:r>
+              <w:rPr>
+                <w:rFonts w:ascii="Times New Roman" w:cs="Times New Roman" w:eastAsia="Times New Roman" w:hAnsi="Times New Roman"/>
+                <w:b w:val="false"/>
+                <w:bCs w:val="false"/>
+                <w:i w:val="false"/>
+                <w:iCs w:val="false"/>
+                <w:sz w:val="22"/>
+                <w:szCs w:val="22"/>
+              </w:rPr>
+              <w:t xml:space="preserve">Thực hành tốt</w:t>
+            </w:r>
+          </w:p>
+        </w:tc>
+        <w:tc>
+          <w:tcPr>
+            <w:tcW w:type="dxa" w:w="1180"/>
+            <w:tcBorders>
+              <w:top w:val="single" w:color="000000" w:sz="4"/>
+              <w:left w:val="single" w:color="000000" w:sz="4"/>
+              <w:bottom w:val="single" w:color="000000" w:sz="4"/>
+              <w:right w:val="single" w:color="000000" w:sz="4"/>
+            </w:tcBorders>
+            <w:tcMar>
+              <w:top w:type="dxa" w:w="30"/>
+              <w:left w:type="dxa" w:w="70"/>
+              <w:bottom w:type="dxa" w:w="30"/>
+              <w:right w:type="dxa" w:w="70"/>
+            </w:tcMar>
+            <w:vAlign w:val="center"/>
+          </w:tcPr>
+          <w:p>
+            <w:pPr>
+              <w:keepNext w:val="false"/>
+              <w:spacing w:after="0" w:before="0" w:line="240" w:lineRule="auto"/>
+              <w:jc w:val="left"/>
+            </w:pPr>
+            <w:r>
+              <w:rPr>
+                <w:rFonts w:ascii="Times New Roman" w:cs="Times New Roman" w:eastAsia="Times New Roman" w:hAnsi="Times New Roman"/>
+                <w:b w:val="false"/>
+                <w:bCs w:val="false"/>
+                <w:i w:val="false"/>
+                <w:iCs w:val="false"/>
+                <w:sz w:val="22"/>
+                <w:szCs w:val="22"/>
+              </w:rPr>
+              <w:t xml:space="preserve">☐ Đạt ☐ Không ☐ N/A</w:t>
+            </w:r>
+          </w:p>
+        </w:tc>
+        <w:tc>
+          <w:tcPr>
+            <w:tcW w:type="dxa" w:w="2195"/>
+            <w:tcBorders>
+              <w:top w:val="single" w:color="000000" w:sz="4"/>
+              <w:left w:val="single" w:color="000000" w:sz="4"/>
+              <w:bottom w:val="single" w:color="000000" w:sz="4"/>
+              <w:right w:val="single" w:color="000000" w:sz="4"/>
+            </w:tcBorders>
+            <w:tcMar>
+              <w:top w:type="dxa" w:w="30"/>
+              <w:left w:type="dxa" w:w="70"/>
+              <w:bottom w:type="dxa" w:w="30"/>
+              <w:right w:type="dxa" w:w="70"/>
+            </w:tcMar>
+            <w:vAlign w:val="center"/>
+          </w:tcPr>
+          <w:p>
+            <w:pPr>
+              <w:keepNext w:val="false"/>
+              <w:spacing w:after="0" w:before="0" w:line="240" w:lineRule="auto"/>
+              <w:jc w:val="left"/>
+            </w:pPr>
+            <w:r>
+              <w:rPr>
+                <w:rFonts w:ascii="Times New Roman" w:cs="Times New Roman" w:eastAsia="Times New Roman" w:hAnsi="Times New Roman"/>
+                <w:b w:val="false"/>
+                <w:bCs w:val="false"/>
+                <w:i w:val="false"/>
+                <w:iCs w:val="false"/>
+                <w:sz w:val="22"/>
+                <w:szCs w:val="22"/>
+              </w:rPr>
+              <w:t xml:space="preserve">Nguồn NTP: ......</w:t>
+            </w:r>
+          </w:p>
+        </w:tc>
+      </w:tr>
+      <w:tr>
+        <w:trPr>
+          <w:cantSplit/>
+          <w:tblHeader w:val="false"/>
+        </w:trPr>
+        <w:tc>
+          <w:tcPr>
+            <w:tcW w:type="dxa" w:w="684"/>
+            <w:tcBorders>
+              <w:top w:val="single" w:color="000000" w:sz="4"/>
+              <w:left w:val="single" w:color="000000" w:sz="4"/>
+              <w:bottom w:val="single" w:color="000000" w:sz="4"/>
+              <w:right w:val="single" w:color="000000" w:sz="4"/>
+            </w:tcBorders>
+            <w:tcMar>
+              <w:top w:type="dxa" w:w="30"/>
+              <w:left w:type="dxa" w:w="70"/>
+              <w:bottom w:type="dxa" w:w="30"/>
+              <w:right w:type="dxa" w:w="70"/>
+            </w:tcMar>
+            <w:vAlign w:val="center"/>
+          </w:tcPr>
+          <w:p>
+            <w:pPr>
+              <w:keepNext w:val="false"/>
+              <w:spacing w:after="0" w:before="0" w:line="240" w:lineRule="auto"/>
+              <w:jc w:val="left"/>
+            </w:pPr>
+            <w:r>
+              <w:rPr>
+                <w:rFonts w:ascii="Times New Roman" w:cs="Times New Roman" w:eastAsia="Times New Roman" w:hAnsi="Times New Roman"/>
+                <w:b w:val="false"/>
+                <w:bCs w:val="false"/>
+                <w:i w:val="false"/>
+                <w:iCs w:val="false"/>
+                <w:sz w:val="22"/>
+                <w:szCs w:val="22"/>
+              </w:rPr>
+              <w:t xml:space="preserve">B19</w:t>
+            </w:r>
+          </w:p>
+        </w:tc>
+        <w:tc>
+          <w:tcPr>
+            <w:tcW w:type="dxa" w:w="2895"/>
+            <w:tcBorders>
+              <w:top w:val="single" w:color="000000" w:sz="4"/>
+              <w:left w:val="single" w:color="000000" w:sz="4"/>
+              <w:bottom w:val="single" w:color="000000" w:sz="4"/>
+              <w:right w:val="single" w:color="000000" w:sz="4"/>
+            </w:tcBorders>
+            <w:tcMar>
+              <w:top w:type="dxa" w:w="30"/>
+              <w:left w:type="dxa" w:w="70"/>
+              <w:bottom w:type="dxa" w:w="30"/>
+              <w:right w:type="dxa" w:w="70"/>
+            </w:tcMar>
+            <w:vAlign w:val="center"/>
+          </w:tcPr>
+          <w:p>
+            <w:pPr>
+              <w:keepNext w:val="false"/>
+              <w:spacing w:after="0" w:before="0" w:line="240" w:lineRule="auto"/>
+              <w:jc w:val="left"/>
+            </w:pPr>
+            <w:r>
+              <w:rPr>
+                <w:rFonts w:ascii="Times New Roman" w:cs="Times New Roman" w:eastAsia="Times New Roman" w:hAnsi="Times New Roman"/>
+                <w:b w:val="false"/>
+                <w:bCs w:val="false"/>
+                <w:i w:val="false"/>
+                <w:iCs w:val="false"/>
+                <w:sz w:val="22"/>
+                <w:szCs w:val="22"/>
+              </w:rPr>
+              <w:t xml:space="preserve">Sao lưu cấu hình; bản sao lưu dữ liệu mã hóa, có vòng quay theo K4</w:t>
+            </w:r>
+          </w:p>
+        </w:tc>
+        <w:tc>
+          <w:tcPr>
+            <w:tcW w:type="dxa" w:w="2071"/>
+            <w:tcBorders>
+              <w:top w:val="single" w:color="000000" w:sz="4"/>
+              <w:left w:val="single" w:color="000000" w:sz="4"/>
+              <w:bottom w:val="single" w:color="000000" w:sz="4"/>
+              <w:right w:val="single" w:color="000000" w:sz="4"/>
+            </w:tcBorders>
+            <w:tcMar>
+              <w:top w:type="dxa" w:w="30"/>
+              <w:left w:type="dxa" w:w="70"/>
+              <w:bottom w:type="dxa" w:w="30"/>
+              <w:right w:type="dxa" w:w="70"/>
+            </w:tcMar>
+            <w:vAlign w:val="center"/>
+          </w:tcPr>
+          <w:p>
+            <w:pPr>
+              <w:keepNext w:val="false"/>
+              <w:spacing w:after="0" w:before="0" w:line="240" w:lineRule="auto"/>
+              <w:jc w:val="left"/>
+            </w:pPr>
+            <w:r>
+              <w:rPr>
+                <w:rFonts w:ascii="Times New Roman" w:cs="Times New Roman" w:eastAsia="Times New Roman" w:hAnsi="Times New Roman"/>
+                <w:b w:val="false"/>
+                <w:bCs w:val="false"/>
+                <w:i w:val="false"/>
+                <w:iCs w:val="false"/>
+                <w:sz w:val="22"/>
+                <w:szCs w:val="22"/>
+              </w:rPr>
+              <w:t xml:space="preserve">Luật 91 Đ31.4.a</w:t>
+            </w:r>
+          </w:p>
+        </w:tc>
+        <w:tc>
+          <w:tcPr>
+            <w:tcW w:type="dxa" w:w="1180"/>
+            <w:tcBorders>
+              <w:top w:val="single" w:color="000000" w:sz="4"/>
+              <w:left w:val="single" w:color="000000" w:sz="4"/>
+              <w:bottom w:val="single" w:color="000000" w:sz="4"/>
+              <w:right w:val="single" w:color="000000" w:sz="4"/>
+            </w:tcBorders>
+            <w:tcMar>
+              <w:top w:type="dxa" w:w="30"/>
+              <w:left w:type="dxa" w:w="70"/>
+              <w:bottom w:type="dxa" w:w="30"/>
+              <w:right w:type="dxa" w:w="70"/>
+            </w:tcMar>
+            <w:vAlign w:val="center"/>
+          </w:tcPr>
+          <w:p>
+            <w:pPr>
+              <w:keepNext w:val="false"/>
+              <w:spacing w:after="0" w:before="0" w:line="240" w:lineRule="auto"/>
+              <w:jc w:val="left"/>
+            </w:pPr>
+            <w:r>
+              <w:rPr>
+                <w:rFonts w:ascii="Times New Roman" w:cs="Times New Roman" w:eastAsia="Times New Roman" w:hAnsi="Times New Roman"/>
+                <w:b w:val="false"/>
+                <w:bCs w:val="false"/>
+                <w:i w:val="false"/>
+                <w:iCs w:val="false"/>
+                <w:sz w:val="22"/>
+                <w:szCs w:val="22"/>
+              </w:rPr>
+              <w:t xml:space="preserve">☐ Đạt ☐ Không ☐ N/A</w:t>
+            </w:r>
+          </w:p>
+        </w:tc>
+        <w:tc>
+          <w:tcPr>
+            <w:tcW w:type="dxa" w:w="2195"/>
+            <w:tcBorders>
+              <w:top w:val="single" w:color="000000" w:sz="4"/>
+              <w:left w:val="single" w:color="000000" w:sz="4"/>
+              <w:bottom w:val="single" w:color="000000" w:sz="4"/>
+              <w:right w:val="single" w:color="000000" w:sz="4"/>
+            </w:tcBorders>
+            <w:tcMar>
+              <w:top w:type="dxa" w:w="30"/>
+              <w:left w:type="dxa" w:w="70"/>
+              <w:bottom w:type="dxa" w:w="30"/>
+              <w:right w:type="dxa" w:w="70"/>
+            </w:tcMar>
+            <w:vAlign w:val="center"/>
+          </w:tcPr>
+          <w:p>
+            <w:pPr>
+              <w:keepNext w:val="false"/>
+              <w:spacing w:after="0" w:before="0" w:line="240" w:lineRule="auto"/>
+              <w:jc w:val="left"/>
+            </w:pPr>
+          </w:p>
+        </w:tc>
+      </w:tr>
+      <w:tr>
+        <w:trPr>
+          <w:cantSplit/>
+          <w:tblHeader w:val="false"/>
+        </w:trPr>
+        <w:tc>
+          <w:tcPr>
+            <w:tcW w:type="dxa" w:w="684"/>
             <w:tcBorders>
               <w:top w:val="single" w:color="000000" w:sz="4"/>
               <w:left w:val="single" w:color="000000" w:sz="4"/>
@@ -7215,7 +7671,7 @@
         </w:tc>
         <w:tc>
           <w:tcPr>
-            <w:tcW w:type="dxa" w:w="3064"/>
+            <w:tcW w:type="dxa" w:w="2895"/>
             <w:tcBorders>
               <w:top w:val="single" w:color="000000" w:sz="4"/>
               <w:left w:val="single" w:color="000000" w:sz="4"/>
@@ -7264,7 +7720,7 @@
         </w:tc>
         <w:tc>
           <w:tcPr>
-            <w:tcW w:type="dxa" w:w="2174"/>
+            <w:tcW w:type="dxa" w:w="2071"/>
             <w:tcBorders>
               <w:top w:val="single" w:color="000000" w:sz="4"/>
               <w:left w:val="single" w:color="000000" w:sz="4"/>
@@ -7301,7 +7757,7 @@
         </w:tc>
         <w:tc>
           <w:tcPr>
-            <w:tcW w:type="dxa" w:w="1223"/>
+            <w:tcW w:type="dxa" w:w="1180"/>
             <w:tcBorders>
               <w:top w:val="single" w:color="000000" w:sz="4"/>
               <w:left w:val="single" w:color="000000" w:sz="4"/>
@@ -7338,7 +7794,7 @@
         </w:tc>
         <w:tc>
           <w:tcPr>
-            <w:tcW w:type="dxa" w:w="1892"/>
+            <w:tcW w:type="dxa" w:w="2195"/>
             <w:tcBorders>
               <w:top w:val="single" w:color="000000" w:sz="4"/>
               <w:left w:val="single" w:color="000000" w:sz="4"/>

--- a/templates/09-ai-vision/k8-checklist-trien-khai-ban-giao.docx
+++ b/templates/09-ai-vision/k8-checklist-trien-khai-ban-giao.docx
@@ -1052,10 +1052,10 @@
       </w:tblPr>
       <w:tblGrid>
         <w:gridCol w:w="672"/>
-        <w:gridCol w:w="2683"/>
-        <w:gridCol w:w="2344"/>
-        <w:gridCol w:w="1157"/>
-        <w:gridCol w:w="2169"/>
+        <w:gridCol w:w="2707"/>
+        <w:gridCol w:w="2586"/>
+        <w:gridCol w:w="1072"/>
+        <w:gridCol w:w="1988"/>
       </w:tblGrid>
       <w:tr>
         <w:trPr>
@@ -1102,7 +1102,7 @@
         </w:tc>
         <w:tc>
           <w:tcPr>
-            <w:tcW w:type="dxa" w:w="2683"/>
+            <w:tcW w:type="dxa" w:w="2707"/>
             <w:tcBorders>
               <w:top w:val="single" w:color="000000" w:sz="4"/>
               <w:left w:val="single" w:color="000000" w:sz="4"/>
@@ -1140,7 +1140,7 @@
         </w:tc>
         <w:tc>
           <w:tcPr>
-            <w:tcW w:type="dxa" w:w="2344"/>
+            <w:tcW w:type="dxa" w:w="2586"/>
             <w:tcBorders>
               <w:top w:val="single" w:color="000000" w:sz="4"/>
               <w:left w:val="single" w:color="000000" w:sz="4"/>
@@ -1178,7 +1178,7 @@
         </w:tc>
         <w:tc>
           <w:tcPr>
-            <w:tcW w:type="dxa" w:w="1157"/>
+            <w:tcW w:type="dxa" w:w="1072"/>
             <w:tcBorders>
               <w:top w:val="single" w:color="000000" w:sz="4"/>
               <w:left w:val="single" w:color="000000" w:sz="4"/>
@@ -1216,7 +1216,7 @@
         </w:tc>
         <w:tc>
           <w:tcPr>
-            <w:tcW w:type="dxa" w:w="2169"/>
+            <w:tcW w:type="dxa" w:w="1988"/>
             <w:tcBorders>
               <w:top w:val="single" w:color="000000" w:sz="4"/>
               <w:left w:val="single" w:color="000000" w:sz="4"/>
@@ -1297,7 +1297,7 @@
         </w:tc>
         <w:tc>
           <w:tcPr>
-            <w:tcW w:type="dxa" w:w="2683"/>
+            <w:tcW w:type="dxa" w:w="2707"/>
             <w:tcBorders>
               <w:top w:val="single" w:color="000000" w:sz="4"/>
               <w:left w:val="single" w:color="000000" w:sz="4"/>
@@ -1382,7 +1382,7 @@
         </w:tc>
         <w:tc>
           <w:tcPr>
-            <w:tcW w:type="dxa" w:w="2344"/>
+            <w:tcW w:type="dxa" w:w="2586"/>
             <w:tcBorders>
               <w:top w:val="single" w:color="000000" w:sz="4"/>
               <w:left w:val="single" w:color="000000" w:sz="4"/>
@@ -1419,7 +1419,7 @@
         </w:tc>
         <w:tc>
           <w:tcPr>
-            <w:tcW w:type="dxa" w:w="1157"/>
+            <w:tcW w:type="dxa" w:w="1072"/>
             <w:tcBorders>
               <w:top w:val="single" w:color="000000" w:sz="4"/>
               <w:left w:val="single" w:color="000000" w:sz="4"/>
@@ -1456,7 +1456,7 @@
         </w:tc>
         <w:tc>
           <w:tcPr>
-            <w:tcW w:type="dxa" w:w="2169"/>
+            <w:tcW w:type="dxa" w:w="1988"/>
             <w:tcBorders>
               <w:top w:val="single" w:color="000000" w:sz="4"/>
               <w:left w:val="single" w:color="000000" w:sz="4"/>
@@ -1524,7 +1524,7 @@
         </w:tc>
         <w:tc>
           <w:tcPr>
-            <w:tcW w:type="dxa" w:w="2683"/>
+            <w:tcW w:type="dxa" w:w="2707"/>
             <w:tcBorders>
               <w:top w:val="single" w:color="000000" w:sz="4"/>
               <w:left w:val="single" w:color="000000" w:sz="4"/>
@@ -1585,7 +1585,7 @@
         </w:tc>
         <w:tc>
           <w:tcPr>
-            <w:tcW w:type="dxa" w:w="2344"/>
+            <w:tcW w:type="dxa" w:w="2586"/>
             <w:tcBorders>
               <w:top w:val="single" w:color="000000" w:sz="4"/>
               <w:left w:val="single" w:color="000000" w:sz="4"/>
@@ -1622,7 +1622,7 @@
         </w:tc>
         <w:tc>
           <w:tcPr>
-            <w:tcW w:type="dxa" w:w="1157"/>
+            <w:tcW w:type="dxa" w:w="1072"/>
             <w:tcBorders>
               <w:top w:val="single" w:color="000000" w:sz="4"/>
               <w:left w:val="single" w:color="000000" w:sz="4"/>
@@ -1659,7 +1659,7 @@
         </w:tc>
         <w:tc>
           <w:tcPr>
-            <w:tcW w:type="dxa" w:w="2169"/>
+            <w:tcW w:type="dxa" w:w="1988"/>
             <w:tcBorders>
               <w:top w:val="single" w:color="000000" w:sz="4"/>
               <w:left w:val="single" w:color="000000" w:sz="4"/>
@@ -1739,7 +1739,7 @@
         </w:tc>
         <w:tc>
           <w:tcPr>
-            <w:tcW w:type="dxa" w:w="2683"/>
+            <w:tcW w:type="dxa" w:w="2707"/>
             <w:tcBorders>
               <w:top w:val="single" w:color="000000" w:sz="4"/>
               <w:left w:val="single" w:color="000000" w:sz="4"/>
@@ -1776,7 +1776,7 @@
         </w:tc>
         <w:tc>
           <w:tcPr>
-            <w:tcW w:type="dxa" w:w="2344"/>
+            <w:tcW w:type="dxa" w:w="2586"/>
             <w:tcBorders>
               <w:top w:val="single" w:color="000000" w:sz="4"/>
               <w:left w:val="single" w:color="000000" w:sz="4"/>
@@ -1813,7 +1813,7 @@
         </w:tc>
         <w:tc>
           <w:tcPr>
-            <w:tcW w:type="dxa" w:w="1157"/>
+            <w:tcW w:type="dxa" w:w="1072"/>
             <w:tcBorders>
               <w:top w:val="single" w:color="000000" w:sz="4"/>
               <w:left w:val="single" w:color="000000" w:sz="4"/>
@@ -1850,7 +1850,7 @@
         </w:tc>
         <w:tc>
           <w:tcPr>
-            <w:tcW w:type="dxa" w:w="2169"/>
+            <w:tcW w:type="dxa" w:w="1988"/>
             <w:tcBorders>
               <w:top w:val="single" w:color="000000" w:sz="4"/>
               <w:left w:val="single" w:color="000000" w:sz="4"/>
@@ -1943,7 +1943,7 @@
         </w:tc>
         <w:tc>
           <w:tcPr>
-            <w:tcW w:type="dxa" w:w="2683"/>
+            <w:tcW w:type="dxa" w:w="2707"/>
             <w:tcBorders>
               <w:top w:val="single" w:color="000000" w:sz="4"/>
               <w:left w:val="single" w:color="000000" w:sz="4"/>
@@ -2016,7 +2016,7 @@
         </w:tc>
         <w:tc>
           <w:tcPr>
-            <w:tcW w:type="dxa" w:w="2344"/>
+            <w:tcW w:type="dxa" w:w="2586"/>
             <w:tcBorders>
               <w:top w:val="single" w:color="000000" w:sz="4"/>
               <w:left w:val="single" w:color="000000" w:sz="4"/>
@@ -2053,7 +2053,7 @@
         </w:tc>
         <w:tc>
           <w:tcPr>
-            <w:tcW w:type="dxa" w:w="1157"/>
+            <w:tcW w:type="dxa" w:w="1072"/>
             <w:tcBorders>
               <w:top w:val="single" w:color="000000" w:sz="4"/>
               <w:left w:val="single" w:color="000000" w:sz="4"/>
@@ -2090,7 +2090,7 @@
         </w:tc>
         <w:tc>
           <w:tcPr>
-            <w:tcW w:type="dxa" w:w="2169"/>
+            <w:tcW w:type="dxa" w:w="1988"/>
             <w:tcBorders>
               <w:top w:val="single" w:color="000000" w:sz="4"/>
               <w:left w:val="single" w:color="000000" w:sz="4"/>
@@ -2170,7 +2170,7 @@
         </w:tc>
         <w:tc>
           <w:tcPr>
-            <w:tcW w:type="dxa" w:w="2683"/>
+            <w:tcW w:type="dxa" w:w="2707"/>
             <w:tcBorders>
               <w:top w:val="single" w:color="000000" w:sz="4"/>
               <w:left w:val="single" w:color="000000" w:sz="4"/>
@@ -2207,7 +2207,7 @@
         </w:tc>
         <w:tc>
           <w:tcPr>
-            <w:tcW w:type="dxa" w:w="2344"/>
+            <w:tcW w:type="dxa" w:w="2586"/>
             <w:tcBorders>
               <w:top w:val="single" w:color="000000" w:sz="4"/>
               <w:left w:val="single" w:color="000000" w:sz="4"/>
@@ -2244,7 +2244,7 @@
         </w:tc>
         <w:tc>
           <w:tcPr>
-            <w:tcW w:type="dxa" w:w="1157"/>
+            <w:tcW w:type="dxa" w:w="1072"/>
             <w:tcBorders>
               <w:top w:val="single" w:color="000000" w:sz="4"/>
               <w:left w:val="single" w:color="000000" w:sz="4"/>
@@ -2281,7 +2281,7 @@
         </w:tc>
         <w:tc>
           <w:tcPr>
-            <w:tcW w:type="dxa" w:w="2169"/>
+            <w:tcW w:type="dxa" w:w="1988"/>
             <w:tcBorders>
               <w:top w:val="single" w:color="000000" w:sz="4"/>
               <w:left w:val="single" w:color="000000" w:sz="4"/>
@@ -2349,7 +2349,7 @@
         </w:tc>
         <w:tc>
           <w:tcPr>
-            <w:tcW w:type="dxa" w:w="2683"/>
+            <w:tcW w:type="dxa" w:w="2707"/>
             <w:tcBorders>
               <w:top w:val="single" w:color="000000" w:sz="4"/>
               <w:left w:val="single" w:color="000000" w:sz="4"/>
@@ -2386,7 +2386,7 @@
         </w:tc>
         <w:tc>
           <w:tcPr>
-            <w:tcW w:type="dxa" w:w="2344"/>
+            <w:tcW w:type="dxa" w:w="2586"/>
             <w:tcBorders>
               <w:top w:val="single" w:color="000000" w:sz="4"/>
               <w:left w:val="single" w:color="000000" w:sz="4"/>
@@ -2423,7 +2423,7 @@
         </w:tc>
         <w:tc>
           <w:tcPr>
-            <w:tcW w:type="dxa" w:w="1157"/>
+            <w:tcW w:type="dxa" w:w="1072"/>
             <w:tcBorders>
               <w:top w:val="single" w:color="000000" w:sz="4"/>
               <w:left w:val="single" w:color="000000" w:sz="4"/>
@@ -2460,7 +2460,7 @@
         </w:tc>
         <w:tc>
           <w:tcPr>
-            <w:tcW w:type="dxa" w:w="2169"/>
+            <w:tcW w:type="dxa" w:w="1988"/>
             <w:tcBorders>
               <w:top w:val="single" w:color="000000" w:sz="4"/>
               <w:left w:val="single" w:color="000000" w:sz="4"/>
@@ -2528,7 +2528,7 @@
         </w:tc>
         <w:tc>
           <w:tcPr>
-            <w:tcW w:type="dxa" w:w="2683"/>
+            <w:tcW w:type="dxa" w:w="2707"/>
             <w:tcBorders>
               <w:top w:val="single" w:color="000000" w:sz="4"/>
               <w:left w:val="single" w:color="000000" w:sz="4"/>
@@ -2565,7 +2565,7 @@
         </w:tc>
         <w:tc>
           <w:tcPr>
-            <w:tcW w:type="dxa" w:w="2344"/>
+            <w:tcW w:type="dxa" w:w="2586"/>
             <w:tcBorders>
               <w:top w:val="single" w:color="000000" w:sz="4"/>
               <w:left w:val="single" w:color="000000" w:sz="4"/>
@@ -2602,7 +2602,7 @@
         </w:tc>
         <w:tc>
           <w:tcPr>
-            <w:tcW w:type="dxa" w:w="1157"/>
+            <w:tcW w:type="dxa" w:w="1072"/>
             <w:tcBorders>
               <w:top w:val="single" w:color="000000" w:sz="4"/>
               <w:left w:val="single" w:color="000000" w:sz="4"/>
@@ -2639,7 +2639,7 @@
         </w:tc>
         <w:tc>
           <w:tcPr>
-            <w:tcW w:type="dxa" w:w="2169"/>
+            <w:tcW w:type="dxa" w:w="1988"/>
             <w:tcBorders>
               <w:top w:val="single" w:color="000000" w:sz="4"/>
               <w:left w:val="single" w:color="000000" w:sz="4"/>
@@ -2707,7 +2707,7 @@
         </w:tc>
         <w:tc>
           <w:tcPr>
-            <w:tcW w:type="dxa" w:w="2683"/>
+            <w:tcW w:type="dxa" w:w="2707"/>
             <w:tcBorders>
               <w:top w:val="single" w:color="000000" w:sz="4"/>
               <w:left w:val="single" w:color="000000" w:sz="4"/>
@@ -2756,7 +2756,7 @@
         </w:tc>
         <w:tc>
           <w:tcPr>
-            <w:tcW w:type="dxa" w:w="2344"/>
+            <w:tcW w:type="dxa" w:w="2586"/>
             <w:tcBorders>
               <w:top w:val="single" w:color="000000" w:sz="4"/>
               <w:left w:val="single" w:color="000000" w:sz="4"/>
@@ -2793,7 +2793,7 @@
         </w:tc>
         <w:tc>
           <w:tcPr>
-            <w:tcW w:type="dxa" w:w="1157"/>
+            <w:tcW w:type="dxa" w:w="1072"/>
             <w:tcBorders>
               <w:top w:val="single" w:color="000000" w:sz="4"/>
               <w:left w:val="single" w:color="000000" w:sz="4"/>
@@ -2830,7 +2830,7 @@
         </w:tc>
         <w:tc>
           <w:tcPr>
-            <w:tcW w:type="dxa" w:w="2169"/>
+            <w:tcW w:type="dxa" w:w="1988"/>
             <w:tcBorders>
               <w:top w:val="single" w:color="000000" w:sz="4"/>
               <w:left w:val="single" w:color="000000" w:sz="4"/>
@@ -2898,7 +2898,7 @@
         </w:tc>
         <w:tc>
           <w:tcPr>
-            <w:tcW w:type="dxa" w:w="2683"/>
+            <w:tcW w:type="dxa" w:w="2707"/>
             <w:tcBorders>
               <w:top w:val="single" w:color="000000" w:sz="4"/>
               <w:left w:val="single" w:color="000000" w:sz="4"/>
@@ -2935,7 +2935,7 @@
         </w:tc>
         <w:tc>
           <w:tcPr>
-            <w:tcW w:type="dxa" w:w="2344"/>
+            <w:tcW w:type="dxa" w:w="2586"/>
             <w:tcBorders>
               <w:top w:val="single" w:color="000000" w:sz="4"/>
               <w:left w:val="single" w:color="000000" w:sz="4"/>
@@ -2972,7 +2972,7 @@
         </w:tc>
         <w:tc>
           <w:tcPr>
-            <w:tcW w:type="dxa" w:w="1157"/>
+            <w:tcW w:type="dxa" w:w="1072"/>
             <w:tcBorders>
               <w:top w:val="single" w:color="000000" w:sz="4"/>
               <w:left w:val="single" w:color="000000" w:sz="4"/>
@@ -3009,7 +3009,7 @@
         </w:tc>
         <w:tc>
           <w:tcPr>
-            <w:tcW w:type="dxa" w:w="2169"/>
+            <w:tcW w:type="dxa" w:w="1988"/>
             <w:tcBorders>
               <w:top w:val="single" w:color="000000" w:sz="4"/>
               <w:left w:val="single" w:color="000000" w:sz="4"/>
@@ -3102,7 +3102,7 @@
         </w:tc>
         <w:tc>
           <w:tcPr>
-            <w:tcW w:type="dxa" w:w="2683"/>
+            <w:tcW w:type="dxa" w:w="2707"/>
             <w:tcBorders>
               <w:top w:val="single" w:color="000000" w:sz="4"/>
               <w:left w:val="single" w:color="000000" w:sz="4"/>
@@ -3139,7 +3139,7 @@
         </w:tc>
         <w:tc>
           <w:tcPr>
-            <w:tcW w:type="dxa" w:w="2344"/>
+            <w:tcW w:type="dxa" w:w="2586"/>
             <w:tcBorders>
               <w:top w:val="single" w:color="000000" w:sz="4"/>
               <w:left w:val="single" w:color="000000" w:sz="4"/>
@@ -3176,7 +3176,7 @@
         </w:tc>
         <w:tc>
           <w:tcPr>
-            <w:tcW w:type="dxa" w:w="1157"/>
+            <w:tcW w:type="dxa" w:w="1072"/>
             <w:tcBorders>
               <w:top w:val="single" w:color="000000" w:sz="4"/>
               <w:left w:val="single" w:color="000000" w:sz="4"/>
@@ -3213,27 +3213,278 @@
         </w:tc>
         <w:tc>
           <w:tcPr>
-            <w:tcW w:type="dxa" w:w="2169"/>
-            <w:tcBorders>
-              <w:top w:val="single" w:color="000000" w:sz="4"/>
-              <w:left w:val="single" w:color="000000" w:sz="4"/>
-              <w:bottom w:val="single" w:color="000000" w:sz="4"/>
-              <w:right w:val="single" w:color="000000" w:sz="4"/>
-            </w:tcBorders>
-            <w:tcMar>
-              <w:top w:type="dxa" w:w="30"/>
-              <w:left w:type="dxa" w:w="70"/>
-              <w:bottom w:type="dxa" w:w="30"/>
-              <w:right w:type="dxa" w:w="70"/>
-            </w:tcMar>
-            <w:vAlign w:val="center"/>
-          </w:tcPr>
-          <w:p>
-            <w:pPr>
-              <w:keepNext w:val="false"/>
-              <w:spacing w:after="0" w:before="0" w:line="240" w:lineRule="auto"/>
-              <w:jc w:val="left"/>
-            </w:pPr>
+            <w:tcW w:type="dxa" w:w="1988"/>
+            <w:tcBorders>
+              <w:top w:val="single" w:color="000000" w:sz="4"/>
+              <w:left w:val="single" w:color="000000" w:sz="4"/>
+              <w:bottom w:val="single" w:color="000000" w:sz="4"/>
+              <w:right w:val="single" w:color="000000" w:sz="4"/>
+            </w:tcBorders>
+            <w:tcMar>
+              <w:top w:type="dxa" w:w="30"/>
+              <w:left w:type="dxa" w:w="70"/>
+              <w:bottom w:type="dxa" w:w="30"/>
+              <w:right w:type="dxa" w:w="70"/>
+            </w:tcMar>
+            <w:vAlign w:val="center"/>
+          </w:tcPr>
+          <w:p>
+            <w:pPr>
+              <w:keepNext w:val="false"/>
+              <w:spacing w:after="0" w:before="0" w:line="240" w:lineRule="auto"/>
+              <w:jc w:val="left"/>
+            </w:pPr>
+          </w:p>
+        </w:tc>
+      </w:tr>
+      <w:tr>
+        <w:trPr>
+          <w:cantSplit/>
+          <w:tblHeader w:val="false"/>
+        </w:trPr>
+        <w:tc>
+          <w:tcPr>
+            <w:tcW w:type="dxa" w:w="672"/>
+            <w:tcBorders>
+              <w:top w:val="single" w:color="000000" w:sz="4"/>
+              <w:left w:val="single" w:color="000000" w:sz="4"/>
+              <w:bottom w:val="single" w:color="000000" w:sz="4"/>
+              <w:right w:val="single" w:color="000000" w:sz="4"/>
+            </w:tcBorders>
+            <w:tcMar>
+              <w:top w:type="dxa" w:w="30"/>
+              <w:left w:type="dxa" w:w="70"/>
+              <w:bottom w:type="dxa" w:w="30"/>
+              <w:right w:type="dxa" w:w="70"/>
+            </w:tcMar>
+            <w:vAlign w:val="center"/>
+          </w:tcPr>
+          <w:p>
+            <w:pPr>
+              <w:keepNext w:val="false"/>
+              <w:spacing w:after="0" w:before="0" w:line="240" w:lineRule="auto"/>
+              <w:jc w:val="left"/>
+            </w:pPr>
+            <w:r>
+              <w:rPr>
+                <w:rFonts w:ascii="Times New Roman" w:cs="Times New Roman" w:eastAsia="Times New Roman" w:hAnsi="Times New Roman"/>
+                <w:b w:val="false"/>
+                <w:bCs w:val="false"/>
+                <w:i w:val="false"/>
+                <w:iCs w:val="false"/>
+                <w:sz w:val="22"/>
+                <w:szCs w:val="22"/>
+              </w:rPr>
+              <w:t xml:space="preserve">A11</w:t>
+            </w:r>
+          </w:p>
+        </w:tc>
+        <w:tc>
+          <w:tcPr>
+            <w:tcW w:type="dxa" w:w="2707"/>
+            <w:tcBorders>
+              <w:top w:val="single" w:color="000000" w:sz="4"/>
+              <w:left w:val="single" w:color="000000" w:sz="4"/>
+              <w:bottom w:val="single" w:color="000000" w:sz="4"/>
+              <w:right w:val="single" w:color="000000" w:sz="4"/>
+            </w:tcBorders>
+            <w:tcMar>
+              <w:top w:type="dxa" w:w="30"/>
+              <w:left w:type="dxa" w:w="70"/>
+              <w:bottom w:type="dxa" w:w="30"/>
+              <w:right w:type="dxa" w:w="70"/>
+            </w:tcMar>
+            <w:vAlign w:val="center"/>
+          </w:tcPr>
+          <w:p>
+            <w:pPr>
+              <w:keepNext w:val="false"/>
+              <w:spacing w:after="0" w:before="0" w:line="240" w:lineRule="auto"/>
+              <w:jc w:val="left"/>
+            </w:pPr>
+            <w:r>
+              <w:rPr>
+                <w:rFonts w:ascii="Times New Roman" w:cs="Times New Roman" w:eastAsia="Times New Roman" w:hAnsi="Times New Roman"/>
+                <w:b w:val="false"/>
+                <w:bCs w:val="false"/>
+                <w:i w:val="false"/>
+                <w:iCs w:val="false"/>
+                <w:sz w:val="22"/>
+                <w:szCs w:val="22"/>
+              </w:rPr>
+              <w:t xml:space="preserve">Khách hàng có thuộc ngành có </w:t>
+            </w:r>
+            <w:r>
+              <w:rPr>
+                <w:rFonts w:ascii="Times New Roman" w:cs="Times New Roman" w:eastAsia="Times New Roman" w:hAnsi="Times New Roman"/>
+                <w:b/>
+                <w:bCs/>
+                <w:i w:val="false"/>
+                <w:iCs w:val="false"/>
+                <w:sz w:val="22"/>
+                <w:szCs w:val="22"/>
+              </w:rPr>
+              <w:t xml:space="preserve">thời hạn lưu hình ảnh tối thiểu</w:t>
+            </w:r>
+            <w:r>
+              <w:rPr>
+                <w:rFonts w:ascii="Times New Roman" w:cs="Times New Roman" w:eastAsia="Times New Roman" w:hAnsi="Times New Roman"/>
+                <w:b w:val="false"/>
+                <w:bCs w:val="false"/>
+                <w:i w:val="false"/>
+                <w:iCs w:val="false"/>
+                <w:sz w:val="22"/>
+                <w:szCs w:val="22"/>
+              </w:rPr>
+              <w:t xml:space="preserve"> hoặc </w:t>
+            </w:r>
+            <w:r>
+              <w:rPr>
+                <w:rFonts w:ascii="Times New Roman" w:cs="Times New Roman" w:eastAsia="Times New Roman" w:hAnsi="Times New Roman"/>
+                <w:b/>
+                <w:bCs/>
+                <w:i w:val="false"/>
+                <w:iCs w:val="false"/>
+                <w:sz w:val="22"/>
+                <w:szCs w:val="22"/>
+              </w:rPr>
+              <w:t xml:space="preserve">nghĩa vụ kết nối camera</w:t>
+            </w:r>
+            <w:r>
+              <w:rPr>
+                <w:rFonts w:ascii="Times New Roman" w:cs="Times New Roman" w:eastAsia="Times New Roman" w:hAnsi="Times New Roman"/>
+                <w:b w:val="false"/>
+                <w:bCs w:val="false"/>
+                <w:i w:val="false"/>
+                <w:iCs w:val="false"/>
+                <w:sz w:val="22"/>
+                <w:szCs w:val="22"/>
+              </w:rPr>
+              <w:t xml:space="preserve"> không: doanh nghiệp chế xuất (12 tháng, kết nối hải quan); kho ngoại quan (12 tháng); CFS (06 tháng); ATM (100 ngày); casino (06 tháng); trạm thu phí (video làn, ảnh phương tiện 05 năm); xe kinh doanh vận tải. Nếu có: đã xác định nhóm camera thuộc phạm vi, cấu hình theo K4 dòng 1a, dung lượng lưu trữ đủ cho thời hạn đó; phương án kết nối (doanh nghiệp chế xuất: QĐ 247/QĐ-TCHQ) đã thống nhất với khách hàng</w:t>
+            </w:r>
+          </w:p>
+        </w:tc>
+        <w:tc>
+          <w:tcPr>
+            <w:tcW w:type="dxa" w:w="2586"/>
+            <w:tcBorders>
+              <w:top w:val="single" w:color="000000" w:sz="4"/>
+              <w:left w:val="single" w:color="000000" w:sz="4"/>
+              <w:bottom w:val="single" w:color="000000" w:sz="4"/>
+              <w:right w:val="single" w:color="000000" w:sz="4"/>
+            </w:tcBorders>
+            <w:tcMar>
+              <w:top w:type="dxa" w:w="30"/>
+              <w:left w:type="dxa" w:w="70"/>
+              <w:bottom w:type="dxa" w:w="30"/>
+              <w:right w:type="dxa" w:w="70"/>
+            </w:tcMar>
+            <w:vAlign w:val="center"/>
+          </w:tcPr>
+          <w:p>
+            <w:pPr>
+              <w:keepNext w:val="false"/>
+              <w:spacing w:after="0" w:before="0" w:line="240" w:lineRule="auto"/>
+              <w:jc w:val="left"/>
+            </w:pPr>
+            <w:r>
+              <w:rPr>
+                <w:rFonts w:ascii="Times New Roman" w:cs="Times New Roman" w:eastAsia="Times New Roman" w:hAnsi="Times New Roman"/>
+                <w:b w:val="false"/>
+                <w:bCs w:val="false"/>
+                <w:i w:val="false"/>
+                <w:iCs w:val="false"/>
+                <w:sz w:val="22"/>
+                <w:szCs w:val="22"/>
+              </w:rPr>
+              <w:t xml:space="preserve">Luật 91 Đ3.3, Đ32.4; văn bản ngành tại K4 </w:t>
+            </w:r>
+            <w:r>
+              <w:rPr>
+                <w:rFonts w:ascii="Times New Roman" w:cs="Times New Roman" w:eastAsia="Times New Roman" w:hAnsi="Times New Roman"/>
+                <w:b/>
+                <w:bCs/>
+                <w:i w:val="false"/>
+                <w:iCs w:val="false"/>
+                <w:sz w:val="22"/>
+                <w:szCs w:val="22"/>
+              </w:rPr>
+              <w:t xml:space="preserve">[CẦN ĐỐI CHIẾU — chưa có toàn văn trong sources/]</w:t>
+            </w:r>
+          </w:p>
+        </w:tc>
+        <w:tc>
+          <w:tcPr>
+            <w:tcW w:type="dxa" w:w="1072"/>
+            <w:tcBorders>
+              <w:top w:val="single" w:color="000000" w:sz="4"/>
+              <w:left w:val="single" w:color="000000" w:sz="4"/>
+              <w:bottom w:val="single" w:color="000000" w:sz="4"/>
+              <w:right w:val="single" w:color="000000" w:sz="4"/>
+            </w:tcBorders>
+            <w:tcMar>
+              <w:top w:type="dxa" w:w="30"/>
+              <w:left w:type="dxa" w:w="70"/>
+              <w:bottom w:type="dxa" w:w="30"/>
+              <w:right w:type="dxa" w:w="70"/>
+            </w:tcMar>
+            <w:vAlign w:val="center"/>
+          </w:tcPr>
+          <w:p>
+            <w:pPr>
+              <w:keepNext w:val="false"/>
+              <w:spacing w:after="0" w:before="0" w:line="240" w:lineRule="auto"/>
+              <w:jc w:val="left"/>
+            </w:pPr>
+            <w:r>
+              <w:rPr>
+                <w:rFonts w:ascii="Times New Roman" w:cs="Times New Roman" w:eastAsia="Times New Roman" w:hAnsi="Times New Roman"/>
+                <w:b w:val="false"/>
+                <w:bCs w:val="false"/>
+                <w:i w:val="false"/>
+                <w:iCs w:val="false"/>
+                <w:sz w:val="22"/>
+                <w:szCs w:val="22"/>
+              </w:rPr>
+              <w:t xml:space="preserve">☐ Đạt ☐ Không ☐ N/A</w:t>
+            </w:r>
+          </w:p>
+        </w:tc>
+        <w:tc>
+          <w:tcPr>
+            <w:tcW w:type="dxa" w:w="1988"/>
+            <w:tcBorders>
+              <w:top w:val="single" w:color="000000" w:sz="4"/>
+              <w:left w:val="single" w:color="000000" w:sz="4"/>
+              <w:bottom w:val="single" w:color="000000" w:sz="4"/>
+              <w:right w:val="single" w:color="000000" w:sz="4"/>
+            </w:tcBorders>
+            <w:tcMar>
+              <w:top w:type="dxa" w:w="30"/>
+              <w:left w:type="dxa" w:w="70"/>
+              <w:bottom w:type="dxa" w:w="30"/>
+              <w:right w:type="dxa" w:w="70"/>
+            </w:tcMar>
+            <w:vAlign w:val="center"/>
+          </w:tcPr>
+          <w:p>
+            <w:pPr>
+              <w:keepNext w:val="false"/>
+              <w:spacing w:after="0" w:before="0" w:line="240" w:lineRule="auto"/>
+              <w:jc w:val="left"/>
+            </w:pPr>
+            <w:r>
+              <w:rPr>
+                <w:rFonts w:ascii="Times New Roman" w:cs="Times New Roman" w:eastAsia="Times New Roman" w:hAnsi="Times New Roman"/>
+                <w:b w:val="false"/>
+                <w:bCs w:val="false"/>
+                <w:i w:val="false"/>
+                <w:iCs w:val="false"/>
+                <w:sz w:val="22"/>
+                <w:szCs w:val="22"/>
+              </w:rPr>
+              <w:t xml:space="preserve">Ngành: ......; thời hạn: ......</w:t>
+            </w:r>
           </w:p>
         </w:tc>
       </w:tr>
@@ -3279,10 +3530,10 @@
       </w:tblPr>
       <w:tblGrid>
         <w:gridCol w:w="684"/>
-        <w:gridCol w:w="2895"/>
-        <w:gridCol w:w="2071"/>
-        <w:gridCol w:w="1180"/>
-        <w:gridCol w:w="2195"/>
+        <w:gridCol w:w="2451"/>
+        <w:gridCol w:w="2935"/>
+        <w:gridCol w:w="1037"/>
+        <w:gridCol w:w="1918"/>
       </w:tblGrid>
       <w:tr>
         <w:trPr>
@@ -3329,7 +3580,7 @@
         </w:tc>
         <w:tc>
           <w:tcPr>
-            <w:tcW w:type="dxa" w:w="2895"/>
+            <w:tcW w:type="dxa" w:w="2451"/>
             <w:tcBorders>
               <w:top w:val="single" w:color="000000" w:sz="4"/>
               <w:left w:val="single" w:color="000000" w:sz="4"/>
@@ -3367,7 +3618,7 @@
         </w:tc>
         <w:tc>
           <w:tcPr>
-            <w:tcW w:type="dxa" w:w="2071"/>
+            <w:tcW w:type="dxa" w:w="2935"/>
             <w:tcBorders>
               <w:top w:val="single" w:color="000000" w:sz="4"/>
               <w:left w:val="single" w:color="000000" w:sz="4"/>
@@ -3405,7 +3656,7 @@
         </w:tc>
         <w:tc>
           <w:tcPr>
-            <w:tcW w:type="dxa" w:w="1180"/>
+            <w:tcW w:type="dxa" w:w="1037"/>
             <w:tcBorders>
               <w:top w:val="single" w:color="000000" w:sz="4"/>
               <w:left w:val="single" w:color="000000" w:sz="4"/>
@@ -3443,7 +3694,7 @@
         </w:tc>
         <w:tc>
           <w:tcPr>
-            <w:tcW w:type="dxa" w:w="2195"/>
+            <w:tcW w:type="dxa" w:w="1918"/>
             <w:tcBorders>
               <w:top w:val="single" w:color="000000" w:sz="4"/>
               <w:left w:val="single" w:color="000000" w:sz="4"/>
@@ -3524,38 +3775,38 @@
         </w:tc>
         <w:tc>
           <w:tcPr>
-            <w:tcW w:type="dxa" w:w="2895"/>
-            <w:tcBorders>
-              <w:top w:val="single" w:color="000000" w:sz="4"/>
-              <w:left w:val="single" w:color="000000" w:sz="4"/>
-              <w:bottom w:val="single" w:color="000000" w:sz="4"/>
-              <w:right w:val="single" w:color="000000" w:sz="4"/>
-            </w:tcBorders>
-            <w:tcMar>
-              <w:top w:type="dxa" w:w="30"/>
-              <w:left w:type="dxa" w:w="70"/>
-              <w:bottom w:type="dxa" w:w="30"/>
-              <w:right w:type="dxa" w:w="70"/>
-            </w:tcMar>
-            <w:vAlign w:val="center"/>
-          </w:tcPr>
-          <w:p>
-            <w:pPr>
-              <w:keepNext w:val="false"/>
-              <w:spacing w:after="0" w:before="0" w:line="240" w:lineRule="auto"/>
-              <w:jc w:val="left"/>
-            </w:pPr>
-            <w:r>
-              <w:rPr>
-                <w:rFonts w:ascii="Times New Roman" w:cs="Times New Roman" w:eastAsia="Times New Roman" w:hAnsi="Times New Roman"/>
-                <w:b w:val="false"/>
-                <w:bCs w:val="false"/>
-                <w:i w:val="false"/>
-                <w:iCs w:val="false"/>
-                <w:sz w:val="22"/>
-                <w:szCs w:val="22"/>
-              </w:rPr>
-              <w:t xml:space="preserve">Thời hạn lưu từng loại dữ liệu (video, ảnh sự kiện, nhật ký ra vào, dữ liệu khách, biển số) được cấu hình </w:t>
+            <w:tcW w:type="dxa" w:w="2451"/>
+            <w:tcBorders>
+              <w:top w:val="single" w:color="000000" w:sz="4"/>
+              <w:left w:val="single" w:color="000000" w:sz="4"/>
+              <w:bottom w:val="single" w:color="000000" w:sz="4"/>
+              <w:right w:val="single" w:color="000000" w:sz="4"/>
+            </w:tcBorders>
+            <w:tcMar>
+              <w:top w:type="dxa" w:w="30"/>
+              <w:left w:type="dxa" w:w="70"/>
+              <w:bottom w:type="dxa" w:w="30"/>
+              <w:right w:type="dxa" w:w="70"/>
+            </w:tcMar>
+            <w:vAlign w:val="center"/>
+          </w:tcPr>
+          <w:p>
+            <w:pPr>
+              <w:keepNext w:val="false"/>
+              <w:spacing w:after="0" w:before="0" w:line="240" w:lineRule="auto"/>
+              <w:jc w:val="left"/>
+            </w:pPr>
+            <w:r>
+              <w:rPr>
+                <w:rFonts w:ascii="Times New Roman" w:cs="Times New Roman" w:eastAsia="Times New Roman" w:hAnsi="Times New Roman"/>
+                <w:b w:val="false"/>
+                <w:bCs w:val="false"/>
+                <w:i w:val="false"/>
+                <w:iCs w:val="false"/>
+                <w:sz w:val="22"/>
+                <w:szCs w:val="22"/>
+              </w:rPr>
+              <w:t xml:space="preserve">Thời hạn lưu từng loại dữ liệu (video, ảnh sự kiện, nhật ký ra vào, nhật ký chấm công, dữ liệu khách, biển số) được cấu hình </w:t>
             </w:r>
             <w:r>
               <w:rPr>
@@ -3579,50 +3830,74 @@
                 <w:sz w:val="22"/>
                 <w:szCs w:val="22"/>
               </w:rPr>
-              <w:t xml:space="preserve">; ghi giá trị thực tế vào ghi chú</w:t>
-            </w:r>
-          </w:p>
-        </w:tc>
-        <w:tc>
-          <w:tcPr>
-            <w:tcW w:type="dxa" w:w="2071"/>
-            <w:tcBorders>
-              <w:top w:val="single" w:color="000000" w:sz="4"/>
-              <w:left w:val="single" w:color="000000" w:sz="4"/>
-              <w:bottom w:val="single" w:color="000000" w:sz="4"/>
-              <w:right w:val="single" w:color="000000" w:sz="4"/>
-            </w:tcBorders>
-            <w:tcMar>
-              <w:top w:type="dxa" w:w="30"/>
-              <w:left w:type="dxa" w:w="70"/>
-              <w:bottom w:type="dxa" w:w="30"/>
-              <w:right w:type="dxa" w:w="70"/>
-            </w:tcMar>
-            <w:vAlign w:val="center"/>
-          </w:tcPr>
-          <w:p>
-            <w:pPr>
-              <w:keepNext w:val="false"/>
-              <w:spacing w:after="0" w:before="0" w:line="240" w:lineRule="auto"/>
-              <w:jc w:val="left"/>
-            </w:pPr>
-            <w:r>
-              <w:rPr>
-                <w:rFonts w:ascii="Times New Roman" w:cs="Times New Roman" w:eastAsia="Times New Roman" w:hAnsi="Times New Roman"/>
-                <w:b w:val="false"/>
-                <w:bCs w:val="false"/>
-                <w:i w:val="false"/>
-                <w:iCs w:val="false"/>
-                <w:sz w:val="22"/>
-                <w:szCs w:val="22"/>
-              </w:rPr>
-              <w:t xml:space="preserve">Luật 91 Đ32.4; NĐ 330 Đ39.1.c</w:t>
-            </w:r>
-          </w:p>
-        </w:tc>
-        <w:tc>
-          <w:tcPr>
-            <w:tcW w:type="dxa" w:w="1180"/>
+              <w:t xml:space="preserve"> và </w:t>
+            </w:r>
+            <w:r>
+              <w:rPr>
+                <w:rFonts w:ascii="Times New Roman" w:cs="Times New Roman" w:eastAsia="Times New Roman" w:hAnsi="Times New Roman"/>
+                <w:b/>
+                <w:bCs/>
+                <w:i w:val="false"/>
+                <w:iCs w:val="false"/>
+                <w:sz w:val="22"/>
+                <w:szCs w:val="22"/>
+              </w:rPr>
+              <w:t xml:space="preserve">không ngắn hơn thời hạn tối thiểu luật định của ngành</w:t>
+            </w:r>
+            <w:r>
+              <w:rPr>
+                <w:rFonts w:ascii="Times New Roman" w:cs="Times New Roman" w:eastAsia="Times New Roman" w:hAnsi="Times New Roman"/>
+                <w:b w:val="false"/>
+                <w:bCs w:val="false"/>
+                <w:i w:val="false"/>
+                <w:iCs w:val="false"/>
+                <w:sz w:val="22"/>
+                <w:szCs w:val="22"/>
+              </w:rPr>
+              <w:t xml:space="preserve"> (nếu có — mục A11); ghi giá trị thực tế vào ghi chú</w:t>
+            </w:r>
+          </w:p>
+        </w:tc>
+        <w:tc>
+          <w:tcPr>
+            <w:tcW w:type="dxa" w:w="2935"/>
+            <w:tcBorders>
+              <w:top w:val="single" w:color="000000" w:sz="4"/>
+              <w:left w:val="single" w:color="000000" w:sz="4"/>
+              <w:bottom w:val="single" w:color="000000" w:sz="4"/>
+              <w:right w:val="single" w:color="000000" w:sz="4"/>
+            </w:tcBorders>
+            <w:tcMar>
+              <w:top w:type="dxa" w:w="30"/>
+              <w:left w:type="dxa" w:w="70"/>
+              <w:bottom w:type="dxa" w:w="30"/>
+              <w:right w:type="dxa" w:w="70"/>
+            </w:tcMar>
+            <w:vAlign w:val="center"/>
+          </w:tcPr>
+          <w:p>
+            <w:pPr>
+              <w:keepNext w:val="false"/>
+              <w:spacing w:after="0" w:before="0" w:line="240" w:lineRule="auto"/>
+              <w:jc w:val="left"/>
+            </w:pPr>
+            <w:r>
+              <w:rPr>
+                <w:rFonts w:ascii="Times New Roman" w:cs="Times New Roman" w:eastAsia="Times New Roman" w:hAnsi="Times New Roman"/>
+                <w:b w:val="false"/>
+                <w:bCs w:val="false"/>
+                <w:i w:val="false"/>
+                <w:iCs w:val="false"/>
+                <w:sz w:val="22"/>
+                <w:szCs w:val="22"/>
+              </w:rPr>
+              <w:t xml:space="preserve">Luật 91 Đ3.3 ("trừ trường hợp pháp luật có quy định khác"), Đ32.4; NĐ 330 Đ39.1.c</w:t>
+            </w:r>
+          </w:p>
+        </w:tc>
+        <w:tc>
+          <w:tcPr>
+            <w:tcW w:type="dxa" w:w="1037"/>
             <w:tcBorders>
               <w:top w:val="single" w:color="000000" w:sz="4"/>
               <w:left w:val="single" w:color="000000" w:sz="4"/>
@@ -3659,38 +3934,38 @@
         </w:tc>
         <w:tc>
           <w:tcPr>
-            <w:tcW w:type="dxa" w:w="2195"/>
-            <w:tcBorders>
-              <w:top w:val="single" w:color="000000" w:sz="4"/>
-              <w:left w:val="single" w:color="000000" w:sz="4"/>
-              <w:bottom w:val="single" w:color="000000" w:sz="4"/>
-              <w:right w:val="single" w:color="000000" w:sz="4"/>
-            </w:tcBorders>
-            <w:tcMar>
-              <w:top w:type="dxa" w:w="30"/>
-              <w:left w:type="dxa" w:w="70"/>
-              <w:bottom w:type="dxa" w:w="30"/>
-              <w:right w:type="dxa" w:w="70"/>
-            </w:tcMar>
-            <w:vAlign w:val="center"/>
-          </w:tcPr>
-          <w:p>
-            <w:pPr>
-              <w:keepNext w:val="false"/>
-              <w:spacing w:after="0" w:before="0" w:line="240" w:lineRule="auto"/>
-              <w:jc w:val="left"/>
-            </w:pPr>
-            <w:r>
-              <w:rPr>
-                <w:rFonts w:ascii="Times New Roman" w:cs="Times New Roman" w:eastAsia="Times New Roman" w:hAnsi="Times New Roman"/>
-                <w:b w:val="false"/>
-                <w:bCs w:val="false"/>
-                <w:i w:val="false"/>
-                <w:iCs w:val="false"/>
-                <w:sz w:val="22"/>
-                <w:szCs w:val="22"/>
-              </w:rPr>
-              <w:t xml:space="preserve">Video: ...... ngày</w:t>
+            <w:tcW w:type="dxa" w:w="1918"/>
+            <w:tcBorders>
+              <w:top w:val="single" w:color="000000" w:sz="4"/>
+              <w:left w:val="single" w:color="000000" w:sz="4"/>
+              <w:bottom w:val="single" w:color="000000" w:sz="4"/>
+              <w:right w:val="single" w:color="000000" w:sz="4"/>
+            </w:tcBorders>
+            <w:tcMar>
+              <w:top w:type="dxa" w:w="30"/>
+              <w:left w:type="dxa" w:w="70"/>
+              <w:bottom w:type="dxa" w:w="30"/>
+              <w:right w:type="dxa" w:w="70"/>
+            </w:tcMar>
+            <w:vAlign w:val="center"/>
+          </w:tcPr>
+          <w:p>
+            <w:pPr>
+              <w:keepNext w:val="false"/>
+              <w:spacing w:after="0" w:before="0" w:line="240" w:lineRule="auto"/>
+              <w:jc w:val="left"/>
+            </w:pPr>
+            <w:r>
+              <w:rPr>
+                <w:rFonts w:ascii="Times New Roman" w:cs="Times New Roman" w:eastAsia="Times New Roman" w:hAnsi="Times New Roman"/>
+                <w:b w:val="false"/>
+                <w:bCs w:val="false"/>
+                <w:i w:val="false"/>
+                <w:iCs w:val="false"/>
+                <w:sz w:val="22"/>
+                <w:szCs w:val="22"/>
+              </w:rPr>
+              <w:t xml:space="preserve">Video: ...... ngày; camera theo quy định ngành: ......</w:t>
             </w:r>
           </w:p>
         </w:tc>
@@ -3739,7 +4014,7 @@
         </w:tc>
         <w:tc>
           <w:tcPr>
-            <w:tcW w:type="dxa" w:w="2895"/>
+            <w:tcW w:type="dxa" w:w="2451"/>
             <w:tcBorders>
               <w:top w:val="single" w:color="000000" w:sz="4"/>
               <w:left w:val="single" w:color="000000" w:sz="4"/>
@@ -3776,7 +4051,7 @@
         </w:tc>
         <w:tc>
           <w:tcPr>
-            <w:tcW w:type="dxa" w:w="2071"/>
+            <w:tcW w:type="dxa" w:w="2935"/>
             <w:tcBorders>
               <w:top w:val="single" w:color="000000" w:sz="4"/>
               <w:left w:val="single" w:color="000000" w:sz="4"/>
@@ -3813,7 +4088,7 @@
         </w:tc>
         <w:tc>
           <w:tcPr>
-            <w:tcW w:type="dxa" w:w="1180"/>
+            <w:tcW w:type="dxa" w:w="1037"/>
             <w:tcBorders>
               <w:top w:val="single" w:color="000000" w:sz="4"/>
               <w:left w:val="single" w:color="000000" w:sz="4"/>
@@ -3850,7 +4125,7 @@
         </w:tc>
         <w:tc>
           <w:tcPr>
-            <w:tcW w:type="dxa" w:w="2195"/>
+            <w:tcW w:type="dxa" w:w="1918"/>
             <w:tcBorders>
               <w:top w:val="single" w:color="000000" w:sz="4"/>
               <w:left w:val="single" w:color="000000" w:sz="4"/>
@@ -3942,7 +4217,7 @@
         </w:tc>
         <w:tc>
           <w:tcPr>
-            <w:tcW w:type="dxa" w:w="2895"/>
+            <w:tcW w:type="dxa" w:w="2451"/>
             <w:tcBorders>
               <w:top w:val="single" w:color="000000" w:sz="4"/>
               <w:left w:val="single" w:color="000000" w:sz="4"/>
@@ -4015,7 +4290,7 @@
         </w:tc>
         <w:tc>
           <w:tcPr>
-            <w:tcW w:type="dxa" w:w="2071"/>
+            <w:tcW w:type="dxa" w:w="2935"/>
             <w:tcBorders>
               <w:top w:val="single" w:color="000000" w:sz="4"/>
               <w:left w:val="single" w:color="000000" w:sz="4"/>
@@ -4052,7 +4327,7 @@
         </w:tc>
         <w:tc>
           <w:tcPr>
-            <w:tcW w:type="dxa" w:w="1180"/>
+            <w:tcW w:type="dxa" w:w="1037"/>
             <w:tcBorders>
               <w:top w:val="single" w:color="000000" w:sz="4"/>
               <w:left w:val="single" w:color="000000" w:sz="4"/>
@@ -4089,7 +4364,7 @@
         </w:tc>
         <w:tc>
           <w:tcPr>
-            <w:tcW w:type="dxa" w:w="2195"/>
+            <w:tcW w:type="dxa" w:w="1918"/>
             <w:tcBorders>
               <w:top w:val="single" w:color="000000" w:sz="4"/>
               <w:left w:val="single" w:color="000000" w:sz="4"/>
@@ -4157,7 +4432,7 @@
         </w:tc>
         <w:tc>
           <w:tcPr>
-            <w:tcW w:type="dxa" w:w="2895"/>
+            <w:tcW w:type="dxa" w:w="2451"/>
             <w:tcBorders>
               <w:top w:val="single" w:color="000000" w:sz="4"/>
               <w:left w:val="single" w:color="000000" w:sz="4"/>
@@ -4194,7 +4469,7 @@
         </w:tc>
         <w:tc>
           <w:tcPr>
-            <w:tcW w:type="dxa" w:w="2071"/>
+            <w:tcW w:type="dxa" w:w="2935"/>
             <w:tcBorders>
               <w:top w:val="single" w:color="000000" w:sz="4"/>
               <w:left w:val="single" w:color="000000" w:sz="4"/>
@@ -4231,7 +4506,7 @@
         </w:tc>
         <w:tc>
           <w:tcPr>
-            <w:tcW w:type="dxa" w:w="1180"/>
+            <w:tcW w:type="dxa" w:w="1037"/>
             <w:tcBorders>
               <w:top w:val="single" w:color="000000" w:sz="4"/>
               <w:left w:val="single" w:color="000000" w:sz="4"/>
@@ -4268,7 +4543,7 @@
         </w:tc>
         <w:tc>
           <w:tcPr>
-            <w:tcW w:type="dxa" w:w="2195"/>
+            <w:tcW w:type="dxa" w:w="1918"/>
             <w:tcBorders>
               <w:top w:val="single" w:color="000000" w:sz="4"/>
               <w:left w:val="single" w:color="000000" w:sz="4"/>
@@ -4336,7 +4611,7 @@
         </w:tc>
         <w:tc>
           <w:tcPr>
-            <w:tcW w:type="dxa" w:w="2895"/>
+            <w:tcW w:type="dxa" w:w="2451"/>
             <w:tcBorders>
               <w:top w:val="single" w:color="000000" w:sz="4"/>
               <w:left w:val="single" w:color="000000" w:sz="4"/>
@@ -4373,7 +4648,7 @@
         </w:tc>
         <w:tc>
           <w:tcPr>
-            <w:tcW w:type="dxa" w:w="2071"/>
+            <w:tcW w:type="dxa" w:w="2935"/>
             <w:tcBorders>
               <w:top w:val="single" w:color="000000" w:sz="4"/>
               <w:left w:val="single" w:color="000000" w:sz="4"/>
@@ -4410,7 +4685,7 @@
         </w:tc>
         <w:tc>
           <w:tcPr>
-            <w:tcW w:type="dxa" w:w="1180"/>
+            <w:tcW w:type="dxa" w:w="1037"/>
             <w:tcBorders>
               <w:top w:val="single" w:color="000000" w:sz="4"/>
               <w:left w:val="single" w:color="000000" w:sz="4"/>
@@ -4447,7 +4722,7 @@
         </w:tc>
         <w:tc>
           <w:tcPr>
-            <w:tcW w:type="dxa" w:w="2195"/>
+            <w:tcW w:type="dxa" w:w="1918"/>
             <w:tcBorders>
               <w:top w:val="single" w:color="000000" w:sz="4"/>
               <w:left w:val="single" w:color="000000" w:sz="4"/>
@@ -4527,7 +4802,7 @@
         </w:tc>
         <w:tc>
           <w:tcPr>
-            <w:tcW w:type="dxa" w:w="2895"/>
+            <w:tcW w:type="dxa" w:w="2451"/>
             <w:tcBorders>
               <w:top w:val="single" w:color="000000" w:sz="4"/>
               <w:left w:val="single" w:color="000000" w:sz="4"/>
@@ -4624,7 +4899,7 @@
         </w:tc>
         <w:tc>
           <w:tcPr>
-            <w:tcW w:type="dxa" w:w="2071"/>
+            <w:tcW w:type="dxa" w:w="2935"/>
             <w:tcBorders>
               <w:top w:val="single" w:color="000000" w:sz="4"/>
               <w:left w:val="single" w:color="000000" w:sz="4"/>
@@ -4661,7 +4936,7 @@
         </w:tc>
         <w:tc>
           <w:tcPr>
-            <w:tcW w:type="dxa" w:w="1180"/>
+            <w:tcW w:type="dxa" w:w="1037"/>
             <w:tcBorders>
               <w:top w:val="single" w:color="000000" w:sz="4"/>
               <w:left w:val="single" w:color="000000" w:sz="4"/>
@@ -4698,7 +4973,7 @@
         </w:tc>
         <w:tc>
           <w:tcPr>
-            <w:tcW w:type="dxa" w:w="2195"/>
+            <w:tcW w:type="dxa" w:w="1918"/>
             <w:tcBorders>
               <w:top w:val="single" w:color="000000" w:sz="4"/>
               <w:left w:val="single" w:color="000000" w:sz="4"/>
@@ -4766,7 +5041,7 @@
         </w:tc>
         <w:tc>
           <w:tcPr>
-            <w:tcW w:type="dxa" w:w="2895"/>
+            <w:tcW w:type="dxa" w:w="2451"/>
             <w:tcBorders>
               <w:top w:val="single" w:color="000000" w:sz="4"/>
               <w:left w:val="single" w:color="000000" w:sz="4"/>
@@ -4827,7 +5102,7 @@
         </w:tc>
         <w:tc>
           <w:tcPr>
-            <w:tcW w:type="dxa" w:w="2071"/>
+            <w:tcW w:type="dxa" w:w="2935"/>
             <w:tcBorders>
               <w:top w:val="single" w:color="000000" w:sz="4"/>
               <w:left w:val="single" w:color="000000" w:sz="4"/>
@@ -4864,7 +5139,7 @@
         </w:tc>
         <w:tc>
           <w:tcPr>
-            <w:tcW w:type="dxa" w:w="1180"/>
+            <w:tcW w:type="dxa" w:w="1037"/>
             <w:tcBorders>
               <w:top w:val="single" w:color="000000" w:sz="4"/>
               <w:left w:val="single" w:color="000000" w:sz="4"/>
@@ -4901,7 +5176,7 @@
         </w:tc>
         <w:tc>
           <w:tcPr>
-            <w:tcW w:type="dxa" w:w="2195"/>
+            <w:tcW w:type="dxa" w:w="1918"/>
             <w:tcBorders>
               <w:top w:val="single" w:color="000000" w:sz="4"/>
               <w:left w:val="single" w:color="000000" w:sz="4"/>
@@ -4969,7 +5244,7 @@
         </w:tc>
         <w:tc>
           <w:tcPr>
-            <w:tcW w:type="dxa" w:w="2895"/>
+            <w:tcW w:type="dxa" w:w="2451"/>
             <w:tcBorders>
               <w:top w:val="single" w:color="000000" w:sz="4"/>
               <w:left w:val="single" w:color="000000" w:sz="4"/>
@@ -5006,7 +5281,7 @@
         </w:tc>
         <w:tc>
           <w:tcPr>
-            <w:tcW w:type="dxa" w:w="2071"/>
+            <w:tcW w:type="dxa" w:w="2935"/>
             <w:tcBorders>
               <w:top w:val="single" w:color="000000" w:sz="4"/>
               <w:left w:val="single" w:color="000000" w:sz="4"/>
@@ -5043,7 +5318,7 @@
         </w:tc>
         <w:tc>
           <w:tcPr>
-            <w:tcW w:type="dxa" w:w="1180"/>
+            <w:tcW w:type="dxa" w:w="1037"/>
             <w:tcBorders>
               <w:top w:val="single" w:color="000000" w:sz="4"/>
               <w:left w:val="single" w:color="000000" w:sz="4"/>
@@ -5080,7 +5355,7 @@
         </w:tc>
         <w:tc>
           <w:tcPr>
-            <w:tcW w:type="dxa" w:w="2195"/>
+            <w:tcW w:type="dxa" w:w="1918"/>
             <w:tcBorders>
               <w:top w:val="single" w:color="000000" w:sz="4"/>
               <w:left w:val="single" w:color="000000" w:sz="4"/>
@@ -5148,7 +5423,7 @@
         </w:tc>
         <w:tc>
           <w:tcPr>
-            <w:tcW w:type="dxa" w:w="2895"/>
+            <w:tcW w:type="dxa" w:w="2451"/>
             <w:tcBorders>
               <w:top w:val="single" w:color="000000" w:sz="4"/>
               <w:left w:val="single" w:color="000000" w:sz="4"/>
@@ -5222,7 +5497,7 @@
         </w:tc>
         <w:tc>
           <w:tcPr>
-            <w:tcW w:type="dxa" w:w="2071"/>
+            <w:tcW w:type="dxa" w:w="2935"/>
             <w:tcBorders>
               <w:top w:val="single" w:color="000000" w:sz="4"/>
               <w:left w:val="single" w:color="000000" w:sz="4"/>
@@ -5259,7 +5534,7 @@
         </w:tc>
         <w:tc>
           <w:tcPr>
-            <w:tcW w:type="dxa" w:w="1180"/>
+            <w:tcW w:type="dxa" w:w="1037"/>
             <w:tcBorders>
               <w:top w:val="single" w:color="000000" w:sz="4"/>
               <w:left w:val="single" w:color="000000" w:sz="4"/>
@@ -5296,7 +5571,7 @@
         </w:tc>
         <w:tc>
           <w:tcPr>
-            <w:tcW w:type="dxa" w:w="2195"/>
+            <w:tcW w:type="dxa" w:w="1918"/>
             <w:tcBorders>
               <w:top w:val="single" w:color="000000" w:sz="4"/>
               <w:left w:val="single" w:color="000000" w:sz="4"/>
@@ -5364,7 +5639,7 @@
         </w:tc>
         <w:tc>
           <w:tcPr>
-            <w:tcW w:type="dxa" w:w="2895"/>
+            <w:tcW w:type="dxa" w:w="2451"/>
             <w:tcBorders>
               <w:top w:val="single" w:color="000000" w:sz="4"/>
               <w:left w:val="single" w:color="000000" w:sz="4"/>
@@ -5401,7 +5676,7 @@
         </w:tc>
         <w:tc>
           <w:tcPr>
-            <w:tcW w:type="dxa" w:w="2071"/>
+            <w:tcW w:type="dxa" w:w="2935"/>
             <w:tcBorders>
               <w:top w:val="single" w:color="000000" w:sz="4"/>
               <w:left w:val="single" w:color="000000" w:sz="4"/>
@@ -5438,7 +5713,7 @@
         </w:tc>
         <w:tc>
           <w:tcPr>
-            <w:tcW w:type="dxa" w:w="1180"/>
+            <w:tcW w:type="dxa" w:w="1037"/>
             <w:tcBorders>
               <w:top w:val="single" w:color="000000" w:sz="4"/>
               <w:left w:val="single" w:color="000000" w:sz="4"/>
@@ -5475,7 +5750,7 @@
         </w:tc>
         <w:tc>
           <w:tcPr>
-            <w:tcW w:type="dxa" w:w="2195"/>
+            <w:tcW w:type="dxa" w:w="1918"/>
             <w:tcBorders>
               <w:top w:val="single" w:color="000000" w:sz="4"/>
               <w:left w:val="single" w:color="000000" w:sz="4"/>
@@ -5555,7 +5830,7 @@
         </w:tc>
         <w:tc>
           <w:tcPr>
-            <w:tcW w:type="dxa" w:w="2895"/>
+            <w:tcW w:type="dxa" w:w="2451"/>
             <w:tcBorders>
               <w:top w:val="single" w:color="000000" w:sz="4"/>
               <w:left w:val="single" w:color="000000" w:sz="4"/>
@@ -5592,7 +5867,7 @@
         </w:tc>
         <w:tc>
           <w:tcPr>
-            <w:tcW w:type="dxa" w:w="2071"/>
+            <w:tcW w:type="dxa" w:w="2935"/>
             <w:tcBorders>
               <w:top w:val="single" w:color="000000" w:sz="4"/>
               <w:left w:val="single" w:color="000000" w:sz="4"/>
@@ -5629,7 +5904,7 @@
         </w:tc>
         <w:tc>
           <w:tcPr>
-            <w:tcW w:type="dxa" w:w="1180"/>
+            <w:tcW w:type="dxa" w:w="1037"/>
             <w:tcBorders>
               <w:top w:val="single" w:color="000000" w:sz="4"/>
               <w:left w:val="single" w:color="000000" w:sz="4"/>
@@ -5666,7 +5941,7 @@
         </w:tc>
         <w:tc>
           <w:tcPr>
-            <w:tcW w:type="dxa" w:w="2195"/>
+            <w:tcW w:type="dxa" w:w="1918"/>
             <w:tcBorders>
               <w:top w:val="single" w:color="000000" w:sz="4"/>
               <w:left w:val="single" w:color="000000" w:sz="4"/>
@@ -5746,7 +6021,7 @@
         </w:tc>
         <w:tc>
           <w:tcPr>
-            <w:tcW w:type="dxa" w:w="2895"/>
+            <w:tcW w:type="dxa" w:w="2451"/>
             <w:tcBorders>
               <w:top w:val="single" w:color="000000" w:sz="4"/>
               <w:left w:val="single" w:color="000000" w:sz="4"/>
@@ -5857,7 +6132,7 @@
         </w:tc>
         <w:tc>
           <w:tcPr>
-            <w:tcW w:type="dxa" w:w="2071"/>
+            <w:tcW w:type="dxa" w:w="2935"/>
             <w:tcBorders>
               <w:top w:val="single" w:color="000000" w:sz="4"/>
               <w:left w:val="single" w:color="000000" w:sz="4"/>
@@ -5894,7 +6169,7 @@
         </w:tc>
         <w:tc>
           <w:tcPr>
-            <w:tcW w:type="dxa" w:w="1180"/>
+            <w:tcW w:type="dxa" w:w="1037"/>
             <w:tcBorders>
               <w:top w:val="single" w:color="000000" w:sz="4"/>
               <w:left w:val="single" w:color="000000" w:sz="4"/>
@@ -5931,7 +6206,7 @@
         </w:tc>
         <w:tc>
           <w:tcPr>
-            <w:tcW w:type="dxa" w:w="2195"/>
+            <w:tcW w:type="dxa" w:w="1918"/>
             <w:tcBorders>
               <w:top w:val="single" w:color="000000" w:sz="4"/>
               <w:left w:val="single" w:color="000000" w:sz="4"/>
@@ -6011,7 +6286,7 @@
         </w:tc>
         <w:tc>
           <w:tcPr>
-            <w:tcW w:type="dxa" w:w="2895"/>
+            <w:tcW w:type="dxa" w:w="2451"/>
             <w:tcBorders>
               <w:top w:val="single" w:color="000000" w:sz="4"/>
               <w:left w:val="single" w:color="000000" w:sz="4"/>
@@ -6048,7 +6323,7 @@
         </w:tc>
         <w:tc>
           <w:tcPr>
-            <w:tcW w:type="dxa" w:w="2071"/>
+            <w:tcW w:type="dxa" w:w="2935"/>
             <w:tcBorders>
               <w:top w:val="single" w:color="000000" w:sz="4"/>
               <w:left w:val="single" w:color="000000" w:sz="4"/>
@@ -6085,7 +6360,7 @@
         </w:tc>
         <w:tc>
           <w:tcPr>
-            <w:tcW w:type="dxa" w:w="1180"/>
+            <w:tcW w:type="dxa" w:w="1037"/>
             <w:tcBorders>
               <w:top w:val="single" w:color="000000" w:sz="4"/>
               <w:left w:val="single" w:color="000000" w:sz="4"/>
@@ -6122,7 +6397,7 @@
         </w:tc>
         <w:tc>
           <w:tcPr>
-            <w:tcW w:type="dxa" w:w="2195"/>
+            <w:tcW w:type="dxa" w:w="1918"/>
             <w:tcBorders>
               <w:top w:val="single" w:color="000000" w:sz="4"/>
               <w:left w:val="single" w:color="000000" w:sz="4"/>
@@ -6190,7 +6465,7 @@
         </w:tc>
         <w:tc>
           <w:tcPr>
-            <w:tcW w:type="dxa" w:w="2895"/>
+            <w:tcW w:type="dxa" w:w="2451"/>
             <w:tcBorders>
               <w:top w:val="single" w:color="000000" w:sz="4"/>
               <w:left w:val="single" w:color="000000" w:sz="4"/>
@@ -6227,7 +6502,7 @@
         </w:tc>
         <w:tc>
           <w:tcPr>
-            <w:tcW w:type="dxa" w:w="2071"/>
+            <w:tcW w:type="dxa" w:w="2935"/>
             <w:tcBorders>
               <w:top w:val="single" w:color="000000" w:sz="4"/>
               <w:left w:val="single" w:color="000000" w:sz="4"/>
@@ -6264,7 +6539,7 @@
         </w:tc>
         <w:tc>
           <w:tcPr>
-            <w:tcW w:type="dxa" w:w="1180"/>
+            <w:tcW w:type="dxa" w:w="1037"/>
             <w:tcBorders>
               <w:top w:val="single" w:color="000000" w:sz="4"/>
               <w:left w:val="single" w:color="000000" w:sz="4"/>
@@ -6301,7 +6576,7 @@
         </w:tc>
         <w:tc>
           <w:tcPr>
-            <w:tcW w:type="dxa" w:w="2195"/>
+            <w:tcW w:type="dxa" w:w="1918"/>
             <w:tcBorders>
               <w:top w:val="single" w:color="000000" w:sz="4"/>
               <w:left w:val="single" w:color="000000" w:sz="4"/>
@@ -6369,7 +6644,7 @@
         </w:tc>
         <w:tc>
           <w:tcPr>
-            <w:tcW w:type="dxa" w:w="2895"/>
+            <w:tcW w:type="dxa" w:w="2451"/>
             <w:tcBorders>
               <w:top w:val="single" w:color="000000" w:sz="4"/>
               <w:left w:val="single" w:color="000000" w:sz="4"/>
@@ -6418,7 +6693,7 @@
         </w:tc>
         <w:tc>
           <w:tcPr>
-            <w:tcW w:type="dxa" w:w="2071"/>
+            <w:tcW w:type="dxa" w:w="2935"/>
             <w:tcBorders>
               <w:top w:val="single" w:color="000000" w:sz="4"/>
               <w:left w:val="single" w:color="000000" w:sz="4"/>
@@ -6455,7 +6730,7 @@
         </w:tc>
         <w:tc>
           <w:tcPr>
-            <w:tcW w:type="dxa" w:w="1180"/>
+            <w:tcW w:type="dxa" w:w="1037"/>
             <w:tcBorders>
               <w:top w:val="single" w:color="000000" w:sz="4"/>
               <w:left w:val="single" w:color="000000" w:sz="4"/>
@@ -6492,7 +6767,7 @@
         </w:tc>
         <w:tc>
           <w:tcPr>
-            <w:tcW w:type="dxa" w:w="2195"/>
+            <w:tcW w:type="dxa" w:w="1918"/>
             <w:tcBorders>
               <w:top w:val="single" w:color="000000" w:sz="4"/>
               <w:left w:val="single" w:color="000000" w:sz="4"/>
@@ -6560,7 +6835,7 @@
         </w:tc>
         <w:tc>
           <w:tcPr>
-            <w:tcW w:type="dxa" w:w="2895"/>
+            <w:tcW w:type="dxa" w:w="2451"/>
             <w:tcBorders>
               <w:top w:val="single" w:color="000000" w:sz="4"/>
               <w:left w:val="single" w:color="000000" w:sz="4"/>
@@ -6597,7 +6872,7 @@
         </w:tc>
         <w:tc>
           <w:tcPr>
-            <w:tcW w:type="dxa" w:w="2071"/>
+            <w:tcW w:type="dxa" w:w="2935"/>
             <w:tcBorders>
               <w:top w:val="single" w:color="000000" w:sz="4"/>
               <w:left w:val="single" w:color="000000" w:sz="4"/>
@@ -6634,7 +6909,7 @@
         </w:tc>
         <w:tc>
           <w:tcPr>
-            <w:tcW w:type="dxa" w:w="1180"/>
+            <w:tcW w:type="dxa" w:w="1037"/>
             <w:tcBorders>
               <w:top w:val="single" w:color="000000" w:sz="4"/>
               <w:left w:val="single" w:color="000000" w:sz="4"/>
@@ -6671,7 +6946,7 @@
         </w:tc>
         <w:tc>
           <w:tcPr>
-            <w:tcW w:type="dxa" w:w="2195"/>
+            <w:tcW w:type="dxa" w:w="1918"/>
             <w:tcBorders>
               <w:top w:val="single" w:color="000000" w:sz="4"/>
               <w:left w:val="single" w:color="000000" w:sz="4"/>
@@ -6739,7 +7014,7 @@
         </w:tc>
         <w:tc>
           <w:tcPr>
-            <w:tcW w:type="dxa" w:w="2895"/>
+            <w:tcW w:type="dxa" w:w="2451"/>
             <w:tcBorders>
               <w:top w:val="single" w:color="000000" w:sz="4"/>
               <w:left w:val="single" w:color="000000" w:sz="4"/>
@@ -6776,7 +7051,7 @@
         </w:tc>
         <w:tc>
           <w:tcPr>
-            <w:tcW w:type="dxa" w:w="2071"/>
+            <w:tcW w:type="dxa" w:w="2935"/>
             <w:tcBorders>
               <w:top w:val="single" w:color="000000" w:sz="4"/>
               <w:left w:val="single" w:color="000000" w:sz="4"/>
@@ -6813,7 +7088,7 @@
         </w:tc>
         <w:tc>
           <w:tcPr>
-            <w:tcW w:type="dxa" w:w="1180"/>
+            <w:tcW w:type="dxa" w:w="1037"/>
             <w:tcBorders>
               <w:top w:val="single" w:color="000000" w:sz="4"/>
               <w:left w:val="single" w:color="000000" w:sz="4"/>
@@ -6850,7 +7125,7 @@
         </w:tc>
         <w:tc>
           <w:tcPr>
-            <w:tcW w:type="dxa" w:w="2195"/>
+            <w:tcW w:type="dxa" w:w="1918"/>
             <w:tcBorders>
               <w:top w:val="single" w:color="000000" w:sz="4"/>
               <w:left w:val="single" w:color="000000" w:sz="4"/>
@@ -6943,7 +7218,7 @@
         </w:tc>
         <w:tc>
           <w:tcPr>
-            <w:tcW w:type="dxa" w:w="2895"/>
+            <w:tcW w:type="dxa" w:w="2451"/>
             <w:tcBorders>
               <w:top w:val="single" w:color="000000" w:sz="4"/>
               <w:left w:val="single" w:color="000000" w:sz="4"/>
@@ -6980,7 +7255,7 @@
         </w:tc>
         <w:tc>
           <w:tcPr>
-            <w:tcW w:type="dxa" w:w="2071"/>
+            <w:tcW w:type="dxa" w:w="2935"/>
             <w:tcBorders>
               <w:top w:val="single" w:color="000000" w:sz="4"/>
               <w:left w:val="single" w:color="000000" w:sz="4"/>
@@ -7017,7 +7292,7 @@
         </w:tc>
         <w:tc>
           <w:tcPr>
-            <w:tcW w:type="dxa" w:w="1180"/>
+            <w:tcW w:type="dxa" w:w="1037"/>
             <w:tcBorders>
               <w:top w:val="single" w:color="000000" w:sz="4"/>
               <w:left w:val="single" w:color="000000" w:sz="4"/>
@@ -7054,7 +7329,7 @@
         </w:tc>
         <w:tc>
           <w:tcPr>
-            <w:tcW w:type="dxa" w:w="2195"/>
+            <w:tcW w:type="dxa" w:w="1918"/>
             <w:tcBorders>
               <w:top w:val="single" w:color="000000" w:sz="4"/>
               <w:left w:val="single" w:color="000000" w:sz="4"/>
@@ -7122,7 +7397,7 @@
         </w:tc>
         <w:tc>
           <w:tcPr>
-            <w:tcW w:type="dxa" w:w="2895"/>
+            <w:tcW w:type="dxa" w:w="2451"/>
             <w:tcBorders>
               <w:top w:val="single" w:color="000000" w:sz="4"/>
               <w:left w:val="single" w:color="000000" w:sz="4"/>
@@ -7159,7 +7434,7 @@
         </w:tc>
         <w:tc>
           <w:tcPr>
-            <w:tcW w:type="dxa" w:w="2071"/>
+            <w:tcW w:type="dxa" w:w="2935"/>
             <w:tcBorders>
               <w:top w:val="single" w:color="000000" w:sz="4"/>
               <w:left w:val="single" w:color="000000" w:sz="4"/>
@@ -7196,7 +7471,7 @@
         </w:tc>
         <w:tc>
           <w:tcPr>
-            <w:tcW w:type="dxa" w:w="1180"/>
+            <w:tcW w:type="dxa" w:w="1037"/>
             <w:tcBorders>
               <w:top w:val="single" w:color="000000" w:sz="4"/>
               <w:left w:val="single" w:color="000000" w:sz="4"/>
@@ -7233,7 +7508,7 @@
         </w:tc>
         <w:tc>
           <w:tcPr>
-            <w:tcW w:type="dxa" w:w="2195"/>
+            <w:tcW w:type="dxa" w:w="1918"/>
             <w:tcBorders>
               <w:top w:val="single" w:color="000000" w:sz="4"/>
               <w:left w:val="single" w:color="000000" w:sz="4"/>
@@ -7301,7 +7576,7 @@
         </w:tc>
         <w:tc>
           <w:tcPr>
-            <w:tcW w:type="dxa" w:w="2895"/>
+            <w:tcW w:type="dxa" w:w="2451"/>
             <w:tcBorders>
               <w:top w:val="single" w:color="000000" w:sz="4"/>
               <w:left w:val="single" w:color="000000" w:sz="4"/>
@@ -7338,7 +7613,7 @@
         </w:tc>
         <w:tc>
           <w:tcPr>
-            <w:tcW w:type="dxa" w:w="2071"/>
+            <w:tcW w:type="dxa" w:w="2935"/>
             <w:tcBorders>
               <w:top w:val="single" w:color="000000" w:sz="4"/>
               <w:left w:val="single" w:color="000000" w:sz="4"/>
@@ -7375,7 +7650,7 @@
         </w:tc>
         <w:tc>
           <w:tcPr>
-            <w:tcW w:type="dxa" w:w="1180"/>
+            <w:tcW w:type="dxa" w:w="1037"/>
             <w:tcBorders>
               <w:top w:val="single" w:color="000000" w:sz="4"/>
               <w:left w:val="single" w:color="000000" w:sz="4"/>
@@ -7412,7 +7687,7 @@
         </w:tc>
         <w:tc>
           <w:tcPr>
-            <w:tcW w:type="dxa" w:w="2195"/>
+            <w:tcW w:type="dxa" w:w="1918"/>
             <w:tcBorders>
               <w:top w:val="single" w:color="000000" w:sz="4"/>
               <w:left w:val="single" w:color="000000" w:sz="4"/>
@@ -7492,7 +7767,7 @@
         </w:tc>
         <w:tc>
           <w:tcPr>
-            <w:tcW w:type="dxa" w:w="2895"/>
+            <w:tcW w:type="dxa" w:w="2451"/>
             <w:tcBorders>
               <w:top w:val="single" w:color="000000" w:sz="4"/>
               <w:left w:val="single" w:color="000000" w:sz="4"/>
@@ -7529,7 +7804,7 @@
         </w:tc>
         <w:tc>
           <w:tcPr>
-            <w:tcW w:type="dxa" w:w="2071"/>
+            <w:tcW w:type="dxa" w:w="2935"/>
             <w:tcBorders>
               <w:top w:val="single" w:color="000000" w:sz="4"/>
               <w:left w:val="single" w:color="000000" w:sz="4"/>
@@ -7566,7 +7841,7 @@
         </w:tc>
         <w:tc>
           <w:tcPr>
-            <w:tcW w:type="dxa" w:w="1180"/>
+            <w:tcW w:type="dxa" w:w="1037"/>
             <w:tcBorders>
               <w:top w:val="single" w:color="000000" w:sz="4"/>
               <w:left w:val="single" w:color="000000" w:sz="4"/>
@@ -7603,7 +7878,7 @@
         </w:tc>
         <w:tc>
           <w:tcPr>
-            <w:tcW w:type="dxa" w:w="2195"/>
+            <w:tcW w:type="dxa" w:w="1918"/>
             <w:tcBorders>
               <w:top w:val="single" w:color="000000" w:sz="4"/>
               <w:left w:val="single" w:color="000000" w:sz="4"/>
@@ -7671,7 +7946,7 @@
         </w:tc>
         <w:tc>
           <w:tcPr>
-            <w:tcW w:type="dxa" w:w="2895"/>
+            <w:tcW w:type="dxa" w:w="2451"/>
             <w:tcBorders>
               <w:top w:val="single" w:color="000000" w:sz="4"/>
               <w:left w:val="single" w:color="000000" w:sz="4"/>
@@ -7720,7 +7995,7 @@
         </w:tc>
         <w:tc>
           <w:tcPr>
-            <w:tcW w:type="dxa" w:w="2071"/>
+            <w:tcW w:type="dxa" w:w="2935"/>
             <w:tcBorders>
               <w:top w:val="single" w:color="000000" w:sz="4"/>
               <w:left w:val="single" w:color="000000" w:sz="4"/>
@@ -7757,7 +8032,7 @@
         </w:tc>
         <w:tc>
           <w:tcPr>
-            <w:tcW w:type="dxa" w:w="1180"/>
+            <w:tcW w:type="dxa" w:w="1037"/>
             <w:tcBorders>
               <w:top w:val="single" w:color="000000" w:sz="4"/>
               <w:left w:val="single" w:color="000000" w:sz="4"/>
@@ -7794,27 +8069,290 @@
         </w:tc>
         <w:tc>
           <w:tcPr>
-            <w:tcW w:type="dxa" w:w="2195"/>
-            <w:tcBorders>
-              <w:top w:val="single" w:color="000000" w:sz="4"/>
-              <w:left w:val="single" w:color="000000" w:sz="4"/>
-              <w:bottom w:val="single" w:color="000000" w:sz="4"/>
-              <w:right w:val="single" w:color="000000" w:sz="4"/>
-            </w:tcBorders>
-            <w:tcMar>
-              <w:top w:type="dxa" w:w="30"/>
-              <w:left w:type="dxa" w:w="70"/>
-              <w:bottom w:type="dxa" w:w="30"/>
-              <w:right w:type="dxa" w:w="70"/>
-            </w:tcMar>
-            <w:vAlign w:val="center"/>
-          </w:tcPr>
-          <w:p>
-            <w:pPr>
-              <w:keepNext w:val="false"/>
-              <w:spacing w:after="0" w:before="0" w:line="240" w:lineRule="auto"/>
-              <w:jc w:val="left"/>
-            </w:pPr>
+            <w:tcW w:type="dxa" w:w="1918"/>
+            <w:tcBorders>
+              <w:top w:val="single" w:color="000000" w:sz="4"/>
+              <w:left w:val="single" w:color="000000" w:sz="4"/>
+              <w:bottom w:val="single" w:color="000000" w:sz="4"/>
+              <w:right w:val="single" w:color="000000" w:sz="4"/>
+            </w:tcBorders>
+            <w:tcMar>
+              <w:top w:type="dxa" w:w="30"/>
+              <w:left w:type="dxa" w:w="70"/>
+              <w:bottom w:type="dxa" w:w="30"/>
+              <w:right w:type="dxa" w:w="70"/>
+            </w:tcMar>
+            <w:vAlign w:val="center"/>
+          </w:tcPr>
+          <w:p>
+            <w:pPr>
+              <w:keepNext w:val="false"/>
+              <w:spacing w:after="0" w:before="0" w:line="240" w:lineRule="auto"/>
+              <w:jc w:val="left"/>
+            </w:pPr>
+          </w:p>
+        </w:tc>
+      </w:tr>
+      <w:tr>
+        <w:trPr>
+          <w:cantSplit/>
+          <w:tblHeader w:val="false"/>
+        </w:trPr>
+        <w:tc>
+          <w:tcPr>
+            <w:tcW w:type="dxa" w:w="684"/>
+            <w:tcBorders>
+              <w:top w:val="single" w:color="000000" w:sz="4"/>
+              <w:left w:val="single" w:color="000000" w:sz="4"/>
+              <w:bottom w:val="single" w:color="000000" w:sz="4"/>
+              <w:right w:val="single" w:color="000000" w:sz="4"/>
+            </w:tcBorders>
+            <w:tcMar>
+              <w:top w:type="dxa" w:w="30"/>
+              <w:left w:type="dxa" w:w="70"/>
+              <w:bottom w:type="dxa" w:w="30"/>
+              <w:right w:type="dxa" w:w="70"/>
+            </w:tcMar>
+            <w:vAlign w:val="center"/>
+          </w:tcPr>
+          <w:p>
+            <w:pPr>
+              <w:keepNext w:val="false"/>
+              <w:spacing w:after="0" w:before="0" w:line="240" w:lineRule="auto"/>
+              <w:jc w:val="left"/>
+            </w:pPr>
+            <w:r>
+              <w:rPr>
+                <w:rFonts w:ascii="Times New Roman" w:cs="Times New Roman" w:eastAsia="Times New Roman" w:hAnsi="Times New Roman"/>
+                <w:b w:val="false"/>
+                <w:bCs w:val="false"/>
+                <w:i w:val="false"/>
+                <w:iCs w:val="false"/>
+                <w:sz w:val="22"/>
+                <w:szCs w:val="22"/>
+              </w:rPr>
+              <w:t xml:space="preserve">B21</w:t>
+            </w:r>
+          </w:p>
+        </w:tc>
+        <w:tc>
+          <w:tcPr>
+            <w:tcW w:type="dxa" w:w="2451"/>
+            <w:tcBorders>
+              <w:top w:val="single" w:color="000000" w:sz="4"/>
+              <w:left w:val="single" w:color="000000" w:sz="4"/>
+              <w:bottom w:val="single" w:color="000000" w:sz="4"/>
+              <w:right w:val="single" w:color="000000" w:sz="4"/>
+            </w:tcBorders>
+            <w:tcMar>
+              <w:top w:type="dxa" w:w="30"/>
+              <w:left w:type="dxa" w:w="70"/>
+              <w:bottom w:type="dxa" w:w="30"/>
+              <w:right w:type="dxa" w:w="70"/>
+            </w:tcMar>
+            <w:vAlign w:val="center"/>
+          </w:tcPr>
+          <w:p>
+            <w:pPr>
+              <w:keepNext w:val="false"/>
+              <w:spacing w:after="0" w:before="0" w:line="240" w:lineRule="auto"/>
+              <w:jc w:val="left"/>
+            </w:pPr>
+            <w:r>
+              <w:rPr>
+                <w:rFonts w:ascii="Times New Roman" w:cs="Times New Roman" w:eastAsia="Times New Roman" w:hAnsi="Times New Roman"/>
+                <w:b w:val="false"/>
+                <w:bCs w:val="false"/>
+                <w:i w:val="false"/>
+                <w:iCs w:val="false"/>
+                <w:sz w:val="22"/>
+                <w:szCs w:val="22"/>
+              </w:rPr>
+              <w:t xml:space="preserve">Camera IP, camera nhận dạng, đầu ghi, đầu đọc khuôn mặt có kết nối IP đưa vào lưu hành từ 01/07/2026 đã </w:t>
+            </w:r>
+            <w:r>
+              <w:rPr>
+                <w:rFonts w:ascii="Times New Roman" w:cs="Times New Roman" w:eastAsia="Times New Roman" w:hAnsi="Times New Roman"/>
+                <w:b/>
+                <w:bCs/>
+                <w:i w:val="false"/>
+                <w:iCs w:val="false"/>
+                <w:sz w:val="22"/>
+                <w:szCs w:val="22"/>
+              </w:rPr>
+              <w:t xml:space="preserve">công bố hợp quy QCVN 11:2026/BCA</w:t>
+            </w:r>
+            <w:r>
+              <w:rPr>
+                <w:rFonts w:ascii="Times New Roman" w:cs="Times New Roman" w:eastAsia="Times New Roman" w:hAnsi="Times New Roman"/>
+                <w:b w:val="false"/>
+                <w:bCs w:val="false"/>
+                <w:i w:val="false"/>
+                <w:iCs w:val="false"/>
+                <w:sz w:val="22"/>
+                <w:szCs w:val="22"/>
+              </w:rPr>
+              <w:t xml:space="preserve"> và có </w:t>
+            </w:r>
+            <w:r>
+              <w:rPr>
+                <w:rFonts w:ascii="Times New Roman" w:cs="Times New Roman" w:eastAsia="Times New Roman" w:hAnsi="Times New Roman"/>
+                <w:b/>
+                <w:bCs/>
+                <w:i w:val="false"/>
+                <w:iCs w:val="false"/>
+                <w:sz w:val="22"/>
+                <w:szCs w:val="22"/>
+              </w:rPr>
+              <w:t xml:space="preserve">dấu hợp quy CR</w:t>
+            </w:r>
+            <w:r>
+              <w:rPr>
+                <w:rFonts w:ascii="Times New Roman" w:cs="Times New Roman" w:eastAsia="Times New Roman" w:hAnsi="Times New Roman"/>
+                <w:b w:val="false"/>
+                <w:bCs w:val="false"/>
+                <w:i w:val="false"/>
+                <w:iCs w:val="false"/>
+                <w:sz w:val="22"/>
+                <w:szCs w:val="22"/>
+              </w:rPr>
+              <w:t xml:space="preserve">; đã lưu bản công bố hợp quy, giấy chứng nhận hoặc kết quả thử nghiệm. Thiết bị lắp trên xe kinh doanh vận tải: hợp quy QCVN 06:2024/BCA </w:t>
+            </w:r>
+            <w:r>
+              <w:rPr>
+                <w:rFonts w:ascii="Times New Roman" w:cs="Times New Roman" w:eastAsia="Times New Roman" w:hAnsi="Times New Roman"/>
+                <w:b/>
+                <w:bCs/>
+                <w:i w:val="false"/>
+                <w:iCs w:val="false"/>
+                <w:sz w:val="22"/>
+                <w:szCs w:val="22"/>
+              </w:rPr>
+              <w:t xml:space="preserve">(chặn khi đã xác minh thiết bị thuộc danh mục)</w:t>
+            </w:r>
+          </w:p>
+        </w:tc>
+        <w:tc>
+          <w:tcPr>
+            <w:tcW w:type="dxa" w:w="2935"/>
+            <w:tcBorders>
+              <w:top w:val="single" w:color="000000" w:sz="4"/>
+              <w:left w:val="single" w:color="000000" w:sz="4"/>
+              <w:bottom w:val="single" w:color="000000" w:sz="4"/>
+              <w:right w:val="single" w:color="000000" w:sz="4"/>
+            </w:tcBorders>
+            <w:tcMar>
+              <w:top w:type="dxa" w:w="30"/>
+              <w:left w:type="dxa" w:w="70"/>
+              <w:bottom w:type="dxa" w:w="30"/>
+              <w:right w:type="dxa" w:w="70"/>
+            </w:tcMar>
+            <w:vAlign w:val="center"/>
+          </w:tcPr>
+          <w:p>
+            <w:pPr>
+              <w:keepNext w:val="false"/>
+              <w:spacing w:after="0" w:before="0" w:line="240" w:lineRule="auto"/>
+              <w:jc w:val="left"/>
+            </w:pPr>
+            <w:r>
+              <w:rPr>
+                <w:rFonts w:ascii="Times New Roman" w:cs="Times New Roman" w:eastAsia="Times New Roman" w:hAnsi="Times New Roman"/>
+                <w:b w:val="false"/>
+                <w:bCs w:val="false"/>
+                <w:i w:val="false"/>
+                <w:iCs w:val="false"/>
+                <w:sz w:val="22"/>
+                <w:szCs w:val="22"/>
+              </w:rPr>
+              <w:t xml:space="preserve">TT 48/2026/TT-BCA (QCVN 11:2026/BCA); TT 125/2026/TT-BCA — nguồn thứ cấp, chưa xác minh phạm vi thiết bị </w:t>
+            </w:r>
+            <w:r>
+              <w:rPr>
+                <w:rFonts w:ascii="Times New Roman" w:cs="Times New Roman" w:eastAsia="Times New Roman" w:hAnsi="Times New Roman"/>
+                <w:b/>
+                <w:bCs/>
+                <w:i w:val="false"/>
+                <w:iCs w:val="false"/>
+                <w:sz w:val="22"/>
+                <w:szCs w:val="22"/>
+              </w:rPr>
+              <w:t xml:space="preserve">[CẦN ĐỐI CHIẾU — chưa có toàn văn trong sources/]</w:t>
+            </w:r>
+          </w:p>
+        </w:tc>
+        <w:tc>
+          <w:tcPr>
+            <w:tcW w:type="dxa" w:w="1037"/>
+            <w:tcBorders>
+              <w:top w:val="single" w:color="000000" w:sz="4"/>
+              <w:left w:val="single" w:color="000000" w:sz="4"/>
+              <w:bottom w:val="single" w:color="000000" w:sz="4"/>
+              <w:right w:val="single" w:color="000000" w:sz="4"/>
+            </w:tcBorders>
+            <w:tcMar>
+              <w:top w:type="dxa" w:w="30"/>
+              <w:left w:type="dxa" w:w="70"/>
+              <w:bottom w:type="dxa" w:w="30"/>
+              <w:right w:type="dxa" w:w="70"/>
+            </w:tcMar>
+            <w:vAlign w:val="center"/>
+          </w:tcPr>
+          <w:p>
+            <w:pPr>
+              <w:keepNext w:val="false"/>
+              <w:spacing w:after="0" w:before="0" w:line="240" w:lineRule="auto"/>
+              <w:jc w:val="left"/>
+            </w:pPr>
+            <w:r>
+              <w:rPr>
+                <w:rFonts w:ascii="Times New Roman" w:cs="Times New Roman" w:eastAsia="Times New Roman" w:hAnsi="Times New Roman"/>
+                <w:b w:val="false"/>
+                <w:bCs w:val="false"/>
+                <w:i w:val="false"/>
+                <w:iCs w:val="false"/>
+                <w:sz w:val="22"/>
+                <w:szCs w:val="22"/>
+              </w:rPr>
+              <w:t xml:space="preserve">☐ Đạt ☐ Không ☐ N/A</w:t>
+            </w:r>
+          </w:p>
+        </w:tc>
+        <w:tc>
+          <w:tcPr>
+            <w:tcW w:type="dxa" w:w="1918"/>
+            <w:tcBorders>
+              <w:top w:val="single" w:color="000000" w:sz="4"/>
+              <w:left w:val="single" w:color="000000" w:sz="4"/>
+              <w:bottom w:val="single" w:color="000000" w:sz="4"/>
+              <w:right w:val="single" w:color="000000" w:sz="4"/>
+            </w:tcBorders>
+            <w:tcMar>
+              <w:top w:type="dxa" w:w="30"/>
+              <w:left w:type="dxa" w:w="70"/>
+              <w:bottom w:type="dxa" w:w="30"/>
+              <w:right w:type="dxa" w:w="70"/>
+            </w:tcMar>
+            <w:vAlign w:val="center"/>
+          </w:tcPr>
+          <w:p>
+            <w:pPr>
+              <w:keepNext w:val="false"/>
+              <w:spacing w:after="0" w:before="0" w:line="240" w:lineRule="auto"/>
+              <w:jc w:val="left"/>
+            </w:pPr>
+            <w:r>
+              <w:rPr>
+                <w:rFonts w:ascii="Times New Roman" w:cs="Times New Roman" w:eastAsia="Times New Roman" w:hAnsi="Times New Roman"/>
+                <w:b w:val="false"/>
+                <w:bCs w:val="false"/>
+                <w:i w:val="false"/>
+                <w:iCs w:val="false"/>
+                <w:sz w:val="22"/>
+                <w:szCs w:val="22"/>
+              </w:rPr>
+              <w:t xml:space="preserve">Model, số công bố: ......</w:t>
+            </w:r>
           </w:p>
         </w:tc>
       </w:tr>
@@ -11677,7 +12215,7 @@
           <w:sz w:val="26"/>
           <w:szCs w:val="26"/>
         </w:rPr>
-        <w:t xml:space="preserve"> thời hạn lưu video ...... ngày; nhật ký ra vào ...... tháng; nhận diện khuôn mặt chỉ bật trên ...... đầu đọc tại ........; nhận diện trên camera giám sát: tắt; phương thức thay thế: </w:t>
+        <w:t xml:space="preserve"> thời hạn lưu video ...... ngày; camera thuộc quy định ngành (nếu có): ...... tại ........; nhật ký ra vào ...... tháng; nhận diện khuôn mặt chỉ bật trên ...... đầu đọc tại ........; nhận diện trên camera giám sát: tắt; phương thức thay thế: </w:t>
       </w:r>
       <w:r>
         <w:rPr>

--- a/templates/09-ai-vision/k8-checklist-trien-khai-ban-giao.docx
+++ b/templates/09-ai-vision/k8-checklist-trien-khai-ban-giao.docx
@@ -1052,10 +1052,10 @@
       </w:tblPr>
       <w:tblGrid>
         <w:gridCol w:w="672"/>
-        <w:gridCol w:w="2707"/>
-        <w:gridCol w:w="2586"/>
-        <w:gridCol w:w="1072"/>
-        <w:gridCol w:w="1988"/>
+        <w:gridCol w:w="2575"/>
+        <w:gridCol w:w="2455"/>
+        <w:gridCol w:w="1130"/>
+        <w:gridCol w:w="2193"/>
       </w:tblGrid>
       <w:tr>
         <w:trPr>
@@ -1102,7 +1102,7 @@
         </w:tc>
         <w:tc>
           <w:tcPr>
-            <w:tcW w:type="dxa" w:w="2707"/>
+            <w:tcW w:type="dxa" w:w="2575"/>
             <w:tcBorders>
               <w:top w:val="single" w:color="000000" w:sz="4"/>
               <w:left w:val="single" w:color="000000" w:sz="4"/>
@@ -1140,7 +1140,7 @@
         </w:tc>
         <w:tc>
           <w:tcPr>
-            <w:tcW w:type="dxa" w:w="2586"/>
+            <w:tcW w:type="dxa" w:w="2455"/>
             <w:tcBorders>
               <w:top w:val="single" w:color="000000" w:sz="4"/>
               <w:left w:val="single" w:color="000000" w:sz="4"/>
@@ -1178,7 +1178,7 @@
         </w:tc>
         <w:tc>
           <w:tcPr>
-            <w:tcW w:type="dxa" w:w="1072"/>
+            <w:tcW w:type="dxa" w:w="1130"/>
             <w:tcBorders>
               <w:top w:val="single" w:color="000000" w:sz="4"/>
               <w:left w:val="single" w:color="000000" w:sz="4"/>
@@ -1216,7 +1216,7 @@
         </w:tc>
         <w:tc>
           <w:tcPr>
-            <w:tcW w:type="dxa" w:w="1988"/>
+            <w:tcW w:type="dxa" w:w="2193"/>
             <w:tcBorders>
               <w:top w:val="single" w:color="000000" w:sz="4"/>
               <w:left w:val="single" w:color="000000" w:sz="4"/>
@@ -1297,7 +1297,7 @@
         </w:tc>
         <w:tc>
           <w:tcPr>
-            <w:tcW w:type="dxa" w:w="2707"/>
+            <w:tcW w:type="dxa" w:w="2575"/>
             <w:tcBorders>
               <w:top w:val="single" w:color="000000" w:sz="4"/>
               <w:left w:val="single" w:color="000000" w:sz="4"/>
@@ -1382,7 +1382,7 @@
         </w:tc>
         <w:tc>
           <w:tcPr>
-            <w:tcW w:type="dxa" w:w="2586"/>
+            <w:tcW w:type="dxa" w:w="2455"/>
             <w:tcBorders>
               <w:top w:val="single" w:color="000000" w:sz="4"/>
               <w:left w:val="single" w:color="000000" w:sz="4"/>
@@ -1419,7 +1419,7 @@
         </w:tc>
         <w:tc>
           <w:tcPr>
-            <w:tcW w:type="dxa" w:w="1072"/>
+            <w:tcW w:type="dxa" w:w="1130"/>
             <w:tcBorders>
               <w:top w:val="single" w:color="000000" w:sz="4"/>
               <w:left w:val="single" w:color="000000" w:sz="4"/>
@@ -1456,7 +1456,7 @@
         </w:tc>
         <w:tc>
           <w:tcPr>
-            <w:tcW w:type="dxa" w:w="1988"/>
+            <w:tcW w:type="dxa" w:w="2193"/>
             <w:tcBorders>
               <w:top w:val="single" w:color="000000" w:sz="4"/>
               <w:left w:val="single" w:color="000000" w:sz="4"/>
@@ -1524,7 +1524,7 @@
         </w:tc>
         <w:tc>
           <w:tcPr>
-            <w:tcW w:type="dxa" w:w="2707"/>
+            <w:tcW w:type="dxa" w:w="2575"/>
             <w:tcBorders>
               <w:top w:val="single" w:color="000000" w:sz="4"/>
               <w:left w:val="single" w:color="000000" w:sz="4"/>
@@ -1585,7 +1585,7 @@
         </w:tc>
         <w:tc>
           <w:tcPr>
-            <w:tcW w:type="dxa" w:w="2586"/>
+            <w:tcW w:type="dxa" w:w="2455"/>
             <w:tcBorders>
               <w:top w:val="single" w:color="000000" w:sz="4"/>
               <w:left w:val="single" w:color="000000" w:sz="4"/>
@@ -1622,7 +1622,7 @@
         </w:tc>
         <w:tc>
           <w:tcPr>
-            <w:tcW w:type="dxa" w:w="1072"/>
+            <w:tcW w:type="dxa" w:w="1130"/>
             <w:tcBorders>
               <w:top w:val="single" w:color="000000" w:sz="4"/>
               <w:left w:val="single" w:color="000000" w:sz="4"/>
@@ -1659,7 +1659,7 @@
         </w:tc>
         <w:tc>
           <w:tcPr>
-            <w:tcW w:type="dxa" w:w="1988"/>
+            <w:tcW w:type="dxa" w:w="2193"/>
             <w:tcBorders>
               <w:top w:val="single" w:color="000000" w:sz="4"/>
               <w:left w:val="single" w:color="000000" w:sz="4"/>
@@ -1739,7 +1739,7 @@
         </w:tc>
         <w:tc>
           <w:tcPr>
-            <w:tcW w:type="dxa" w:w="2707"/>
+            <w:tcW w:type="dxa" w:w="2575"/>
             <w:tcBorders>
               <w:top w:val="single" w:color="000000" w:sz="4"/>
               <w:left w:val="single" w:color="000000" w:sz="4"/>
@@ -1776,7 +1776,7 @@
         </w:tc>
         <w:tc>
           <w:tcPr>
-            <w:tcW w:type="dxa" w:w="2586"/>
+            <w:tcW w:type="dxa" w:w="2455"/>
             <w:tcBorders>
               <w:top w:val="single" w:color="000000" w:sz="4"/>
               <w:left w:val="single" w:color="000000" w:sz="4"/>
@@ -1813,7 +1813,7 @@
         </w:tc>
         <w:tc>
           <w:tcPr>
-            <w:tcW w:type="dxa" w:w="1072"/>
+            <w:tcW w:type="dxa" w:w="1130"/>
             <w:tcBorders>
               <w:top w:val="single" w:color="000000" w:sz="4"/>
               <w:left w:val="single" w:color="000000" w:sz="4"/>
@@ -1850,7 +1850,7 @@
         </w:tc>
         <w:tc>
           <w:tcPr>
-            <w:tcW w:type="dxa" w:w="1988"/>
+            <w:tcW w:type="dxa" w:w="2193"/>
             <w:tcBorders>
               <w:top w:val="single" w:color="000000" w:sz="4"/>
               <w:left w:val="single" w:color="000000" w:sz="4"/>
@@ -1943,7 +1943,7 @@
         </w:tc>
         <w:tc>
           <w:tcPr>
-            <w:tcW w:type="dxa" w:w="2707"/>
+            <w:tcW w:type="dxa" w:w="2575"/>
             <w:tcBorders>
               <w:top w:val="single" w:color="000000" w:sz="4"/>
               <w:left w:val="single" w:color="000000" w:sz="4"/>
@@ -2016,7 +2016,7 @@
         </w:tc>
         <w:tc>
           <w:tcPr>
-            <w:tcW w:type="dxa" w:w="2586"/>
+            <w:tcW w:type="dxa" w:w="2455"/>
             <w:tcBorders>
               <w:top w:val="single" w:color="000000" w:sz="4"/>
               <w:left w:val="single" w:color="000000" w:sz="4"/>
@@ -2053,7 +2053,7 @@
         </w:tc>
         <w:tc>
           <w:tcPr>
-            <w:tcW w:type="dxa" w:w="1072"/>
+            <w:tcW w:type="dxa" w:w="1130"/>
             <w:tcBorders>
               <w:top w:val="single" w:color="000000" w:sz="4"/>
               <w:left w:val="single" w:color="000000" w:sz="4"/>
@@ -2090,7 +2090,7 @@
         </w:tc>
         <w:tc>
           <w:tcPr>
-            <w:tcW w:type="dxa" w:w="1988"/>
+            <w:tcW w:type="dxa" w:w="2193"/>
             <w:tcBorders>
               <w:top w:val="single" w:color="000000" w:sz="4"/>
               <w:left w:val="single" w:color="000000" w:sz="4"/>
@@ -2170,7 +2170,7 @@
         </w:tc>
         <w:tc>
           <w:tcPr>
-            <w:tcW w:type="dxa" w:w="2707"/>
+            <w:tcW w:type="dxa" w:w="2575"/>
             <w:tcBorders>
               <w:top w:val="single" w:color="000000" w:sz="4"/>
               <w:left w:val="single" w:color="000000" w:sz="4"/>
@@ -2207,7 +2207,7 @@
         </w:tc>
         <w:tc>
           <w:tcPr>
-            <w:tcW w:type="dxa" w:w="2586"/>
+            <w:tcW w:type="dxa" w:w="2455"/>
             <w:tcBorders>
               <w:top w:val="single" w:color="000000" w:sz="4"/>
               <w:left w:val="single" w:color="000000" w:sz="4"/>
@@ -2244,7 +2244,7 @@
         </w:tc>
         <w:tc>
           <w:tcPr>
-            <w:tcW w:type="dxa" w:w="1072"/>
+            <w:tcW w:type="dxa" w:w="1130"/>
             <w:tcBorders>
               <w:top w:val="single" w:color="000000" w:sz="4"/>
               <w:left w:val="single" w:color="000000" w:sz="4"/>
@@ -2281,7 +2281,7 @@
         </w:tc>
         <w:tc>
           <w:tcPr>
-            <w:tcW w:type="dxa" w:w="1988"/>
+            <w:tcW w:type="dxa" w:w="2193"/>
             <w:tcBorders>
               <w:top w:val="single" w:color="000000" w:sz="4"/>
               <w:left w:val="single" w:color="000000" w:sz="4"/>
@@ -2349,7 +2349,7 @@
         </w:tc>
         <w:tc>
           <w:tcPr>
-            <w:tcW w:type="dxa" w:w="2707"/>
+            <w:tcW w:type="dxa" w:w="2575"/>
             <w:tcBorders>
               <w:top w:val="single" w:color="000000" w:sz="4"/>
               <w:left w:val="single" w:color="000000" w:sz="4"/>
@@ -2386,7 +2386,7 @@
         </w:tc>
         <w:tc>
           <w:tcPr>
-            <w:tcW w:type="dxa" w:w="2586"/>
+            <w:tcW w:type="dxa" w:w="2455"/>
             <w:tcBorders>
               <w:top w:val="single" w:color="000000" w:sz="4"/>
               <w:left w:val="single" w:color="000000" w:sz="4"/>
@@ -2423,7 +2423,7 @@
         </w:tc>
         <w:tc>
           <w:tcPr>
-            <w:tcW w:type="dxa" w:w="1072"/>
+            <w:tcW w:type="dxa" w:w="1130"/>
             <w:tcBorders>
               <w:top w:val="single" w:color="000000" w:sz="4"/>
               <w:left w:val="single" w:color="000000" w:sz="4"/>
@@ -2460,7 +2460,7 @@
         </w:tc>
         <w:tc>
           <w:tcPr>
-            <w:tcW w:type="dxa" w:w="1988"/>
+            <w:tcW w:type="dxa" w:w="2193"/>
             <w:tcBorders>
               <w:top w:val="single" w:color="000000" w:sz="4"/>
               <w:left w:val="single" w:color="000000" w:sz="4"/>
@@ -2528,7 +2528,7 @@
         </w:tc>
         <w:tc>
           <w:tcPr>
-            <w:tcW w:type="dxa" w:w="2707"/>
+            <w:tcW w:type="dxa" w:w="2575"/>
             <w:tcBorders>
               <w:top w:val="single" w:color="000000" w:sz="4"/>
               <w:left w:val="single" w:color="000000" w:sz="4"/>
@@ -2565,7 +2565,7 @@
         </w:tc>
         <w:tc>
           <w:tcPr>
-            <w:tcW w:type="dxa" w:w="2586"/>
+            <w:tcW w:type="dxa" w:w="2455"/>
             <w:tcBorders>
               <w:top w:val="single" w:color="000000" w:sz="4"/>
               <w:left w:val="single" w:color="000000" w:sz="4"/>
@@ -2602,7 +2602,7 @@
         </w:tc>
         <w:tc>
           <w:tcPr>
-            <w:tcW w:type="dxa" w:w="1072"/>
+            <w:tcW w:type="dxa" w:w="1130"/>
             <w:tcBorders>
               <w:top w:val="single" w:color="000000" w:sz="4"/>
               <w:left w:val="single" w:color="000000" w:sz="4"/>
@@ -2639,7 +2639,7 @@
         </w:tc>
         <w:tc>
           <w:tcPr>
-            <w:tcW w:type="dxa" w:w="1988"/>
+            <w:tcW w:type="dxa" w:w="2193"/>
             <w:tcBorders>
               <w:top w:val="single" w:color="000000" w:sz="4"/>
               <w:left w:val="single" w:color="000000" w:sz="4"/>
@@ -2707,7 +2707,7 @@
         </w:tc>
         <w:tc>
           <w:tcPr>
-            <w:tcW w:type="dxa" w:w="2707"/>
+            <w:tcW w:type="dxa" w:w="2575"/>
             <w:tcBorders>
               <w:top w:val="single" w:color="000000" w:sz="4"/>
               <w:left w:val="single" w:color="000000" w:sz="4"/>
@@ -2756,7 +2756,7 @@
         </w:tc>
         <w:tc>
           <w:tcPr>
-            <w:tcW w:type="dxa" w:w="2586"/>
+            <w:tcW w:type="dxa" w:w="2455"/>
             <w:tcBorders>
               <w:top w:val="single" w:color="000000" w:sz="4"/>
               <w:left w:val="single" w:color="000000" w:sz="4"/>
@@ -2793,7 +2793,7 @@
         </w:tc>
         <w:tc>
           <w:tcPr>
-            <w:tcW w:type="dxa" w:w="1072"/>
+            <w:tcW w:type="dxa" w:w="1130"/>
             <w:tcBorders>
               <w:top w:val="single" w:color="000000" w:sz="4"/>
               <w:left w:val="single" w:color="000000" w:sz="4"/>
@@ -2830,7 +2830,7 @@
         </w:tc>
         <w:tc>
           <w:tcPr>
-            <w:tcW w:type="dxa" w:w="1988"/>
+            <w:tcW w:type="dxa" w:w="2193"/>
             <w:tcBorders>
               <w:top w:val="single" w:color="000000" w:sz="4"/>
               <w:left w:val="single" w:color="000000" w:sz="4"/>
@@ -2898,7 +2898,7 @@
         </w:tc>
         <w:tc>
           <w:tcPr>
-            <w:tcW w:type="dxa" w:w="2707"/>
+            <w:tcW w:type="dxa" w:w="2575"/>
             <w:tcBorders>
               <w:top w:val="single" w:color="000000" w:sz="4"/>
               <w:left w:val="single" w:color="000000" w:sz="4"/>
@@ -2935,7 +2935,7 @@
         </w:tc>
         <w:tc>
           <w:tcPr>
-            <w:tcW w:type="dxa" w:w="2586"/>
+            <w:tcW w:type="dxa" w:w="2455"/>
             <w:tcBorders>
               <w:top w:val="single" w:color="000000" w:sz="4"/>
               <w:left w:val="single" w:color="000000" w:sz="4"/>
@@ -2972,7 +2972,7 @@
         </w:tc>
         <w:tc>
           <w:tcPr>
-            <w:tcW w:type="dxa" w:w="1072"/>
+            <w:tcW w:type="dxa" w:w="1130"/>
             <w:tcBorders>
               <w:top w:val="single" w:color="000000" w:sz="4"/>
               <w:left w:val="single" w:color="000000" w:sz="4"/>
@@ -3009,7 +3009,7 @@
         </w:tc>
         <w:tc>
           <w:tcPr>
-            <w:tcW w:type="dxa" w:w="1988"/>
+            <w:tcW w:type="dxa" w:w="2193"/>
             <w:tcBorders>
               <w:top w:val="single" w:color="000000" w:sz="4"/>
               <w:left w:val="single" w:color="000000" w:sz="4"/>
@@ -3102,7 +3102,7 @@
         </w:tc>
         <w:tc>
           <w:tcPr>
-            <w:tcW w:type="dxa" w:w="2707"/>
+            <w:tcW w:type="dxa" w:w="2575"/>
             <w:tcBorders>
               <w:top w:val="single" w:color="000000" w:sz="4"/>
               <w:left w:val="single" w:color="000000" w:sz="4"/>
@@ -3139,7 +3139,7 @@
         </w:tc>
         <w:tc>
           <w:tcPr>
-            <w:tcW w:type="dxa" w:w="2586"/>
+            <w:tcW w:type="dxa" w:w="2455"/>
             <w:tcBorders>
               <w:top w:val="single" w:color="000000" w:sz="4"/>
               <w:left w:val="single" w:color="000000" w:sz="4"/>
@@ -3176,7 +3176,7 @@
         </w:tc>
         <w:tc>
           <w:tcPr>
-            <w:tcW w:type="dxa" w:w="1072"/>
+            <w:tcW w:type="dxa" w:w="1130"/>
             <w:tcBorders>
               <w:top w:val="single" w:color="000000" w:sz="4"/>
               <w:left w:val="single" w:color="000000" w:sz="4"/>
@@ -3213,7 +3213,7 @@
         </w:tc>
         <w:tc>
           <w:tcPr>
-            <w:tcW w:type="dxa" w:w="1988"/>
+            <w:tcW w:type="dxa" w:w="2193"/>
             <w:tcBorders>
               <w:top w:val="single" w:color="000000" w:sz="4"/>
               <w:left w:val="single" w:color="000000" w:sz="4"/>
@@ -3281,7 +3281,7 @@
         </w:tc>
         <w:tc>
           <w:tcPr>
-            <w:tcW w:type="dxa" w:w="2707"/>
+            <w:tcW w:type="dxa" w:w="2575"/>
             <w:tcBorders>
               <w:top w:val="single" w:color="000000" w:sz="4"/>
               <w:left w:val="single" w:color="000000" w:sz="4"/>
@@ -3324,7 +3324,7 @@
                 <w:sz w:val="22"/>
                 <w:szCs w:val="22"/>
               </w:rPr>
-              <w:t xml:space="preserve">thời hạn lưu hình ảnh tối thiểu</w:t>
+              <w:t xml:space="preserve">quy định riêng về thời hạn lưu hình ảnh</w:t>
             </w:r>
             <w:r>
               <w:rPr>
@@ -3360,44 +3360,44 @@
                 <w:sz w:val="22"/>
                 <w:szCs w:val="22"/>
               </w:rPr>
-              <w:t xml:space="preserve"> không: doanh nghiệp chế xuất (12 tháng, kết nối hải quan); kho ngoại quan (12 tháng); CFS (06 tháng); ATM (100 ngày); casino (06 tháng); trạm thu phí (video làn, ảnh phương tiện 05 năm); xe kinh doanh vận tải. Nếu có: đã xác định nhóm camera thuộc phạm vi, cấu hình theo K4 dòng 1a, dung lượng lưu trữ đủ cho thời hạn đó; phương án kết nối (doanh nghiệp chế xuất: QĐ 247/QĐ-TCHQ) đã thống nhất với khách hàng</w:t>
-            </w:r>
-          </w:p>
-        </w:tc>
-        <w:tc>
-          <w:tcPr>
-            <w:tcW w:type="dxa" w:w="2586"/>
-            <w:tcBorders>
-              <w:top w:val="single" w:color="000000" w:sz="4"/>
-              <w:left w:val="single" w:color="000000" w:sz="4"/>
-              <w:bottom w:val="single" w:color="000000" w:sz="4"/>
-              <w:right w:val="single" w:color="000000" w:sz="4"/>
-            </w:tcBorders>
-            <w:tcMar>
-              <w:top w:type="dxa" w:w="30"/>
-              <w:left w:type="dxa" w:w="70"/>
-              <w:bottom w:type="dxa" w:w="30"/>
-              <w:right w:type="dxa" w:w="70"/>
-            </w:tcMar>
-            <w:vAlign w:val="center"/>
-          </w:tcPr>
-          <w:p>
-            <w:pPr>
-              <w:keepNext w:val="false"/>
-              <w:spacing w:after="0" w:before="0" w:line="240" w:lineRule="auto"/>
-              <w:jc w:val="left"/>
-            </w:pPr>
-            <w:r>
-              <w:rPr>
-                <w:rFonts w:ascii="Times New Roman" w:cs="Times New Roman" w:eastAsia="Times New Roman" w:hAnsi="Times New Roman"/>
-                <w:b w:val="false"/>
-                <w:bCs w:val="false"/>
-                <w:i w:val="false"/>
-                <w:iCs w:val="false"/>
-                <w:sz w:val="22"/>
-                <w:szCs w:val="22"/>
-              </w:rPr>
-              <w:t xml:space="preserve">Luật 91 Đ3.3, Đ32.4; văn bản ngành tại K4 </w:t>
+              <w:t xml:space="preserve"> với cơ quan quản lý không (ví dụ hải quan, ngân hàng, casino, trạm thu phí, vận tải). Nếu có: đã cấu hình dòng 1a của K4 theo văn bản chuyên ngành khách hàng cung cấp, đủ dung lượng lưu trữ, thống nhất cách kết nối</w:t>
+            </w:r>
+          </w:p>
+        </w:tc>
+        <w:tc>
+          <w:tcPr>
+            <w:tcW w:type="dxa" w:w="2455"/>
+            <w:tcBorders>
+              <w:top w:val="single" w:color="000000" w:sz="4"/>
+              <w:left w:val="single" w:color="000000" w:sz="4"/>
+              <w:bottom w:val="single" w:color="000000" w:sz="4"/>
+              <w:right w:val="single" w:color="000000" w:sz="4"/>
+            </w:tcBorders>
+            <w:tcMar>
+              <w:top w:type="dxa" w:w="30"/>
+              <w:left w:type="dxa" w:w="70"/>
+              <w:bottom w:type="dxa" w:w="30"/>
+              <w:right w:type="dxa" w:w="70"/>
+            </w:tcMar>
+            <w:vAlign w:val="center"/>
+          </w:tcPr>
+          <w:p>
+            <w:pPr>
+              <w:keepNext w:val="false"/>
+              <w:spacing w:after="0" w:before="0" w:line="240" w:lineRule="auto"/>
+              <w:jc w:val="left"/>
+            </w:pPr>
+            <w:r>
+              <w:rPr>
+                <w:rFonts w:ascii="Times New Roman" w:cs="Times New Roman" w:eastAsia="Times New Roman" w:hAnsi="Times New Roman"/>
+                <w:b w:val="false"/>
+                <w:bCs w:val="false"/>
+                <w:i w:val="false"/>
+                <w:iCs w:val="false"/>
+                <w:sz w:val="22"/>
+                <w:szCs w:val="22"/>
+              </w:rPr>
+              <w:t xml:space="preserve">Luật 91 Đ3.3, Đ32.4; văn bản chuyên ngành </w:t>
             </w:r>
             <w:r>
               <w:rPr>
@@ -3409,13 +3409,13 @@
                 <w:sz w:val="22"/>
                 <w:szCs w:val="22"/>
               </w:rPr>
-              <w:t xml:space="preserve">[CẦN ĐỐI CHIẾU — chưa có toàn văn trong sources/]</w:t>
-            </w:r>
-          </w:p>
-        </w:tc>
-        <w:tc>
-          <w:tcPr>
-            <w:tcW w:type="dxa" w:w="1072"/>
+              <w:t xml:space="preserve">[CẦN ĐỐI CHIẾU]</w:t>
+            </w:r>
+          </w:p>
+        </w:tc>
+        <w:tc>
+          <w:tcPr>
+            <w:tcW w:type="dxa" w:w="1130"/>
             <w:tcBorders>
               <w:top w:val="single" w:color="000000" w:sz="4"/>
               <w:left w:val="single" w:color="000000" w:sz="4"/>
@@ -3452,7 +3452,7 @@
         </w:tc>
         <w:tc>
           <w:tcPr>
-            <w:tcW w:type="dxa" w:w="1988"/>
+            <w:tcW w:type="dxa" w:w="2193"/>
             <w:tcBorders>
               <w:top w:val="single" w:color="000000" w:sz="4"/>
               <w:left w:val="single" w:color="000000" w:sz="4"/>

--- a/templates/09-ai-vision/k8-checklist-trien-khai-ban-giao.docx
+++ b/templates/09-ai-vision/k8-checklist-trien-khai-ban-giao.docx
@@ -8398,10 +8398,10 @@
       </w:tblPr>
       <w:tblGrid>
         <w:gridCol w:w="672"/>
-        <w:gridCol w:w="3086"/>
-        <w:gridCol w:w="2179"/>
-        <w:gridCol w:w="1320"/>
-        <w:gridCol w:w="1768"/>
+        <w:gridCol w:w="2765"/>
+        <w:gridCol w:w="2439"/>
+        <w:gridCol w:w="1239"/>
+        <w:gridCol w:w="1910"/>
       </w:tblGrid>
       <w:tr>
         <w:trPr>
@@ -8448,7 +8448,7 @@
         </w:tc>
         <w:tc>
           <w:tcPr>
-            <w:tcW w:type="dxa" w:w="3086"/>
+            <w:tcW w:type="dxa" w:w="2765"/>
             <w:tcBorders>
               <w:top w:val="single" w:color="000000" w:sz="4"/>
               <w:left w:val="single" w:color="000000" w:sz="4"/>
@@ -8486,7 +8486,7 @@
         </w:tc>
         <w:tc>
           <w:tcPr>
-            <w:tcW w:type="dxa" w:w="2179"/>
+            <w:tcW w:type="dxa" w:w="2439"/>
             <w:tcBorders>
               <w:top w:val="single" w:color="000000" w:sz="4"/>
               <w:left w:val="single" w:color="000000" w:sz="4"/>
@@ -8524,7 +8524,7 @@
         </w:tc>
         <w:tc>
           <w:tcPr>
-            <w:tcW w:type="dxa" w:w="1320"/>
+            <w:tcW w:type="dxa" w:w="1239"/>
             <w:tcBorders>
               <w:top w:val="single" w:color="000000" w:sz="4"/>
               <w:left w:val="single" w:color="000000" w:sz="4"/>
@@ -8562,7 +8562,7 @@
         </w:tc>
         <w:tc>
           <w:tcPr>
-            <w:tcW w:type="dxa" w:w="1768"/>
+            <w:tcW w:type="dxa" w:w="1910"/>
             <w:tcBorders>
               <w:top w:val="single" w:color="000000" w:sz="4"/>
               <w:left w:val="single" w:color="000000" w:sz="4"/>
@@ -8643,7 +8643,7 @@
         </w:tc>
         <w:tc>
           <w:tcPr>
-            <w:tcW w:type="dxa" w:w="3086"/>
+            <w:tcW w:type="dxa" w:w="2765"/>
             <w:tcBorders>
               <w:top w:val="single" w:color="000000" w:sz="4"/>
               <w:left w:val="single" w:color="000000" w:sz="4"/>
@@ -8716,7 +8716,7 @@
         </w:tc>
         <w:tc>
           <w:tcPr>
-            <w:tcW w:type="dxa" w:w="2179"/>
+            <w:tcW w:type="dxa" w:w="2439"/>
             <w:tcBorders>
               <w:top w:val="single" w:color="000000" w:sz="4"/>
               <w:left w:val="single" w:color="000000" w:sz="4"/>
@@ -8753,7 +8753,7 @@
         </w:tc>
         <w:tc>
           <w:tcPr>
-            <w:tcW w:type="dxa" w:w="1320"/>
+            <w:tcW w:type="dxa" w:w="1239"/>
             <w:tcBorders>
               <w:top w:val="single" w:color="000000" w:sz="4"/>
               <w:left w:val="single" w:color="000000" w:sz="4"/>
@@ -8790,7 +8790,7 @@
         </w:tc>
         <w:tc>
           <w:tcPr>
-            <w:tcW w:type="dxa" w:w="1768"/>
+            <w:tcW w:type="dxa" w:w="1910"/>
             <w:tcBorders>
               <w:top w:val="single" w:color="000000" w:sz="4"/>
               <w:left w:val="single" w:color="000000" w:sz="4"/>
@@ -8858,7 +8858,7 @@
         </w:tc>
         <w:tc>
           <w:tcPr>
-            <w:tcW w:type="dxa" w:w="3086"/>
+            <w:tcW w:type="dxa" w:w="2765"/>
             <w:tcBorders>
               <w:top w:val="single" w:color="000000" w:sz="4"/>
               <w:left w:val="single" w:color="000000" w:sz="4"/>
@@ -8895,7 +8895,7 @@
         </w:tc>
         <w:tc>
           <w:tcPr>
-            <w:tcW w:type="dxa" w:w="2179"/>
+            <w:tcW w:type="dxa" w:w="2439"/>
             <w:tcBorders>
               <w:top w:val="single" w:color="000000" w:sz="4"/>
               <w:left w:val="single" w:color="000000" w:sz="4"/>
@@ -8932,7 +8932,7 @@
         </w:tc>
         <w:tc>
           <w:tcPr>
-            <w:tcW w:type="dxa" w:w="1320"/>
+            <w:tcW w:type="dxa" w:w="1239"/>
             <w:tcBorders>
               <w:top w:val="single" w:color="000000" w:sz="4"/>
               <w:left w:val="single" w:color="000000" w:sz="4"/>
@@ -8969,7 +8969,7 @@
         </w:tc>
         <w:tc>
           <w:tcPr>
-            <w:tcW w:type="dxa" w:w="1768"/>
+            <w:tcW w:type="dxa" w:w="1910"/>
             <w:tcBorders>
               <w:top w:val="single" w:color="000000" w:sz="4"/>
               <w:left w:val="single" w:color="000000" w:sz="4"/>
@@ -9049,7 +9049,7 @@
         </w:tc>
         <w:tc>
           <w:tcPr>
-            <w:tcW w:type="dxa" w:w="3086"/>
+            <w:tcW w:type="dxa" w:w="2765"/>
             <w:tcBorders>
               <w:top w:val="single" w:color="000000" w:sz="4"/>
               <w:left w:val="single" w:color="000000" w:sz="4"/>
@@ -9086,7 +9086,7 @@
         </w:tc>
         <w:tc>
           <w:tcPr>
-            <w:tcW w:type="dxa" w:w="2179"/>
+            <w:tcW w:type="dxa" w:w="2439"/>
             <w:tcBorders>
               <w:top w:val="single" w:color="000000" w:sz="4"/>
               <w:left w:val="single" w:color="000000" w:sz="4"/>
@@ -9123,7 +9123,7 @@
         </w:tc>
         <w:tc>
           <w:tcPr>
-            <w:tcW w:type="dxa" w:w="1320"/>
+            <w:tcW w:type="dxa" w:w="1239"/>
             <w:tcBorders>
               <w:top w:val="single" w:color="000000" w:sz="4"/>
               <w:left w:val="single" w:color="000000" w:sz="4"/>
@@ -9160,7 +9160,7 @@
         </w:tc>
         <w:tc>
           <w:tcPr>
-            <w:tcW w:type="dxa" w:w="1768"/>
+            <w:tcW w:type="dxa" w:w="1910"/>
             <w:tcBorders>
               <w:top w:val="single" w:color="000000" w:sz="4"/>
               <w:left w:val="single" w:color="000000" w:sz="4"/>
@@ -9222,13 +9222,13 @@
                 <w:sz w:val="22"/>
                 <w:szCs w:val="22"/>
               </w:rPr>
-              <w:t xml:space="preserve">C4</w:t>
-            </w:r>
-          </w:p>
-        </w:tc>
-        <w:tc>
-          <w:tcPr>
-            <w:tcW w:type="dxa" w:w="3086"/>
+              <w:t xml:space="preserve">C3a</w:t>
+            </w:r>
+          </w:p>
+        </w:tc>
+        <w:tc>
+          <w:tcPr>
+            <w:tcW w:type="dxa" w:w="2765"/>
             <w:tcBorders>
               <w:top w:val="single" w:color="000000" w:sz="4"/>
               <w:left w:val="single" w:color="000000" w:sz="4"/>
@@ -9259,7 +9259,7 @@
                 <w:sz w:val="22"/>
                 <w:szCs w:val="22"/>
               </w:rPr>
-              <w:t xml:space="preserve">Đã xóa </w:t>
+              <w:t xml:space="preserve">Người lao động của </w:t>
             </w:r>
             <w:r>
               <w:rPr>
@@ -9271,25 +9271,37 @@
                 <w:sz w:val="22"/>
                 <w:szCs w:val="22"/>
               </w:rPr>
-              <w:t xml:space="preserve">dữ liệu thử nghiệm</w:t>
-            </w:r>
-            <w:r>
-              <w:rPr>
-                <w:rFonts w:ascii="Times New Roman" w:cs="Times New Roman" w:eastAsia="Times New Roman" w:hAnsi="Times New Roman"/>
-                <w:b w:val="false"/>
-                <w:bCs w:val="false"/>
-                <w:i w:val="false"/>
-                <w:iCs w:val="false"/>
-                <w:sz w:val="22"/>
-                <w:szCs w:val="22"/>
-              </w:rPr>
-              <w:t xml:space="preserve"> trên mọi thiết bị: khuôn mặt của kỹ thuật viên, ảnh mẫu, video, biển số thử</w:t>
-            </w:r>
-          </w:p>
-        </w:tc>
-        <w:tc>
-          <w:tcPr>
-            <w:tcW w:type="dxa" w:w="2179"/>
+              <w:t xml:space="preserve">đơn vị đối tác</w:t>
+            </w:r>
+            <w:r>
+              <w:rPr>
+                <w:rFonts w:ascii="Times New Roman" w:cs="Times New Roman" w:eastAsia="Times New Roman" w:hAnsi="Times New Roman"/>
+                <w:b w:val="false"/>
+                <w:bCs w:val="false"/>
+                <w:i w:val="false"/>
+                <w:iCs w:val="false"/>
+                <w:sz w:val="22"/>
+                <w:szCs w:val="22"/>
+              </w:rPr>
+              <w:t xml:space="preserve">: đã ký K11 với từng đơn vị đối tác trước khi nhận danh sách; phiếu Mẫu E nộp trực tiếp cho khách hàng; ảnh nhận từ đơn vị đối tác (nếu có) qua kênh mã hóa và tệp trung chuyển đã xóa; bảng tổng hợp có tên chỉ gồm người đã đồng ý </w:t>
+            </w:r>
+            <w:r>
+              <w:rPr>
+                <w:rFonts w:ascii="Times New Roman" w:cs="Times New Roman" w:eastAsia="Times New Roman" w:hAnsi="Times New Roman"/>
+                <w:b/>
+                <w:bCs/>
+                <w:i w:val="false"/>
+                <w:iCs w:val="false"/>
+                <w:sz w:val="22"/>
+                <w:szCs w:val="22"/>
+              </w:rPr>
+              <w:t xml:space="preserve">(chặn)</w:t>
+            </w:r>
+          </w:p>
+        </w:tc>
+        <w:tc>
+          <w:tcPr>
+            <w:tcW w:type="dxa" w:w="2439"/>
             <w:tcBorders>
               <w:top w:val="single" w:color="000000" w:sz="4"/>
               <w:left w:val="single" w:color="000000" w:sz="4"/>
@@ -9320,13 +9332,13 @@
                 <w:sz w:val="22"/>
                 <w:szCs w:val="22"/>
               </w:rPr>
-              <w:t xml:space="preserve">Luật 91 Đ14.1.b; NĐ 330 Đ39.1.c</w:t>
-            </w:r>
-          </w:p>
-        </w:tc>
-        <w:tc>
-          <w:tcPr>
-            <w:tcW w:type="dxa" w:w="1320"/>
+              <w:t xml:space="preserve">Luật 91 Đ17.1; NĐ 356 Đ7.1–7.2; NĐ 330 Đ52.1.a, Đ52.3</w:t>
+            </w:r>
+          </w:p>
+        </w:tc>
+        <w:tc>
+          <w:tcPr>
+            <w:tcW w:type="dxa" w:w="1239"/>
             <w:tcBorders>
               <w:top w:val="single" w:color="000000" w:sz="4"/>
               <w:left w:val="single" w:color="000000" w:sz="4"/>
@@ -9363,7 +9375,7 @@
         </w:tc>
         <w:tc>
           <w:tcPr>
-            <w:tcW w:type="dxa" w:w="1768"/>
+            <w:tcW w:type="dxa" w:w="1910"/>
             <w:tcBorders>
               <w:top w:val="single" w:color="000000" w:sz="4"/>
               <w:left w:val="single" w:color="000000" w:sz="4"/>
@@ -9384,6 +9396,18 @@
               <w:spacing w:after="0" w:before="0" w:line="240" w:lineRule="auto"/>
               <w:jc w:val="left"/>
             </w:pPr>
+            <w:r>
+              <w:rPr>
+                <w:rFonts w:ascii="Times New Roman" w:cs="Times New Roman" w:eastAsia="Times New Roman" w:hAnsi="Times New Roman"/>
+                <w:b w:val="false"/>
+                <w:bCs w:val="false"/>
+                <w:i w:val="false"/>
+                <w:iCs w:val="false"/>
+                <w:sz w:val="22"/>
+                <w:szCs w:val="22"/>
+              </w:rPr>
+              <w:t xml:space="preserve">Số đơn vị đối tác: ...... / Đã ký K11: ......</w:t>
+            </w:r>
           </w:p>
         </w:tc>
       </w:tr>
@@ -9425,13 +9449,13 @@
                 <w:sz w:val="22"/>
                 <w:szCs w:val="22"/>
               </w:rPr>
-              <w:t xml:space="preserve">C5</w:t>
-            </w:r>
-          </w:p>
-        </w:tc>
-        <w:tc>
-          <w:tcPr>
-            <w:tcW w:type="dxa" w:w="3086"/>
+              <w:t xml:space="preserve">C4</w:t>
+            </w:r>
+          </w:p>
+        </w:tc>
+        <w:tc>
+          <w:tcPr>
+            <w:tcW w:type="dxa" w:w="2765"/>
             <w:tcBorders>
               <w:top w:val="single" w:color="000000" w:sz="4"/>
               <w:left w:val="single" w:color="000000" w:sz="4"/>
@@ -9462,13 +9486,37 @@
                 <w:sz w:val="22"/>
                 <w:szCs w:val="22"/>
               </w:rPr>
-              <w:t xml:space="preserve">Kỹ thuật viên, đại lý không giữ bản sao dữ liệu (máy tính, USB, điện thoại, ổ đĩa cá nhân); ký cam kết bảo mật (C4)</w:t>
-            </w:r>
-          </w:p>
-        </w:tc>
-        <w:tc>
-          <w:tcPr>
-            <w:tcW w:type="dxa" w:w="2179"/>
+              <w:t xml:space="preserve">Đã xóa </w:t>
+            </w:r>
+            <w:r>
+              <w:rPr>
+                <w:rFonts w:ascii="Times New Roman" w:cs="Times New Roman" w:eastAsia="Times New Roman" w:hAnsi="Times New Roman"/>
+                <w:b/>
+                <w:bCs/>
+                <w:i w:val="false"/>
+                <w:iCs w:val="false"/>
+                <w:sz w:val="22"/>
+                <w:szCs w:val="22"/>
+              </w:rPr>
+              <w:t xml:space="preserve">dữ liệu thử nghiệm</w:t>
+            </w:r>
+            <w:r>
+              <w:rPr>
+                <w:rFonts w:ascii="Times New Roman" w:cs="Times New Roman" w:eastAsia="Times New Roman" w:hAnsi="Times New Roman"/>
+                <w:b w:val="false"/>
+                <w:bCs w:val="false"/>
+                <w:i w:val="false"/>
+                <w:iCs w:val="false"/>
+                <w:sz w:val="22"/>
+                <w:szCs w:val="22"/>
+              </w:rPr>
+              <w:t xml:space="preserve"> trên mọi thiết bị: khuôn mặt của kỹ thuật viên, ảnh mẫu, video, biển số thử</w:t>
+            </w:r>
+          </w:p>
+        </w:tc>
+        <w:tc>
+          <w:tcPr>
+            <w:tcW w:type="dxa" w:w="2439"/>
             <w:tcBorders>
               <w:top w:val="single" w:color="000000" w:sz="4"/>
               <w:left w:val="single" w:color="000000" w:sz="4"/>
@@ -9499,13 +9547,13 @@
                 <w:sz w:val="22"/>
                 <w:szCs w:val="22"/>
               </w:rPr>
-              <w:t xml:space="preserve">Luật 91 Đ37.2.b–c</w:t>
-            </w:r>
-          </w:p>
-        </w:tc>
-        <w:tc>
-          <w:tcPr>
-            <w:tcW w:type="dxa" w:w="1320"/>
+              <w:t xml:space="preserve">Luật 91 Đ14.1.b; NĐ 330 Đ39.1.c</w:t>
+            </w:r>
+          </w:p>
+        </w:tc>
+        <w:tc>
+          <w:tcPr>
+            <w:tcW w:type="dxa" w:w="1239"/>
             <w:tcBorders>
               <w:top w:val="single" w:color="000000" w:sz="4"/>
               <w:left w:val="single" w:color="000000" w:sz="4"/>
@@ -9542,7 +9590,7 @@
         </w:tc>
         <w:tc>
           <w:tcPr>
-            <w:tcW w:type="dxa" w:w="1768"/>
+            <w:tcW w:type="dxa" w:w="1910"/>
             <w:tcBorders>
               <w:top w:val="single" w:color="000000" w:sz="4"/>
               <w:left w:val="single" w:color="000000" w:sz="4"/>
@@ -9590,6 +9638,185 @@
           </w:tcPr>
           <w:p>
             <w:pPr>
+              <w:keepNext/>
+              <w:spacing w:after="0" w:before="0" w:line="240" w:lineRule="auto"/>
+              <w:jc w:val="left"/>
+            </w:pPr>
+            <w:r>
+              <w:rPr>
+                <w:rFonts w:ascii="Times New Roman" w:cs="Times New Roman" w:eastAsia="Times New Roman" w:hAnsi="Times New Roman"/>
+                <w:b w:val="false"/>
+                <w:bCs w:val="false"/>
+                <w:i w:val="false"/>
+                <w:iCs w:val="false"/>
+                <w:sz w:val="22"/>
+                <w:szCs w:val="22"/>
+              </w:rPr>
+              <w:t xml:space="preserve">C5</w:t>
+            </w:r>
+          </w:p>
+        </w:tc>
+        <w:tc>
+          <w:tcPr>
+            <w:tcW w:type="dxa" w:w="2765"/>
+            <w:tcBorders>
+              <w:top w:val="single" w:color="000000" w:sz="4"/>
+              <w:left w:val="single" w:color="000000" w:sz="4"/>
+              <w:bottom w:val="single" w:color="000000" w:sz="4"/>
+              <w:right w:val="single" w:color="000000" w:sz="4"/>
+            </w:tcBorders>
+            <w:tcMar>
+              <w:top w:type="dxa" w:w="30"/>
+              <w:left w:type="dxa" w:w="70"/>
+              <w:bottom w:type="dxa" w:w="30"/>
+              <w:right w:type="dxa" w:w="70"/>
+            </w:tcMar>
+            <w:vAlign w:val="center"/>
+          </w:tcPr>
+          <w:p>
+            <w:pPr>
+              <w:keepNext/>
+              <w:spacing w:after="0" w:before="0" w:line="240" w:lineRule="auto"/>
+              <w:jc w:val="left"/>
+            </w:pPr>
+            <w:r>
+              <w:rPr>
+                <w:rFonts w:ascii="Times New Roman" w:cs="Times New Roman" w:eastAsia="Times New Roman" w:hAnsi="Times New Roman"/>
+                <w:b w:val="false"/>
+                <w:bCs w:val="false"/>
+                <w:i w:val="false"/>
+                <w:iCs w:val="false"/>
+                <w:sz w:val="22"/>
+                <w:szCs w:val="22"/>
+              </w:rPr>
+              <w:t xml:space="preserve">Kỹ thuật viên, đại lý không giữ bản sao dữ liệu (máy tính, USB, điện thoại, ổ đĩa cá nhân); ký cam kết bảo mật (C4)</w:t>
+            </w:r>
+          </w:p>
+        </w:tc>
+        <w:tc>
+          <w:tcPr>
+            <w:tcW w:type="dxa" w:w="2439"/>
+            <w:tcBorders>
+              <w:top w:val="single" w:color="000000" w:sz="4"/>
+              <w:left w:val="single" w:color="000000" w:sz="4"/>
+              <w:bottom w:val="single" w:color="000000" w:sz="4"/>
+              <w:right w:val="single" w:color="000000" w:sz="4"/>
+            </w:tcBorders>
+            <w:tcMar>
+              <w:top w:type="dxa" w:w="30"/>
+              <w:left w:type="dxa" w:w="70"/>
+              <w:bottom w:type="dxa" w:w="30"/>
+              <w:right w:type="dxa" w:w="70"/>
+            </w:tcMar>
+            <w:vAlign w:val="center"/>
+          </w:tcPr>
+          <w:p>
+            <w:pPr>
+              <w:keepNext/>
+              <w:spacing w:after="0" w:before="0" w:line="240" w:lineRule="auto"/>
+              <w:jc w:val="left"/>
+            </w:pPr>
+            <w:r>
+              <w:rPr>
+                <w:rFonts w:ascii="Times New Roman" w:cs="Times New Roman" w:eastAsia="Times New Roman" w:hAnsi="Times New Roman"/>
+                <w:b w:val="false"/>
+                <w:bCs w:val="false"/>
+                <w:i w:val="false"/>
+                <w:iCs w:val="false"/>
+                <w:sz w:val="22"/>
+                <w:szCs w:val="22"/>
+              </w:rPr>
+              <w:t xml:space="preserve">Luật 91 Đ37.2.b–c</w:t>
+            </w:r>
+          </w:p>
+        </w:tc>
+        <w:tc>
+          <w:tcPr>
+            <w:tcW w:type="dxa" w:w="1239"/>
+            <w:tcBorders>
+              <w:top w:val="single" w:color="000000" w:sz="4"/>
+              <w:left w:val="single" w:color="000000" w:sz="4"/>
+              <w:bottom w:val="single" w:color="000000" w:sz="4"/>
+              <w:right w:val="single" w:color="000000" w:sz="4"/>
+            </w:tcBorders>
+            <w:tcMar>
+              <w:top w:type="dxa" w:w="30"/>
+              <w:left w:type="dxa" w:w="70"/>
+              <w:bottom w:type="dxa" w:w="30"/>
+              <w:right w:type="dxa" w:w="70"/>
+            </w:tcMar>
+            <w:vAlign w:val="center"/>
+          </w:tcPr>
+          <w:p>
+            <w:pPr>
+              <w:keepNext/>
+              <w:spacing w:after="0" w:before="0" w:line="240" w:lineRule="auto"/>
+              <w:jc w:val="left"/>
+            </w:pPr>
+            <w:r>
+              <w:rPr>
+                <w:rFonts w:ascii="Times New Roman" w:cs="Times New Roman" w:eastAsia="Times New Roman" w:hAnsi="Times New Roman"/>
+                <w:b w:val="false"/>
+                <w:bCs w:val="false"/>
+                <w:i w:val="false"/>
+                <w:iCs w:val="false"/>
+                <w:sz w:val="22"/>
+                <w:szCs w:val="22"/>
+              </w:rPr>
+              <w:t xml:space="preserve">☐ Đạt ☐ Không ☐ N/A</w:t>
+            </w:r>
+          </w:p>
+        </w:tc>
+        <w:tc>
+          <w:tcPr>
+            <w:tcW w:type="dxa" w:w="1910"/>
+            <w:tcBorders>
+              <w:top w:val="single" w:color="000000" w:sz="4"/>
+              <w:left w:val="single" w:color="000000" w:sz="4"/>
+              <w:bottom w:val="single" w:color="000000" w:sz="4"/>
+              <w:right w:val="single" w:color="000000" w:sz="4"/>
+            </w:tcBorders>
+            <w:tcMar>
+              <w:top w:type="dxa" w:w="30"/>
+              <w:left w:type="dxa" w:w="70"/>
+              <w:bottom w:type="dxa" w:w="30"/>
+              <w:right w:type="dxa" w:w="70"/>
+            </w:tcMar>
+            <w:vAlign w:val="center"/>
+          </w:tcPr>
+          <w:p>
+            <w:pPr>
+              <w:keepNext/>
+              <w:spacing w:after="0" w:before="0" w:line="240" w:lineRule="auto"/>
+              <w:jc w:val="left"/>
+            </w:pPr>
+          </w:p>
+        </w:tc>
+      </w:tr>
+      <w:tr>
+        <w:trPr>
+          <w:cantSplit/>
+          <w:tblHeader w:val="false"/>
+        </w:trPr>
+        <w:tc>
+          <w:tcPr>
+            <w:tcW w:type="dxa" w:w="672"/>
+            <w:tcBorders>
+              <w:top w:val="single" w:color="000000" w:sz="4"/>
+              <w:left w:val="single" w:color="000000" w:sz="4"/>
+              <w:bottom w:val="single" w:color="000000" w:sz="4"/>
+              <w:right w:val="single" w:color="000000" w:sz="4"/>
+            </w:tcBorders>
+            <w:tcMar>
+              <w:top w:type="dxa" w:w="30"/>
+              <w:left w:type="dxa" w:w="70"/>
+              <w:bottom w:type="dxa" w:w="30"/>
+              <w:right w:type="dxa" w:w="70"/>
+            </w:tcMar>
+            <w:vAlign w:val="center"/>
+          </w:tcPr>
+          <w:p>
+            <w:pPr>
               <w:keepNext w:val="false"/>
               <w:spacing w:after="0" w:before="0" w:line="240" w:lineRule="auto"/>
               <w:jc w:val="left"/>
@@ -9610,7 +9837,7 @@
         </w:tc>
         <w:tc>
           <w:tcPr>
-            <w:tcW w:type="dxa" w:w="3086"/>
+            <w:tcW w:type="dxa" w:w="2765"/>
             <w:tcBorders>
               <w:top w:val="single" w:color="000000" w:sz="4"/>
               <w:left w:val="single" w:color="000000" w:sz="4"/>
@@ -9647,7 +9874,7 @@
         </w:tc>
         <w:tc>
           <w:tcPr>
-            <w:tcW w:type="dxa" w:w="2179"/>
+            <w:tcW w:type="dxa" w:w="2439"/>
             <w:tcBorders>
               <w:top w:val="single" w:color="000000" w:sz="4"/>
               <w:left w:val="single" w:color="000000" w:sz="4"/>
@@ -9684,7 +9911,7 @@
         </w:tc>
         <w:tc>
           <w:tcPr>
-            <w:tcW w:type="dxa" w:w="1320"/>
+            <w:tcW w:type="dxa" w:w="1239"/>
             <w:tcBorders>
               <w:top w:val="single" w:color="000000" w:sz="4"/>
               <w:left w:val="single" w:color="000000" w:sz="4"/>
@@ -9721,7 +9948,7 @@
         </w:tc>
         <w:tc>
           <w:tcPr>
-            <w:tcW w:type="dxa" w:w="1768"/>
+            <w:tcW w:type="dxa" w:w="1910"/>
             <w:tcBorders>
               <w:top w:val="single" w:color="000000" w:sz="4"/>
               <w:left w:val="single" w:color="000000" w:sz="4"/>
@@ -10242,7 +10469,7 @@
                 <w:sz w:val="22"/>
                 <w:szCs w:val="22"/>
               </w:rPr>
-              <w:t xml:space="preserve">Bàn giao bộ công cụ K1–K10 và hướng dẫn điền; giải thích phần khách hàng phải tự ban hành</w:t>
+              <w:t xml:space="preserve">Bàn giao bộ công cụ K1–K11 và hướng dẫn điền; giải thích phần khách hàng phải tự ban hành</w:t>
             </w:r>
           </w:p>
         </w:tc>

--- a/templates/09-ai-vision/k8-checklist-trien-khai-ban-giao.docx
+++ b/templates/09-ai-vision/k8-checklist-trien-khai-ban-giao.docx
@@ -6126,7 +6126,7 @@
                 <w:sz w:val="22"/>
                 <w:szCs w:val="22"/>
               </w:rPr>
-              <w:t xml:space="preserve"> lượt; ghi kết quả vào biên bản</w:t>
+              <w:t xml:space="preserve"> lượt; ghi kết quả vào biên bản đo thử (K13)</w:t>
             </w:r>
           </w:p>
         </w:tc>
@@ -10469,7 +10469,7 @@
                 <w:sz w:val="22"/>
                 <w:szCs w:val="22"/>
               </w:rPr>
-              <w:t xml:space="preserve">Bàn giao bộ công cụ K1–K11 và hướng dẫn điền; giải thích phần khách hàng phải tự ban hành</w:t>
+              <w:t xml:space="preserve">Bàn giao bộ công cụ K1–K13 và hướng dẫn điền; giải thích phần khách hàng phải tự ban hành</w:t>
             </w:r>
           </w:p>
         </w:tc>
